--- a/paper/springer/accuracy_illusion_springer.docx
+++ b/paper/springer/accuracy_illusion_springer.docx
@@ -1329,13 +1329,61 @@
         <w:t xml:space="preserve"> </w:t>
       </w:r>
       <w:r>
-        <w:t xml:space="preserve">event</w:t>
-      </w:r>
-      <w:r>
-        <w:t xml:space="preserve"> </w:t>
-      </w:r>
-      <w:r>
-        <w:t xml:space="preserve">or</w:t>
+        <w:t xml:space="preserve">event.</w:t>
+      </w:r>
+      <w:r>
+        <w:t xml:space="preserve"> </w:t>
+      </w:r>
+      <w:r>
+        <w:t xml:space="preserve">Break-even</w:t>
+      </w:r>
+      <w:r>
+        <w:t xml:space="preserve"> </w:t>
+      </w:r>
+      <w:r>
+        <w:t xml:space="preserve">accuracy</w:t>
+      </w:r>
+      <w:r>
+        <w:t xml:space="preserve"> </w:t>
+      </w:r>
+      <w:r>
+        <w:t xml:space="preserve">derived</w:t>
+      </w:r>
+      <w:r>
+        <w:t xml:space="preserve"> </w:t>
+      </w:r>
+      <w:r>
+        <w:t xml:space="preserve">from</w:t>
+      </w:r>
+      <w:r>
+        <w:t xml:space="preserve"> </w:t>
+      </w:r>
+      <w:r>
+        <w:t xml:space="preserve">measured</w:t>
+      </w:r>
+      <w:r>
+        <w:t xml:space="preserve"> </w:t>
+      </w:r>
+      <w:r>
+        <w:t xml:space="preserve">move</w:t>
+      </w:r>
+      <w:r>
+        <w:t xml:space="preserve"> </w:t>
+      </w:r>
+      <w:r>
+        <w:t xml:space="preserve">distributions</w:t>
+      </w:r>
+      <w:r>
+        <w:t xml:space="preserve"> </w:t>
+      </w:r>
+      <w:r>
+        <w:t xml:space="preserve">is</w:t>
+      </w:r>
+      <w:r>
+        <w:t xml:space="preserve"> </w:t>
+      </w:r>
+      <w:r>
+        <w:t xml:space="preserve">71.5%</w:t>
       </w:r>
       <w:r>
         <w:t xml:space="preserve"> </w:t>
@@ -1347,186 +1395,6 @@
         <w:t xml:space="preserve"> </w:t>
       </w:r>
       <w:r>
-        <w:t xml:space="preserve">an</w:t>
-      </w:r>
-      <w:r>
-        <w:t xml:space="preserve"> </w:t>
-      </w:r>
-      <w:r>
-        <w:t xml:space="preserve">effective</w:t>
-      </w:r>
-      <w:r>
-        <w:t xml:space="preserve"> </w:t>
-      </w:r>
-      <w:r>
-        <w:t xml:space="preserve">sample</w:t>
-      </w:r>
-      <w:r>
-        <w:t xml:space="preserve"> </w:t>
-      </w:r>
-      <w:r>
-        <w:t xml:space="preserve">size.</w:t>
-      </w:r>
-      <w:r>
-        <w:t xml:space="preserve"> </w:t>
-      </w:r>
-      <w:r>
-        <w:t xml:space="preserve">A</w:t>
-      </w:r>
-      <w:r>
-        <w:t xml:space="preserve"> </w:t>
-      </w:r>
-      <w:r>
-        <w:t xml:space="preserve">premium-selling</w:t>
-      </w:r>
-      <w:r>
-        <w:t xml:space="preserve"> </w:t>
-      </w:r>
-      <w:r>
-        <w:t xml:space="preserve">strategy</w:t>
-      </w:r>
-      <w:r>
-        <w:t xml:space="preserve"> </w:t>
-      </w:r>
-      <w:r>
-        <w:t xml:space="preserve">we</w:t>
-      </w:r>
-      <w:r>
-        <w:t xml:space="preserve"> </w:t>
-      </w:r>
-      <w:r>
-        <w:t xml:space="preserve">had</w:t>
-      </w:r>
-      <w:r>
-        <w:t xml:space="preserve"> </w:t>
-      </w:r>
-      <w:r>
-        <w:t xml:space="preserve">published</w:t>
-      </w:r>
-      <w:r>
-        <w:t xml:space="preserve"> </w:t>
-      </w:r>
-      <w:r>
-        <w:t xml:space="preserve">as</w:t>
-      </w:r>
-      <w:r>
-        <w:t xml:space="preserve"> </w:t>
-      </w:r>
-      <w:r>
-        <w:t xml:space="preserve">this</w:t>
-      </w:r>
-      <w:r>
-        <w:t xml:space="preserve"> </w:t>
-      </w:r>
-      <w:r>
-        <w:t xml:space="preserve">project’s</w:t>
-      </w:r>
-      <w:r>
-        <w:t xml:space="preserve"> </w:t>
-      </w:r>
-      <w:r>
-        <w:t xml:space="preserve">one</w:t>
-      </w:r>
-      <w:r>
-        <w:t xml:space="preserve"> </w:t>
-      </w:r>
-      <w:r>
-        <w:t xml:space="preserve">measurable</w:t>
-      </w:r>
-      <w:r>
-        <w:t xml:space="preserve"> </w:t>
-      </w:r>
-      <w:r>
-        <w:t xml:space="preserve">edge</w:t>
-      </w:r>
-      <w:r>
-        <w:t xml:space="preserve"> </w:t>
-      </w:r>
-      <w:r>
-        <w:t xml:space="preserve">fails</w:t>
-      </w:r>
-      <w:r>
-        <w:t xml:space="preserve"> </w:t>
-      </w:r>
-      <w:r>
-        <w:t xml:space="preserve">the</w:t>
-      </w:r>
-      <w:r>
-        <w:t xml:space="preserve"> </w:t>
-      </w:r>
-      <w:r>
-        <w:t xml:space="preserve">same</w:t>
-      </w:r>
-      <w:r>
-        <w:t xml:space="preserve"> </w:t>
-      </w:r>
-      <w:r>
-        <w:t xml:space="preserve">correction.</w:t>
-      </w:r>
-      <w:r>
-        <w:t xml:space="preserve"> </w:t>
-      </w:r>
-      <w:r>
-        <w:t xml:space="preserve">Break-even</w:t>
-      </w:r>
-      <w:r>
-        <w:t xml:space="preserve"> </w:t>
-      </w:r>
-      <w:r>
-        <w:t xml:space="preserve">accuracy</w:t>
-      </w:r>
-      <w:r>
-        <w:t xml:space="preserve"> </w:t>
-      </w:r>
-      <w:r>
-        <w:t xml:space="preserve">derived</w:t>
-      </w:r>
-      <w:r>
-        <w:t xml:space="preserve"> </w:t>
-      </w:r>
-      <w:r>
-        <w:t xml:space="preserve">from</w:t>
-      </w:r>
-      <w:r>
-        <w:t xml:space="preserve"> </w:t>
-      </w:r>
-      <w:r>
-        <w:t xml:space="preserve">measured</w:t>
-      </w:r>
-      <w:r>
-        <w:t xml:space="preserve"> </w:t>
-      </w:r>
-      <w:r>
-        <w:t xml:space="preserve">move</w:t>
-      </w:r>
-      <w:r>
-        <w:t xml:space="preserve"> </w:t>
-      </w:r>
-      <w:r>
-        <w:t xml:space="preserve">distributions</w:t>
-      </w:r>
-      <w:r>
-        <w:t xml:space="preserve"> </w:t>
-      </w:r>
-      <w:r>
-        <w:t xml:space="preserve">is</w:t>
-      </w:r>
-      <w:r>
-        <w:t xml:space="preserve"> </w:t>
-      </w:r>
-      <w:r>
-        <w:t xml:space="preserve">71.5%</w:t>
-      </w:r>
-      <w:r>
-        <w:t xml:space="preserve"> </w:t>
-      </w:r>
-      <w:r>
-        <w:t xml:space="preserve">at</w:t>
-      </w:r>
-      <w:r>
-        <w:t xml:space="preserve"> </w:t>
-      </w:r>
-      <w:r>
         <w:t xml:space="preserve">thirty</w:t>
       </w:r>
       <w:r>
@@ -1563,31 +1431,7 @@
         <w:t xml:space="preserve"> </w:t>
       </w:r>
       <w:r>
-        <w:t xml:space="preserve">51.1%</w:t>
-      </w:r>
-      <w:r>
-        <w:t xml:space="preserve"> </w:t>
-      </w:r>
-      <w:r>
-        <w:t xml:space="preserve">on</w:t>
-      </w:r>
-      <w:r>
-        <w:t xml:space="preserve"> </w:t>
-      </w:r>
-      <w:r>
-        <w:t xml:space="preserve">the</w:t>
-      </w:r>
-      <w:r>
-        <w:t xml:space="preserve"> </w:t>
-      </w:r>
-      <w:r>
-        <w:t xml:space="preserve">same</w:t>
-      </w:r>
-      <w:r>
-        <w:t xml:space="preserve"> </w:t>
-      </w:r>
-      <w:r>
-        <w:t xml:space="preserve">index,</w:t>
+        <w:t xml:space="preserve">51.1%,</w:t>
       </w:r>
       <w:r>
         <w:t xml:space="preserve"> </w:t>
@@ -1843,7 +1687,7 @@
         <w:t xml:space="preserve"> </w:t>
       </w:r>
       <w:r>
-        <w:t xml:space="preserve">re-audited, because the portion of the log holding it was lost before this</w:t>
+        <w:t xml:space="preserve">re-audited, the portion of the log holding it having been lost before this</w:t>
       </w:r>
       <w:r>
         <w:t xml:space="preserve"> </w:t>
@@ -1857,25 +1701,7 @@
         <w:pStyle w:val="BodyText"/>
       </w:pPr>
       <w:r>
-        <w:t xml:space="preserve">The econometrics of overlapping observations is not new</w:t>
-      </w:r>
-      <w:r>
-        <w:t xml:space="preserve"> </w:t>
-      </w:r>
-      <w:r>
-        <w:t xml:space="preserve">[4, 5], and Boudoukh et al. [6] show</w:t>
-      </w:r>
-      <w:r>
-        <w:t xml:space="preserve"> </w:t>
-      </w:r>
-      <w:r>
-        <w:t xml:space="preserve">that overlap manufactures apparent long-horizon predictability which vanishes</w:t>
-      </w:r>
-      <w:r>
-        <w:t xml:space="preserve"> </w:t>
-      </w:r>
-      <w:r>
-        <w:t xml:space="preserve">under correct inference. What that literature does not document is the magnitude</w:t>
+        <w:t xml:space="preserve">What the overlapping-observations literature does not document is the magnitude</w:t>
       </w:r>
       <w:r>
         <w:t xml:space="preserve"> </w:t>
@@ -2069,7 +1895,7 @@
     </w:p>
     <w:bookmarkEnd w:id="21"/>
     <w:bookmarkEnd w:id="22"/>
-    <w:bookmarkStart w:id="24" w:name="related-work"/>
+    <w:bookmarkStart w:id="23" w:name="related-work"/>
     <w:p>
       <w:pPr>
         <w:pStyle w:val="Heading1"/>
@@ -2092,49 +1918,61 @@
         <w:pStyle w:val="FirstParagraph"/>
       </w:pPr>
       <w:r>
-        <w:t xml:space="preserve">Hansen and Hodrick [4] and Richardson and Smith</w:t>
-      </w:r>
-      <w:r>
-        <w:t xml:space="preserve"> </w:t>
-      </w:r>
-      <w:r>
-        <w:t xml:space="preserve">[5] characterise inference under overlapping returns; Newey and</w:t>
-      </w:r>
-      <w:r>
-        <w:t xml:space="preserve"> </w:t>
-      </w:r>
-      <w:r>
-        <w:t xml:space="preserve">West [7] give the standard heteroskedasticity- and</w:t>
-      </w:r>
-      <w:r>
-        <w:t xml:space="preserve"> </w:t>
-      </w:r>
-      <w:r>
-        <w:t xml:space="preserve">autocorrelation-consistent correction. That work concerns regression</w:t>
-      </w:r>
-      <w:r>
-        <w:t xml:space="preserve"> </w:t>
-      </w:r>
-      <w:r>
-        <w:t xml:space="preserve">coefficients. We apply the same logic to what practitioners publish, the session</w:t>
-      </w:r>
-      <w:r>
-        <w:t xml:space="preserve"> </w:t>
-      </w:r>
-      <w:r>
-        <w:t xml:space="preserve">hit-rate, and reach the classical design effect [8, 9] with</w:t>
-      </w:r>
-      <w:r>
-        <w:t xml:space="preserve"> </w:t>
-      </w:r>
-      <w:r>
-        <w:t xml:space="preserve">clusters given by runs of identical calls. The contribution is its application to</w:t>
-      </w:r>
-      <w:r>
-        <w:t xml:space="preserve"> </w:t>
-      </w:r>
-      <w:r>
-        <w:t xml:space="preserve">forecast streams, not the statistic.</w:t>
+        <w:t xml:space="preserve">Hansen and Hodrick [4] characterise inference under overlapping</w:t>
+      </w:r>
+      <w:r>
+        <w:t xml:space="preserve"> </w:t>
+      </w:r>
+      <w:r>
+        <w:t xml:space="preserve">returns and Newey and West [5] give the standard correction, but</w:t>
+      </w:r>
+      <w:r>
+        <w:t xml:space="preserve"> </w:t>
+      </w:r>
+      <w:r>
+        <w:t xml:space="preserve">that work concerns</w:t>
+      </w:r>
+      <w:r>
+        <w:t xml:space="preserve"> </w:t>
+      </w:r>
+      <w:r>
+        <w:t xml:space="preserve">regression coefficients. We apply the same logic to what practitioners publish,</w:t>
+      </w:r>
+      <w:r>
+        <w:t xml:space="preserve"> </w:t>
+      </w:r>
+      <w:r>
+        <w:t xml:space="preserve">the session hit-rate, and reach the classical design effect</w:t>
+      </w:r>
+      <w:r>
+        <w:t xml:space="preserve"> </w:t>
+      </w:r>
+      <w:r>
+        <w:t xml:space="preserve">[6] with clusters given by runs of identical calls. The</w:t>
+      </w:r>
+      <w:r>
+        <w:t xml:space="preserve"> </w:t>
+      </w:r>
+      <w:r>
+        <w:t xml:space="preserve">contribution is the application to forecast streams, not the statistic.</w:t>
+      </w:r>
+      <w:r>
+        <w:t xml:space="preserve"> </w:t>
+      </w:r>
+      <w:r>
+        <w:t xml:space="preserve">Boudoukh et al. [7] are the closest antecedent: they show</w:t>
+      </w:r>
+      <w:r>
+        <w:t xml:space="preserve"> </w:t>
+      </w:r>
+      <w:r>
+        <w:t xml:space="preserve">overlap manufacturing apparent long-horizon predictability that vanishes under</w:t>
+      </w:r>
+      <w:r>
+        <w:t xml:space="preserve"> </w:t>
+      </w:r>
+      <w:r>
+        <w:t xml:space="preserve">correct inference.</w:t>
       </w:r>
     </w:p>
     <w:p>
@@ -2142,7 +1980,7 @@
         <w:pStyle w:val="BodyText"/>
       </w:pPr>
       <w:r>
-        <w:t xml:space="preserve">On multiplicity, Harvey et al. [10] argue the conventional</w:t>
+        <w:t xml:space="preserve">On multiplicity, Harvey et al. [8] argue the conventional</w:t>
       </w:r>
       <w:r>
         <w:t xml:space="preserve"> </w:t>
@@ -2171,13 +2009,13 @@
         <w:t xml:space="preserve"> </w:t>
       </w:r>
       <w:r>
-        <w:t xml:space="preserve">statistics address the same concern from different directions: one discounts a</w:t>
-      </w:r>
-      <w:r>
-        <w:t xml:space="preserve"> </w:t>
-      </w:r>
-      <w:r>
-        <w:t xml:space="preserve">reported Sharpe ratio by the number of trials behind it [11], the</w:t>
+        <w:t xml:space="preserve">statistics address the concern from different directions: one discounts a</w:t>
+      </w:r>
+      <w:r>
+        <w:t xml:space="preserve"> </w:t>
+      </w:r>
+      <w:r>
+        <w:t xml:space="preserve">reported Sharpe ratio by the number of trials behind it [9], the</w:t>
       </w:r>
       <w:r>
         <w:t xml:space="preserve"> </w:t>
@@ -2189,37 +2027,37 @@
         <w:t xml:space="preserve"> </w:t>
       </w:r>
       <w:r>
-        <w:t xml:space="preserve">[12]. Complementary controls come from White’s reality check</w:t>
-      </w:r>
-      <w:r>
-        <w:t xml:space="preserve"> </w:t>
-      </w:r>
-      <w:r>
-        <w:t xml:space="preserve">[13], its refinement by Hansen [14], and the</w:t>
-      </w:r>
-      <w:r>
-        <w:t xml:space="preserve"> </w:t>
-      </w:r>
-      <w:r>
-        <w:t xml:space="preserve">false-discovery-rate procedure of Benjamini and Hochberg [15]; Sullivan</w:t>
-      </w:r>
-      <w:r>
-        <w:t xml:space="preserve"> </w:t>
-      </w:r>
-      <w:r>
-        <w:t xml:space="preserve">et al. [2] apply the reality check to a universe of technical</w:t>
-      </w:r>
-      <w:r>
-        <w:t xml:space="preserve"> </w:t>
-      </w:r>
-      <w:r>
-        <w:t xml:space="preserve">trading rules, the direct precedent for our strategy sweep. On machine learning</w:t>
-      </w:r>
-      <w:r>
-        <w:t xml:space="preserve"> </w:t>
-      </w:r>
-      <w:r>
-        <w:t xml:space="preserve">for finance, Fischer and Krauss [16] and Krauss et al. [17] report headline performance gross of costs, Gu et al. [18] give a comprehensive asset-pricing comparison with modest</w:t>
+        <w:t xml:space="preserve">[10]. White’s reality check [11] and the</w:t>
+      </w:r>
+      <w:r>
+        <w:t xml:space="preserve"> </w:t>
+      </w:r>
+      <w:r>
+        <w:t xml:space="preserve">false-discovery-rate procedure of Benjamini and Hochberg [12] are</w:t>
+      </w:r>
+      <w:r>
+        <w:t xml:space="preserve"> </w:t>
+      </w:r>
+      <w:r>
+        <w:t xml:space="preserve">complementary, and Sullivan et al. [2] apply the former to a</w:t>
+      </w:r>
+      <w:r>
+        <w:t xml:space="preserve"> </w:t>
+      </w:r>
+      <w:r>
+        <w:t xml:space="preserve">universe of technical trading rules — the direct precedent for our strategy</w:t>
+      </w:r>
+      <w:r>
+        <w:t xml:space="preserve"> </w:t>
+      </w:r>
+      <w:r>
+        <w:t xml:space="preserve">sweep. On machine learning for finance, Fischer and Krauss [13]</w:t>
+      </w:r>
+      <w:r>
+        <w:t xml:space="preserve"> </w:t>
+      </w:r>
+      <w:r>
+        <w:t xml:space="preserve">report performance gross of costs and Gu et al. [14] modest</w:t>
       </w:r>
       <w:r>
         <w:t xml:space="preserve"> </w:t>
@@ -2245,19 +2083,13 @@
         </m:sSup>
       </m:oMath>
       <w:r>
-        <w:t xml:space="preserve">, and Zhang et al. [19] and Kolm et al. [20] demonstrate genuine short-horizon alpha — both from</w:t>
-      </w:r>
-      <w:r>
-        <w:t xml:space="preserve"> </w:t>
-      </w:r>
-      <w:r>
-        <w:t xml:space="preserve">message-level exchange data rather than bars, the distinction that matters</w:t>
-      </w:r>
-      <w:r>
-        <w:t xml:space="preserve"> </w:t>
-      </w:r>
-      <w:r>
-        <w:t xml:space="preserve">here.</w:t>
+        <w:t xml:space="preserve">, while Zhang et al. [15] and Kolm et al. [16] find genuine short-horizon alpha from message-level data rather</w:t>
+      </w:r>
+      <w:r>
+        <w:t xml:space="preserve"> </w:t>
+      </w:r>
+      <w:r>
+        <w:t xml:space="preserve">than bars.</w:t>
       </w:r>
     </w:p>
     <w:p>
@@ -2265,9 +2097,583 @@
         <w:pStyle w:val="BodyText"/>
       </w:pPr>
       <w:r>
-        <w:t xml:space="preserve">Table </w:t>
-      </w:r>
-      <w:hyperlink w:anchor="tab:related">
+        <w:t xml:space="preserve">The point is not that any of that work is wrong but that the scoring unit</w:t>
+      </w:r>
+      <w:r>
+        <w:t xml:space="preserve"> </w:t>
+      </w:r>
+      <w:r>
+        <w:t xml:space="preserve">differs: those studies aggregate per day or per month over non-overlapping</w:t>
+      </w:r>
+      <w:r>
+        <w:t xml:space="preserve"> </w:t>
+      </w:r>
+      <w:r>
+        <w:t xml:space="preserve">periods, where the artefact cannot arise, or score per event. Per-bar scoring of</w:t>
+      </w:r>
+      <w:r>
+        <w:t xml:space="preserve"> </w:t>
+      </w:r>
+      <w:r>
+        <w:t xml:space="preserve">a multi-bar horizon, the condition under which it does arise, is characteristic</w:t>
+      </w:r>
+      <w:r>
+        <w:t xml:space="preserve"> </w:t>
+      </w:r>
+      <w:r>
+        <w:t xml:space="preserve">of intraday dashboards rather than of the published work we cite. None of them</w:t>
+      </w:r>
+      <w:r>
+        <w:t xml:space="preserve"> </w:t>
+      </w:r>
+      <w:r>
+        <w:t xml:space="preserve">reports a multiple-testing correction or a shuffled-label null in the form used</w:t>
+      </w:r>
+      <w:r>
+        <w:t xml:space="preserve"> </w:t>
+      </w:r>
+      <w:r>
+        <w:t xml:space="preserve">here. This paper scores per event, corrects by Bonferroni and</w:t>
+      </w:r>
+      <w:r>
+        <w:t xml:space="preserve"> </w:t>
+      </w:r>
+      <w:r>
+        <w:t xml:space="preserve">Benjamini–Hochberg, carries a shuffled-label null and injected positive</w:t>
+      </w:r>
+      <w:r>
+        <w:t xml:space="preserve"> </w:t>
+      </w:r>
+      <w:r>
+        <w:t xml:space="preserve">controls, models costs explicitly, and releases code and raw output.</w:t>
+      </w:r>
+    </w:p>
+    <w:bookmarkEnd w:id="23"/>
+    <w:bookmarkStart w:id="25" w:name="data-and-method"/>
+    <w:p>
+      <w:pPr>
+        <w:pStyle w:val="Heading1"/>
+      </w:pPr>
+      <w:r>
+        <w:rPr>
+          <w:rStyle w:val="SectionNumber"/>
+        </w:rPr>
+        <w:t xml:space="preserve">3</w:t>
+      </w:r>
+      <w:r>
+        <w:tab/>
+      </w:r>
+      <w:r>
+        <w:t xml:space="preserve">Data and Method</w:t>
+      </w:r>
+    </w:p>
+    <w:p>
+      <w:pPr>
+        <w:pStyle w:val="FirstParagraph"/>
+      </w:pPr>
+      <w:r>
+        <w:t xml:space="preserve">All data is obtainable free from a retail brokerage account and public exchange</w:t>
+      </w:r>
+      <w:r>
+        <w:t xml:space="preserve"> </w:t>
+      </w:r>
+      <w:r>
+        <w:t xml:space="preserve">archives: 26 265 and 26 267 five-minute bars on BANKNIFTY and NIFTY 50 from</w:t>
+      </w:r>
+      <w:r>
+        <w:t xml:space="preserve"> </w:t>
+      </w:r>
+      <w:r>
+        <w:t xml:space="preserve">February 2025 to July 2026, 9.6k–14k bars on three further indices, 1 382 738</w:t>
+      </w:r>
+      <w:r>
+        <w:t xml:space="preserve"> </w:t>
+      </w:r>
+      <w:r>
+        <w:t xml:space="preserve">rows of end-of-day option chain with open interest, a ten-year chain history</w:t>
+      </w:r>
+      <w:r>
+        <w:t xml:space="preserve"> </w:t>
+      </w:r>
+      <w:r>
+        <w:t xml:space="preserve">covering 2 181 days, 515 days of participant-wise open interest and 639 days of</w:t>
+      </w:r>
+      <w:r>
+        <w:t xml:space="preserve"> </w:t>
+      </w:r>
+      <w:r>
+        <w:t xml:space="preserve">index futures carrying real volume. One practical note: index spot prints zero</w:t>
+      </w:r>
+      <w:r>
+        <w:t xml:space="preserve"> </w:t>
+      </w:r>
+      <w:r>
+        <w:t xml:space="preserve">volume, so a feature computed as a</w:t>
+      </w:r>
+      <w:r>
+        <w:t xml:space="preserve"> </w:t>
+      </w:r>
+      <w:r>
+        <w:t xml:space="preserve">“</w:t>
+      </w:r>
+      <w:r>
+        <w:t xml:space="preserve">VWAP</w:t>
+      </w:r>
+      <w:r>
+        <w:t xml:space="preserve">”</w:t>
+      </w:r>
+      <w:r>
+        <w:t xml:space="preserve"> </w:t>
+      </w:r>
+      <w:r>
+        <w:t xml:space="preserve">on spot is an unweighted expanding</w:t>
+      </w:r>
+      <w:r>
+        <w:t xml:space="preserve"> </w:t>
+      </w:r>
+      <w:r>
+        <w:t xml:space="preserve">mean, and real volume exists only on futures.</w:t>
+      </w:r>
+    </w:p>
+    <w:p>
+      <w:pPr>
+        <w:pStyle w:val="BodyText"/>
+      </w:pPr>
+      <w:r>
+        <w:t xml:space="preserve">Every accuracy below passes through one harness. Splits are expanding-window</w:t>
+      </w:r>
+      <w:r>
+        <w:t xml:space="preserve"> </w:t>
+      </w:r>
+      <w:r>
+        <w:t xml:space="preserve">walk-forward with the</w:t>
+      </w:r>
+      <w:r>
+        <w:t xml:space="preserve"> </w:t>
+      </w:r>
+      <m:oMath>
+        <m:r>
+          <m:t>k</m:t>
+        </m:r>
+      </m:oMath>
+      <w:r>
+        <w:t xml:space="preserve"> </w:t>
+      </w:r>
+      <w:r>
+        <w:t xml:space="preserve">bars whose labels overlap the test window purged from</w:t>
+      </w:r>
+      <w:r>
+        <w:t xml:space="preserve"> </w:t>
+      </w:r>
+      <w:r>
+        <w:t xml:space="preserve">training [17]. Accuracies carry Clopper–Pearson [18]</w:t>
+      </w:r>
+      <w:r>
+        <w:t xml:space="preserve"> </w:t>
+      </w:r>
+      <w:r>
+        <w:t xml:space="preserve">intervals, exact binomial</w:t>
+      </w:r>
+      <w:r>
+        <w:t xml:space="preserve"> </w:t>
+      </w:r>
+      <m:oMath>
+        <m:r>
+          <m:t>p</m:t>
+        </m:r>
+      </m:oMath>
+      <w:r>
+        <w:t xml:space="preserve">-values and the Pesaran–Timmermann statistic</w:t>
+      </w:r>
+      <w:r>
+        <w:t xml:space="preserve"> </w:t>
+      </w:r>
+      <w:r>
+        <w:t xml:space="preserve">[19]. Every model is additionally trained on randomly permuted labels;</w:t>
+      </w:r>
+      <w:r>
+        <w:t xml:space="preserve"> </w:t>
+      </w:r>
+      <w:r>
+        <w:t xml:space="preserve">if real and shuffled scores coincide, the pipeline is reading noise. A synthetic</w:t>
+      </w:r>
+      <w:r>
+        <w:t xml:space="preserve"> </w:t>
+      </w:r>
+      <w:r>
+        <w:t xml:space="preserve">feature of known strength is injected as a positive control, since a pipeline</w:t>
+      </w:r>
+      <w:r>
+        <w:t xml:space="preserve"> </w:t>
+      </w:r>
+      <w:r>
+        <w:t xml:space="preserve">that cannot recover planted signal cannot be trusted to report a null. Strategy</w:t>
+      </w:r>
+      <w:r>
+        <w:t xml:space="preserve"> </w:t>
+      </w:r>
+      <w:r>
+        <w:t xml:space="preserve">returns use non-overlapping</w:t>
+      </w:r>
+      <w:r>
+        <w:t xml:space="preserve"> </w:t>
+      </w:r>
+      <m:oMath>
+        <m:r>
+          <m:t>k</m:t>
+        </m:r>
+      </m:oMath>
+      <w:r>
+        <w:t xml:space="preserve">-bar holds with explicit costs.</w:t>
+      </w:r>
+    </w:p>
+    <w:bookmarkStart w:id="24" w:name="units."/>
+    <w:p>
+      <w:pPr>
+        <w:pStyle w:val="Heading3"/>
+      </w:pPr>
+      <w:r>
+        <w:t xml:space="preserve">Units.</w:t>
+      </w:r>
+    </w:p>
+    <w:p>
+      <w:pPr>
+        <w:pStyle w:val="FirstParagraph"/>
+      </w:pPr>
+      <w:r>
+        <w:t xml:space="preserve">All analysis is on 5-minute bars, so the 30-minute horizon is</w:t>
+      </w:r>
+      <w:r>
+        <w:t xml:space="preserve"> </w:t>
+      </w:r>
+      <m:oMath>
+        <m:r>
+          <m:t>k</m:t>
+        </m:r>
+        <m:r>
+          <m:rPr>
+            <m:sty m:val="p"/>
+          </m:rPr>
+          <m:t>=</m:t>
+        </m:r>
+        <m:r>
+          <m:t>6</m:t>
+        </m:r>
+      </m:oMath>
+      <w:r>
+        <w:t xml:space="preserve"> </w:t>
+      </w:r>
+      <w:r>
+        <w:t xml:space="preserve">and a</w:t>
+      </w:r>
+      <w:r>
+        <w:t xml:space="preserve"> </w:t>
+      </w:r>
+      <w:r>
+        <w:t xml:space="preserve">session yields</w:t>
+      </w:r>
+      <w:r>
+        <w:t xml:space="preserve"> </w:t>
+      </w:r>
+      <m:oMath>
+        <m:r>
+          <m:t>n</m:t>
+        </m:r>
+        <m:r>
+          <m:rPr>
+            <m:sty m:val="p"/>
+          </m:rPr>
+          <m:t>=</m:t>
+        </m:r>
+        <m:r>
+          <m:t>69</m:t>
+        </m:r>
+      </m:oMath>
+      <w:r>
+        <w:t xml:space="preserve"> </w:t>
+      </w:r>
+      <w:r>
+        <w:t xml:space="preserve">forecasts. The production system emits a forecast every</w:t>
+      </w:r>
+      <w:r>
+        <w:t xml:space="preserve"> </w:t>
+      </w:r>
+      <w:r>
+        <w:rPr>
+          <w:iCs/>
+          <w:i/>
+        </w:rPr>
+        <w:t xml:space="preserve">minute</w:t>
+      </w:r>
+      <w:r>
+        <w:t xml:space="preserve">; pooled, its run lengths average 15.2 minutes with a longest of</w:t>
+      </w:r>
+      <w:r>
+        <w:t xml:space="preserve"> </w:t>
+      </w:r>
+      <w:r>
+        <w:t xml:space="preserve">263, and the pooled mean run in 5-minute bars is 3.4.</w:t>
+      </w:r>
+    </w:p>
+    <w:bookmarkEnd w:id="24"/>
+    <w:bookmarkEnd w:id="25"/>
+    <w:bookmarkStart w:id="31" w:name="sec:mech"/>
+    <w:p>
+      <w:pPr>
+        <w:pStyle w:val="Heading1"/>
+      </w:pPr>
+      <w:r>
+        <w:rPr>
+          <w:rStyle w:val="SectionNumber"/>
+        </w:rPr>
+        <w:t xml:space="preserve">4</w:t>
+      </w:r>
+      <w:r>
+        <w:tab/>
+      </w:r>
+      <w:r>
+        <w:t xml:space="preserve">The Mechanism</w:t>
+      </w:r>
+    </w:p>
+    <w:bookmarkStart w:id="26" w:name="overlap-is-arithmetic"/>
+    <w:p>
+      <w:pPr>
+        <w:pStyle w:val="Heading2"/>
+      </w:pPr>
+      <w:r>
+        <w:rPr>
+          <w:rStyle w:val="SectionNumber"/>
+        </w:rPr>
+        <w:t xml:space="preserve">4.1</w:t>
+      </w:r>
+      <w:r>
+        <w:tab/>
+      </w:r>
+      <w:r>
+        <w:t xml:space="preserve">Overlap is arithmetic</w:t>
+      </w:r>
+    </w:p>
+    <w:p>
+      <w:pPr>
+        <w:pStyle w:val="FirstParagraph"/>
+      </w:pPr>
+      <w:r>
+        <w:t xml:space="preserve">Measure the autocorrelation of the</w:t>
+      </w:r>
+      <w:r>
+        <w:t xml:space="preserve"> </w:t>
+      </w:r>
+      <m:oMath>
+        <m:r>
+          <m:t>k</m:t>
+        </m:r>
+      </m:oMath>
+      <w:r>
+        <w:t xml:space="preserve">-bar forward return two ways. On</w:t>
+      </w:r>
+      <w:r>
+        <w:t xml:space="preserve"> </w:t>
+      </w:r>
+      <w:r>
+        <w:t xml:space="preserve">overlapping windows it reaches 0.841 at lag 1 and decays to approximately zero at</w:t>
+      </w:r>
+      <w:r>
+        <w:t xml:space="preserve"> </w:t>
+      </w:r>
+      <w:r>
+        <w:rPr>
+          <w:iCs/>
+          <w:i/>
+        </w:rPr>
+        <w:t xml:space="preserve">exactly</w:t>
+      </w:r>
+      <w:r>
+        <w:t xml:space="preserve"> </w:t>
+      </w:r>
+      <w:r>
+        <w:t xml:space="preserve">lag</w:t>
+      </w:r>
+      <w:r>
+        <w:t xml:space="preserve"> </w:t>
+      </w:r>
+      <m:oMath>
+        <m:r>
+          <m:t>k</m:t>
+        </m:r>
+      </m:oMath>
+      <w:r>
+        <w:t xml:space="preserve">; sampled so that no two observations share a bar it is</w:t>
+      </w:r>
+      <w:r>
+        <w:t xml:space="preserve"> </w:t>
+      </w:r>
+      <w:r>
+        <w:t xml:space="preserve">0.067 at lag 1 and indistinguishable from zero thereafter. The pattern reproduces</w:t>
+      </w:r>
+      <w:r>
+        <w:t xml:space="preserve"> </w:t>
+      </w:r>
+      <w:r>
+        <w:t xml:space="preserve">at</w:t>
+      </w:r>
+      <w:r>
+        <w:t xml:space="preserve"> </w:t>
+      </w:r>
+      <m:oMath>
+        <m:r>
+          <m:t>k</m:t>
+        </m:r>
+        <m:r>
+          <m:rPr>
+            <m:sty m:val="p"/>
+          </m:rPr>
+          <m:t>=</m:t>
+        </m:r>
+        <m:r>
+          <m:t>6</m:t>
+        </m:r>
+      </m:oMath>
+      <w:r>
+        <w:t xml:space="preserve"> </w:t>
+      </w:r>
+      <w:r>
+        <w:t xml:space="preserve">and</w:t>
+      </w:r>
+      <w:r>
+        <w:t xml:space="preserve"> </w:t>
+      </w:r>
+      <m:oMath>
+        <m:r>
+          <m:t>k</m:t>
+        </m:r>
+        <m:r>
+          <m:rPr>
+            <m:sty m:val="p"/>
+          </m:rPr>
+          <m:t>=</m:t>
+        </m:r>
+        <m:r>
+          <m:t>12</m:t>
+        </m:r>
+      </m:oMath>
+      <w:r>
+        <w:t xml:space="preserve">, with the decay landing on lag 6 and lag 12 respectively. The</w:t>
+      </w:r>
+      <w:r>
+        <w:t xml:space="preserve"> </w:t>
+      </w:r>
+      <w:r>
+        <w:t xml:space="preserve">correlation is a property of the sampling scheme, not of the market, and it is</w:t>
+      </w:r>
+      <w:r>
+        <w:t xml:space="preserve"> </w:t>
+      </w:r>
+      <w:r>
+        <w:t xml:space="preserve">the whole of the mechanism below.</w:t>
+      </w:r>
+    </w:p>
+    <w:bookmarkEnd w:id="26"/>
+    <w:bookmarkStart w:id="27" w:name="persistence-is-the-second-ingredient"/>
+    <w:p>
+      <w:pPr>
+        <w:pStyle w:val="Heading2"/>
+      </w:pPr>
+      <w:r>
+        <w:rPr>
+          <w:rStyle w:val="SectionNumber"/>
+        </w:rPr>
+        <w:t xml:space="preserve">4.2</w:t>
+      </w:r>
+      <w:r>
+        <w:tab/>
+      </w:r>
+      <w:r>
+        <w:t xml:space="preserve">Persistence is the second ingredient</w:t>
+      </w:r>
+    </w:p>
+    <w:p>
+      <w:pPr>
+        <w:pStyle w:val="FirstParagraph"/>
+      </w:pPr>
+      <w:r>
+        <w:t xml:space="preserve">Overlap alone is insufficient, and getting this wrong was instructive: if</w:t>
+      </w:r>
+      <w:r>
+        <w:t xml:space="preserve"> </w:t>
+      </w:r>
+      <w:r>
+        <w:t xml:space="preserve">predictions are drawn independently each bar the hit indicator is i.i.d. Bernoulli however autocorrelated the outcome, and our first simulation made that</w:t>
+      </w:r>
+      <w:r>
+        <w:t xml:space="preserve"> </w:t>
+      </w:r>
+      <w:r>
+        <w:t xml:space="preserve">error and correctly found nothing. Real models do not re-decide every bar.</w:t>
+      </w:r>
+      <w:r>
+        <w:t xml:space="preserve"> </w:t>
+      </w:r>
+      <w:r>
+        <w:t xml:space="preserve">Measured on the production log at the 30-minute horizon, BANKNIFTY calls persist</w:t>
+      </w:r>
+      <w:r>
+        <w:t xml:space="preserve"> </w:t>
+      </w:r>
+      <w:r>
+        <w:t xml:space="preserve">for a mean of 25.9 minutes and NIFTY 50 for 10.3, against a mean run of one for a</w:t>
+      </w:r>
+      <w:r>
+        <w:t xml:space="preserve"> </w:t>
+      </w:r>
+      <w:r>
+        <w:t xml:space="preserve">model that re-drew each bar. When both call and outcome persist, one lucky</w:t>
+      </w:r>
+      <w:r>
+        <w:t xml:space="preserve"> </w:t>
+      </w:r>
+      <w:r>
+        <w:t xml:space="preserve">trending stretch is recorded as dozens of hits.</w:t>
+      </w:r>
+    </w:p>
+    <w:bookmarkEnd w:id="27"/>
+    <w:bookmarkStart w:id="29" w:name="what-a-zero-skill-forecaster-reports"/>
+    <w:p>
+      <w:pPr>
+        <w:pStyle w:val="Heading2"/>
+      </w:pPr>
+      <w:r>
+        <w:rPr>
+          <w:rStyle w:val="SectionNumber"/>
+        </w:rPr>
+        <w:t xml:space="preserve">4.3</w:t>
+      </w:r>
+      <w:r>
+        <w:tab/>
+      </w:r>
+      <w:r>
+        <w:t xml:space="preserve">What a zero-skill forecaster reports</w:t>
+      </w:r>
+    </w:p>
+    <w:p>
+      <w:pPr>
+        <w:pStyle w:val="FirstParagraph"/>
+      </w:pPr>
+      <w:r>
+        <w:t xml:space="preserve">We simulate a fair coin held for a run length drawn from the measured</w:t>
+      </w:r>
+      <w:r>
+        <w:t xml:space="preserve"> </w:t>
+      </w:r>
+      <w:r>
+        <w:t xml:space="preserve">distribution, evaluated against real bars and scored as a dashboard scores it</w:t>
+      </w:r>
+      <w:r>
+        <w:t xml:space="preserve"> </w:t>
+      </w:r>
+      <w:r>
+        <w:t xml:space="preserve">(Table </w:t>
+      </w:r>
+      <w:hyperlink w:anchor="tab:zero">
         <w:r>
           <w:rPr>
             <w:rStyle w:val="Hyperlink"/>
@@ -2276,1417 +2682,10 @@
         </w:r>
       </w:hyperlink>
       <w:r>
-        <w:t xml:space="preserve"> </w:t>
-      </w:r>
-      <w:r>
-        <w:t xml:space="preserve">places this work against that set. The point is not that</w:t>
-      </w:r>
-      <w:r>
-        <w:t xml:space="preserve"> </w:t>
-      </w:r>
-      <w:r>
-        <w:t xml:space="preserve">the cited studies are wrong but that the scoring unit differs: per-bar scoring of</w:t>
-      </w:r>
-      <w:r>
-        <w:t xml:space="preserve"> </w:t>
-      </w:r>
-      <w:r>
-        <w:t xml:space="preserve">a multi-bar horizon, the condition under which the artefact arises, is</w:t>
-      </w:r>
-      <w:r>
-        <w:t xml:space="preserve"> </w:t>
-      </w:r>
-      <w:r>
-        <w:t xml:space="preserve">characteristic of intraday dashboards rather than of the published work we</w:t>
-      </w:r>
-      <w:r>
-        <w:t xml:space="preserve"> </w:t>
-      </w:r>
-      <w:r>
-        <w:t xml:space="preserve">cite.</w:t>
-      </w:r>
-    </w:p>
-    <w:bookmarkStart w:id="23" w:name="tab:related"/>
-    <w:p>
-      <w:pPr>
-        <w:pStyle w:val="TableCaption"/>
-      </w:pPr>
-      <w:r>
-        <w:t xml:space="preserve">Methodological comparison with representative prior work.</w:t>
-      </w:r>
-      <w:r>
-        <w:t xml:space="preserve"> </w:t>
-      </w:r>
-      <w:r>
-        <w:t xml:space="preserve">“</w:t>
-      </w:r>
-      <w:r>
-        <w:t xml:space="preserve">Scoring</w:t>
-      </w:r>
-      <w:r>
-        <w:t xml:space="preserve"> </w:t>
-      </w:r>
-      <w:r>
-        <w:t xml:space="preserve">unit</w:t>
-      </w:r>
-      <w:r>
-        <w:t xml:space="preserve">”</w:t>
-      </w:r>
-      <w:r>
-        <w:t xml:space="preserve"> </w:t>
-      </w:r>
-      <w:r>
-        <w:t xml:space="preserve">is the unit in which hit-rate or return is aggregated; per-bar scoring of</w:t>
-      </w:r>
-      <w:r>
-        <w:t xml:space="preserve"> </w:t>
-      </w:r>
-      <w:r>
-        <w:t xml:space="preserve">a multi-bar horizon is the condition under which the artefact of</w:t>
-      </w:r>
-      <w:r>
-        <w:t xml:space="preserve"> </w:t>
-      </w:r>
-      <w:r>
-        <w:t xml:space="preserve">Section </w:t>
-      </w:r>
-      <w:hyperlink w:anchor="sec:mech">
-        <w:r>
-          <w:rPr>
-            <w:rStyle w:val="Hyperlink"/>
-          </w:rPr>
-          <w:t xml:space="preserve">4</w:t>
-        </w:r>
-      </w:hyperlink>
-      <w:r>
-        <w:t xml:space="preserve"> </w:t>
-      </w:r>
-      <w:r>
-        <w:t xml:space="preserve">appears. MT: multiple-testing correction. NC: null</w:t>
-      </w:r>
-      <w:r>
-        <w:t xml:space="preserve"> </w:t>
-      </w:r>
-      <w:r>
-        <w:t xml:space="preserve">control (shuffled labels or equivalent). C: transaction costs modelled. R: code</w:t>
-      </w:r>
-      <w:r>
-        <w:t xml:space="preserve"> </w:t>
-      </w:r>
-      <w:r>
-        <w:t xml:space="preserve">and raw results public.</w:t>
-      </w:r>
-    </w:p>
-    <w:tbl>
-      <w:tblPr>
-        <w:tblStyle w:val="Table"/>
-        <w:tblW w:type="pct" w:w="0.0"/>
-        <w:tblLook w:firstRow="1" w:lastRow="0" w:firstColumn="0" w:lastColumn="0" w:noHBand="0" w:noVBand="0" w:val="0020"/>
-        <w:tblCaption w:val="Methodological comparison with representative prior work. “Scoring unit” is the unit in which hit-rate or return is aggregated; per-bar scoring of a multi-bar horizon is the condition under which the artefact of Section 4 appears. MT: multiple-testing correction. NC: null control (shuffled labels or equivalent). C: transaction costs modelled. R: code and raw results public."/>
-      </w:tblPr>
-      <w:tblGrid/>
-      <w:tr>
-        <w:tc>
-          <w:p>
-            <w:pPr>
-              <w:pStyle w:val="Compact"/>
-              <w:jc w:val="left"/>
-            </w:pPr>
-            <w:r>
-              <w:rPr>
-                <w:bCs/>
-                <w:b/>
-              </w:rPr>
-              <w:t xml:space="preserve">Study</w:t>
-            </w:r>
-          </w:p>
-        </w:tc>
-        <w:tc>
-          <w:p>
-            <w:pPr>
-              <w:pStyle w:val="Compact"/>
-              <w:jc w:val="left"/>
-            </w:pPr>
-            <w:r>
-              <w:rPr>
-                <w:bCs/>
-                <w:b/>
-              </w:rPr>
-              <w:t xml:space="preserve">Market</w:t>
-            </w:r>
-          </w:p>
-        </w:tc>
-        <w:tc>
-          <w:p>
-            <w:pPr>
-              <w:pStyle w:val="Compact"/>
-              <w:jc w:val="left"/>
-            </w:pPr>
-            <w:r>
-              <w:rPr>
-                <w:bCs/>
-                <w:b/>
-              </w:rPr>
-              <w:t xml:space="preserve">Granularity</w:t>
-            </w:r>
-          </w:p>
-        </w:tc>
-        <w:tc>
-          <w:p>
-            <w:pPr>
-              <w:pStyle w:val="Compact"/>
-              <w:jc w:val="left"/>
-            </w:pPr>
-            <w:r>
-              <w:rPr>
-                <w:bCs/>
-                <w:b/>
-              </w:rPr>
-              <w:t xml:space="preserve">Scoring unit</w:t>
-            </w:r>
-          </w:p>
-        </w:tc>
-        <w:tc>
-          <w:p>
-            <w:pPr>
-              <w:pStyle w:val="Compact"/>
-              <w:jc w:val="center"/>
-            </w:pPr>
-            <w:r>
-              <w:rPr>
-                <w:bCs/>
-                <w:b/>
-              </w:rPr>
-              <w:t xml:space="preserve">MT</w:t>
-            </w:r>
-          </w:p>
-        </w:tc>
-        <w:tc>
-          <w:p>
-            <w:pPr>
-              <w:pStyle w:val="Compact"/>
-              <w:jc w:val="center"/>
-            </w:pPr>
-            <w:r>
-              <w:rPr>
-                <w:bCs/>
-                <w:b/>
-              </w:rPr>
-              <w:t xml:space="preserve">NC</w:t>
-            </w:r>
-          </w:p>
-        </w:tc>
-        <w:tc>
-          <w:p>
-            <w:pPr>
-              <w:pStyle w:val="Compact"/>
-              <w:jc w:val="center"/>
-            </w:pPr>
-            <w:r>
-              <w:rPr>
-                <w:bCs/>
-                <w:b/>
-              </w:rPr>
-              <w:t xml:space="preserve">C</w:t>
-            </w:r>
-          </w:p>
-        </w:tc>
-        <w:tc>
-          <w:p>
-            <w:pPr>
-              <w:pStyle w:val="Compact"/>
-              <w:jc w:val="center"/>
-            </w:pPr>
-            <w:r>
-              <w:rPr>
-                <w:bCs/>
-                <w:b/>
-              </w:rPr>
-              <w:t xml:space="preserve">R</w:t>
-            </w:r>
-          </w:p>
-        </w:tc>
-      </w:tr>
-      <w:tr>
-        <w:tc>
-          <w:p>
-            <w:pPr>
-              <w:pStyle w:val="Compact"/>
-              <w:jc w:val="left"/>
-            </w:pPr>
-            <w:r>
-              <w:t xml:space="preserve">Fischer &amp; Krauss [16]</w:t>
-            </w:r>
-          </w:p>
-        </w:tc>
-        <w:tc>
-          <w:p>
-            <w:pPr>
-              <w:pStyle w:val="Compact"/>
-              <w:jc w:val="left"/>
-            </w:pPr>
-            <w:r>
-              <w:t xml:space="preserve">S&amp;P 500</w:t>
-            </w:r>
-          </w:p>
-        </w:tc>
-        <w:tc>
-          <w:p>
-            <w:pPr>
-              <w:pStyle w:val="Compact"/>
-              <w:jc w:val="left"/>
-            </w:pPr>
-            <w:r>
-              <w:t xml:space="preserve">Daily bars</w:t>
-            </w:r>
-          </w:p>
-        </w:tc>
-        <w:tc>
-          <w:p>
-            <w:pPr>
-              <w:pStyle w:val="Compact"/>
-              <w:jc w:val="left"/>
-            </w:pPr>
-            <w:r>
-              <w:t xml:space="preserve">Per day</w:t>
-            </w:r>
-          </w:p>
-        </w:tc>
-        <w:tc>
-          <w:p>
-            <w:pPr>
-              <w:pStyle w:val="Compact"/>
-              <w:jc w:val="center"/>
-            </w:pPr>
-            <w:r>
-              <w:t xml:space="preserve">—</w:t>
-            </w:r>
-          </w:p>
-        </w:tc>
-        <w:tc>
-          <w:p>
-            <w:pPr>
-              <w:pStyle w:val="Compact"/>
-              <w:jc w:val="center"/>
-            </w:pPr>
-            <w:r>
-              <w:t xml:space="preserve">—</w:t>
-            </w:r>
-          </w:p>
-        </w:tc>
-        <w:tc>
-          <w:p>
-            <w:pPr>
-              <w:pStyle w:val="Compact"/>
-              <w:jc w:val="center"/>
-            </w:pPr>
-            <w:r>
-              <w:t xml:space="preserve">pre-cost</w:t>
-            </w:r>
-          </w:p>
-        </w:tc>
-        <w:tc>
-          <w:p>
-            <w:pPr>
-              <w:pStyle w:val="Compact"/>
-              <w:jc w:val="center"/>
-            </w:pPr>
-            <w:r>
-              <w:t xml:space="preserve">—</w:t>
-            </w:r>
-          </w:p>
-        </w:tc>
-      </w:tr>
-      <w:tr>
-        <w:tc>
-          <w:p>
-            <w:pPr>
-              <w:pStyle w:val="Compact"/>
-              <w:jc w:val="left"/>
-            </w:pPr>
-            <w:r>
-              <w:t xml:space="preserve">Krauss et al. [17]</w:t>
-            </w:r>
-          </w:p>
-        </w:tc>
-        <w:tc>
-          <w:p>
-            <w:pPr>
-              <w:pStyle w:val="Compact"/>
-              <w:jc w:val="left"/>
-            </w:pPr>
-            <w:r>
-              <w:t xml:space="preserve">S&amp;P 500</w:t>
-            </w:r>
-          </w:p>
-        </w:tc>
-        <w:tc>
-          <w:p>
-            <w:pPr>
-              <w:pStyle w:val="Compact"/>
-              <w:jc w:val="left"/>
-            </w:pPr>
-            <w:r>
-              <w:t xml:space="preserve">Daily bars</w:t>
-            </w:r>
-          </w:p>
-        </w:tc>
-        <w:tc>
-          <w:p>
-            <w:pPr>
-              <w:pStyle w:val="Compact"/>
-              <w:jc w:val="left"/>
-            </w:pPr>
-            <w:r>
-              <w:t xml:space="preserve">Per day</w:t>
-            </w:r>
-          </w:p>
-        </w:tc>
-        <w:tc>
-          <w:p>
-            <w:pPr>
-              <w:pStyle w:val="Compact"/>
-              <w:jc w:val="center"/>
-            </w:pPr>
-            <w:r>
-              <w:t xml:space="preserve">—</w:t>
-            </w:r>
-          </w:p>
-        </w:tc>
-        <w:tc>
-          <w:p>
-            <w:pPr>
-              <w:pStyle w:val="Compact"/>
-              <w:jc w:val="center"/>
-            </w:pPr>
-            <w:r>
-              <w:t xml:space="preserve">—</w:t>
-            </w:r>
-          </w:p>
-        </w:tc>
-        <w:tc>
-          <w:p>
-            <w:pPr>
-              <w:pStyle w:val="Compact"/>
-              <w:jc w:val="center"/>
-            </w:pPr>
-            <w:r>
-              <w:t xml:space="preserve">pre-cost</w:t>
-            </w:r>
-          </w:p>
-        </w:tc>
-        <w:tc>
-          <w:p>
-            <w:pPr>
-              <w:pStyle w:val="Compact"/>
-              <w:jc w:val="center"/>
-            </w:pPr>
-            <w:r>
-              <w:t xml:space="preserve">—</w:t>
-            </w:r>
-          </w:p>
-        </w:tc>
-      </w:tr>
-      <w:tr>
-        <w:tc>
-          <w:p>
-            <w:pPr>
-              <w:pStyle w:val="Compact"/>
-              <w:jc w:val="left"/>
-            </w:pPr>
-            <w:r>
-              <w:t xml:space="preserve">Gu et al. [18]</w:t>
-            </w:r>
-          </w:p>
-        </w:tc>
-        <w:tc>
-          <w:p>
-            <w:pPr>
-              <w:pStyle w:val="Compact"/>
-              <w:jc w:val="left"/>
-            </w:pPr>
-            <w:r>
-              <w:t xml:space="preserve">US equities</w:t>
-            </w:r>
-          </w:p>
-        </w:tc>
-        <w:tc>
-          <w:p>
-            <w:pPr>
-              <w:pStyle w:val="Compact"/>
-              <w:jc w:val="left"/>
-            </w:pPr>
-            <w:r>
-              <w:t xml:space="preserve">Monthly</w:t>
-            </w:r>
-          </w:p>
-        </w:tc>
-        <w:tc>
-          <w:p>
-            <w:pPr>
-              <w:pStyle w:val="Compact"/>
-              <w:jc w:val="left"/>
-            </w:pPr>
-            <w:r>
-              <w:t xml:space="preserve">Per month</w:t>
-            </w:r>
-          </w:p>
-        </w:tc>
-        <w:tc>
-          <w:p>
-            <w:pPr>
-              <w:pStyle w:val="Compact"/>
-              <w:jc w:val="center"/>
-            </w:pPr>
-            <w:r>
-              <w:t xml:space="preserve">partial</w:t>
-            </w:r>
-          </w:p>
-        </w:tc>
-        <w:tc>
-          <w:p>
-            <w:pPr>
-              <w:pStyle w:val="Compact"/>
-              <w:jc w:val="center"/>
-            </w:pPr>
-            <w:r>
-              <w:t xml:space="preserve">—</w:t>
-            </w:r>
-          </w:p>
-        </w:tc>
-        <w:tc>
-          <w:p>
-            <w:pPr>
-              <w:pStyle w:val="Compact"/>
-              <w:jc w:val="center"/>
-            </w:pPr>
-            <w:r>
-              <w:t xml:space="preserve">partial</w:t>
-            </w:r>
-          </w:p>
-        </w:tc>
-        <w:tc>
-          <w:p>
-            <w:pPr>
-              <w:pStyle w:val="Compact"/>
-              <w:jc w:val="center"/>
-            </w:pPr>
-            <w:r>
-              <w:t xml:space="preserve">partial</w:t>
-            </w:r>
-          </w:p>
-        </w:tc>
-      </w:tr>
-      <w:tr>
-        <w:tc>
-          <w:p>
-            <w:pPr>
-              <w:pStyle w:val="Compact"/>
-              <w:jc w:val="left"/>
-            </w:pPr>
-            <w:r>
-              <w:t xml:space="preserve">Zhang et al. [19]</w:t>
-            </w:r>
-          </w:p>
-        </w:tc>
-        <w:tc>
-          <w:p>
-            <w:pPr>
-              <w:pStyle w:val="Compact"/>
-              <w:jc w:val="left"/>
-            </w:pPr>
-            <w:r>
-              <w:t xml:space="preserve">LSE</w:t>
-            </w:r>
-          </w:p>
-        </w:tc>
-        <w:tc>
-          <w:p>
-            <w:pPr>
-              <w:pStyle w:val="Compact"/>
-              <w:jc w:val="left"/>
-            </w:pPr>
-            <w:r>
-              <w:t xml:space="preserve">Message-level LOB</w:t>
-            </w:r>
-          </w:p>
-        </w:tc>
-        <w:tc>
-          <w:p>
-            <w:pPr>
-              <w:pStyle w:val="Compact"/>
-              <w:jc w:val="left"/>
-            </w:pPr>
-            <w:r>
-              <w:t xml:space="preserve">Per event</w:t>
-            </w:r>
-          </w:p>
-        </w:tc>
-        <w:tc>
-          <w:p>
-            <w:pPr>
-              <w:pStyle w:val="Compact"/>
-              <w:jc w:val="center"/>
-            </w:pPr>
-            <w:r>
-              <w:t xml:space="preserve">—</w:t>
-            </w:r>
-          </w:p>
-        </w:tc>
-        <w:tc>
-          <w:p>
-            <w:pPr>
-              <w:pStyle w:val="Compact"/>
-              <w:jc w:val="center"/>
-            </w:pPr>
-            <w:r>
-              <w:t xml:space="preserve">—</w:t>
-            </w:r>
-          </w:p>
-        </w:tc>
-        <w:tc>
-          <w:p>
-            <w:pPr>
-              <w:pStyle w:val="Compact"/>
-              <w:jc w:val="center"/>
-            </w:pPr>
-            <w:r>
-              <w:t xml:space="preserve">—</w:t>
-            </w:r>
-          </w:p>
-        </w:tc>
-        <w:tc>
-          <w:p>
-            <w:pPr>
-              <w:pStyle w:val="Compact"/>
-              <w:jc w:val="center"/>
-            </w:pPr>
-            <w:r>
-              <w:t xml:space="preserve">partial</w:t>
-            </w:r>
-          </w:p>
-        </w:tc>
-      </w:tr>
-      <w:tr>
-        <w:tc>
-          <w:p>
-            <w:pPr>
-              <w:pStyle w:val="Compact"/>
-              <w:jc w:val="left"/>
-            </w:pPr>
-            <w:r>
-              <w:t xml:space="preserve">Kolm et al. [20]</w:t>
-            </w:r>
-          </w:p>
-        </w:tc>
-        <w:tc>
-          <w:p>
-            <w:pPr>
-              <w:pStyle w:val="Compact"/>
-              <w:jc w:val="left"/>
-            </w:pPr>
-            <w:r>
-              <w:t xml:space="preserve">Nasdaq</w:t>
-            </w:r>
-          </w:p>
-        </w:tc>
-        <w:tc>
-          <w:p>
-            <w:pPr>
-              <w:pStyle w:val="Compact"/>
-              <w:jc w:val="left"/>
-            </w:pPr>
-            <w:r>
-              <w:t xml:space="preserve">Message-level LOB</w:t>
-            </w:r>
-          </w:p>
-        </w:tc>
-        <w:tc>
-          <w:p>
-            <w:pPr>
-              <w:pStyle w:val="Compact"/>
-              <w:jc w:val="left"/>
-            </w:pPr>
-            <w:r>
-              <w:t xml:space="preserve">Per horizon</w:t>
-            </w:r>
-          </w:p>
-        </w:tc>
-        <w:tc>
-          <w:p>
-            <w:pPr>
-              <w:pStyle w:val="Compact"/>
-              <w:jc w:val="center"/>
-            </w:pPr>
-            <w:r>
-              <w:t xml:space="preserve">—</w:t>
-            </w:r>
-          </w:p>
-        </w:tc>
-        <w:tc>
-          <w:p>
-            <w:pPr>
-              <w:pStyle w:val="Compact"/>
-              <w:jc w:val="center"/>
-            </w:pPr>
-            <w:r>
-              <w:t xml:space="preserve">—</w:t>
-            </w:r>
-          </w:p>
-        </w:tc>
-        <w:tc>
-          <w:p>
-            <w:pPr>
-              <w:pStyle w:val="Compact"/>
-              <w:jc w:val="center"/>
-            </w:pPr>
-            <w:r>
-              <w:t xml:space="preserve">discussed</w:t>
-            </w:r>
-          </w:p>
-        </w:tc>
-        <w:tc>
-          <w:p>
-            <w:pPr>
-              <w:pStyle w:val="Compact"/>
-              <w:jc w:val="center"/>
-            </w:pPr>
-            <w:r>
-              <w:t xml:space="preserve">—</w:t>
-            </w:r>
-          </w:p>
-        </w:tc>
-      </w:tr>
-      <w:tr>
-        <w:tc>
-          <w:p>
-            <w:pPr>
-              <w:pStyle w:val="Compact"/>
-              <w:jc w:val="left"/>
-            </w:pPr>
-            <w:r>
-              <w:rPr>
-                <w:bCs/>
-                <w:b/>
-              </w:rPr>
-              <w:t xml:space="preserve">This work</w:t>
-            </w:r>
-          </w:p>
-        </w:tc>
-        <w:tc>
-          <w:p>
-            <w:pPr>
-              <w:pStyle w:val="Compact"/>
-              <w:jc w:val="left"/>
-            </w:pPr>
-            <w:r>
-              <w:t xml:space="preserve">NSE index</w:t>
-            </w:r>
-          </w:p>
-        </w:tc>
-        <w:tc>
-          <w:p>
-            <w:pPr>
-              <w:pStyle w:val="Compact"/>
-              <w:jc w:val="left"/>
-            </w:pPr>
-            <w:r>
-              <w:t xml:space="preserve">5-min bars, EOD chains</w:t>
-            </w:r>
-          </w:p>
-        </w:tc>
-        <w:tc>
-          <w:p>
-            <w:pPr>
-              <w:pStyle w:val="Compact"/>
-              <w:jc w:val="left"/>
-            </w:pPr>
-            <w:r>
-              <w:rPr>
-                <w:bCs/>
-                <w:b/>
-              </w:rPr>
-              <w:t xml:space="preserve">Per event</w:t>
-            </w:r>
-          </w:p>
-        </w:tc>
-        <w:tc>
-          <w:p>
-            <w:pPr>
-              <w:pStyle w:val="Compact"/>
-              <w:jc w:val="center"/>
-            </w:pPr>
-            <w:r>
-              <w:t xml:space="preserve">yes</w:t>
-            </w:r>
-          </w:p>
-        </w:tc>
-        <w:tc>
-          <w:p>
-            <w:pPr>
-              <w:pStyle w:val="Compact"/>
-              <w:jc w:val="center"/>
-            </w:pPr>
-            <w:r>
-              <w:t xml:space="preserve">yes</w:t>
-            </w:r>
-          </w:p>
-        </w:tc>
-        <w:tc>
-          <w:p>
-            <w:pPr>
-              <w:pStyle w:val="Compact"/>
-              <w:jc w:val="center"/>
-            </w:pPr>
-            <w:r>
-              <w:t xml:space="preserve">yes</w:t>
-            </w:r>
-          </w:p>
-        </w:tc>
-        <w:tc>
-          <w:p>
-            <w:pPr>
-              <w:pStyle w:val="Compact"/>
-              <w:jc w:val="center"/>
-            </w:pPr>
-            <w:r>
-              <w:t xml:space="preserve">yes</w:t>
-            </w:r>
-          </w:p>
-        </w:tc>
-      </w:tr>
-    </w:tbl>
-    <w:bookmarkEnd w:id="23"/>
-    <w:p>
-      <w:pPr>
-        <w:pStyle w:val="BodyText"/>
-      </w:pPr>
-      <w:r>
-        <w:t xml:space="preserve">Multiple-testing control here means Bonferroni and Benjamini–Hochberg, which</w:t>
-      </w:r>
-      <w:r>
-        <w:t xml:space="preserve"> </w:t>
-      </w:r>
-      <w:r>
-        <w:t xml:space="preserve">applied cleanly, plus the two deflation statistics, which we ran and found</w:t>
-      </w:r>
-      <w:r>
-        <w:t xml:space="preserve"> </w:t>
-      </w:r>
-      <w:r>
-        <w:t xml:space="preserve">inapplicable and degenerate respectively (Section </w:t>
-      </w:r>
-      <w:hyperlink w:anchor="sec:pred">
-        <w:r>
-          <w:rPr>
-            <w:rStyle w:val="Hyperlink"/>
-          </w:rPr>
-          <w:t xml:space="preserve">6</w:t>
-        </w:r>
-      </w:hyperlink>
-      <w:r>
-        <w:t xml:space="preserve">). We omit a row</w:t>
-      </w:r>
-      <w:r>
-        <w:t xml:space="preserve"> </w:t>
-      </w:r>
-      <w:r>
-        <w:t xml:space="preserve">for</w:t>
-      </w:r>
-      <w:r>
-        <w:t xml:space="preserve"> </w:t>
-      </w:r>
-      <w:r>
-        <w:t xml:space="preserve">“</w:t>
-      </w:r>
-      <w:r>
-        <w:t xml:space="preserve">typical applied studies</w:t>
-      </w:r>
-      <w:r>
-        <w:t xml:space="preserve">”</w:t>
-      </w:r>
-      <w:r>
-        <w:t xml:space="preserve">: characterising that population would require</w:t>
-      </w:r>
-      <w:r>
-        <w:t xml:space="preserve"> </w:t>
-      </w:r>
-      <w:r>
-        <w:t xml:space="preserve">citing specific papers as negative examples, and the argument does not need it.</w:t>
-      </w:r>
-    </w:p>
-    <w:bookmarkEnd w:id="24"/>
-    <w:bookmarkStart w:id="26" w:name="data-and-method"/>
-    <w:p>
-      <w:pPr>
-        <w:pStyle w:val="Heading1"/>
-      </w:pPr>
-      <w:r>
-        <w:rPr>
-          <w:rStyle w:val="SectionNumber"/>
-        </w:rPr>
-        <w:t xml:space="preserve">3</w:t>
-      </w:r>
-      <w:r>
-        <w:tab/>
-      </w:r>
-      <w:r>
-        <w:t xml:space="preserve">Data and Method</w:t>
-      </w:r>
-    </w:p>
-    <w:p>
-      <w:pPr>
-        <w:pStyle w:val="FirstParagraph"/>
-      </w:pPr>
-      <w:r>
-        <w:t xml:space="preserve">All data is obtainable free from a retail brokerage account and public exchange</w:t>
-      </w:r>
-      <w:r>
-        <w:t xml:space="preserve"> </w:t>
-      </w:r>
-      <w:r>
-        <w:t xml:space="preserve">archives: 26 265 and 26 267 five-minute bars on BANKNIFTY and NIFTY 50 from</w:t>
-      </w:r>
-      <w:r>
-        <w:t xml:space="preserve"> </w:t>
-      </w:r>
-      <w:r>
-        <w:t xml:space="preserve">February 2025 to July 2026, 9.6k–14k bars on three further indices, 1 382 738</w:t>
-      </w:r>
-      <w:r>
-        <w:t xml:space="preserve"> </w:t>
-      </w:r>
-      <w:r>
-        <w:t xml:space="preserve">rows of end-of-day option chain with open interest, a ten-year chain history</w:t>
-      </w:r>
-      <w:r>
-        <w:t xml:space="preserve"> </w:t>
-      </w:r>
-      <w:r>
-        <w:t xml:space="preserve">covering 2 181 days, 515 days of participant-wise open interest and 639 days of</w:t>
-      </w:r>
-      <w:r>
-        <w:t xml:space="preserve"> </w:t>
-      </w:r>
-      <w:r>
-        <w:t xml:space="preserve">index futures carrying real volume. Two practical notes: index spot prints zero</w:t>
-      </w:r>
-      <w:r>
-        <w:t xml:space="preserve"> </w:t>
-      </w:r>
-      <w:r>
-        <w:t xml:space="preserve">volume, so a feature computed as a</w:t>
-      </w:r>
-      <w:r>
-        <w:t xml:space="preserve"> </w:t>
-      </w:r>
-      <w:r>
-        <w:t xml:space="preserve">“</w:t>
-      </w:r>
-      <w:r>
-        <w:t xml:space="preserve">VWAP</w:t>
-      </w:r>
-      <w:r>
-        <w:t xml:space="preserve">”</w:t>
-      </w:r>
-      <w:r>
-        <w:t xml:space="preserve"> </w:t>
-      </w:r>
-      <w:r>
-        <w:t xml:space="preserve">on spot is an unweighted expanding</w:t>
-      </w:r>
-      <w:r>
-        <w:t xml:space="preserve"> </w:t>
-      </w:r>
-      <w:r>
-        <w:t xml:space="preserve">mean and real volume exists only on futures; and the exchange’s</w:t>
-      </w:r>
-      <w:r>
-        <w:t xml:space="preserve"> </w:t>
-      </w:r>
-      <w:r>
-        <w:rPr>
-          <w:iCs/>
-          <w:i/>
-        </w:rPr>
-        <w:t xml:space="preserve">live</w:t>
-      </w:r>
-      <w:r>
-        <w:t xml:space="preserve"> </w:t>
-      </w:r>
-      <w:r>
-        <w:t xml:space="preserve">option-chain API is geo-restricted while its static end-of-day archive is not,</w:t>
-      </w:r>
-      <w:r>
-        <w:t xml:space="preserve"> </w:t>
-      </w:r>
-      <w:r>
-        <w:t xml:space="preserve">which turned an assumed constraint into a decade of usable data.</w:t>
-      </w:r>
-    </w:p>
-    <w:p>
-      <w:pPr>
-        <w:pStyle w:val="BodyText"/>
-      </w:pPr>
-      <w:r>
-        <w:t xml:space="preserve">Every accuracy below passes through one harness. Splits are expanding-window</w:t>
-      </w:r>
-      <w:r>
-        <w:t xml:space="preserve"> </w:t>
-      </w:r>
-      <w:r>
-        <w:t xml:space="preserve">walk-forward with the</w:t>
-      </w:r>
-      <w:r>
-        <w:t xml:space="preserve"> </w:t>
-      </w:r>
-      <m:oMath>
-        <m:r>
-          <m:t>k</m:t>
-        </m:r>
-      </m:oMath>
-      <w:r>
-        <w:t xml:space="preserve"> </w:t>
-      </w:r>
-      <w:r>
-        <w:t xml:space="preserve">bars whose labels overlap the test window purged from</w:t>
-      </w:r>
-      <w:r>
-        <w:t xml:space="preserve"> </w:t>
-      </w:r>
-      <w:r>
-        <w:t xml:space="preserve">training [21]. Accuracies carry Clopper–Pearson [22]</w:t>
-      </w:r>
-      <w:r>
-        <w:t xml:space="preserve"> </w:t>
-      </w:r>
-      <w:r>
-        <w:t xml:space="preserve">intervals, exact binomial</w:t>
-      </w:r>
-      <w:r>
-        <w:t xml:space="preserve"> </w:t>
-      </w:r>
-      <m:oMath>
-        <m:r>
-          <m:t>p</m:t>
-        </m:r>
-      </m:oMath>
-      <w:r>
-        <w:t xml:space="preserve">-values and the Pesaran–Timmermann statistic</w:t>
-      </w:r>
-      <w:r>
-        <w:t xml:space="preserve"> </w:t>
-      </w:r>
-      <w:r>
-        <w:t xml:space="preserve">[23], which is the appropriate null for directional accuracy. Every</w:t>
-      </w:r>
-      <w:r>
-        <w:t xml:space="preserve"> </w:t>
-      </w:r>
-      <w:r>
-        <w:t xml:space="preserve">model is additionally trained on randomly permuted labels; if real and shuffled</w:t>
-      </w:r>
-      <w:r>
-        <w:t xml:space="preserve"> </w:t>
-      </w:r>
-      <w:r>
-        <w:t xml:space="preserve">scores coincide, the pipeline is reading noise. A synthetic feature of known</w:t>
-      </w:r>
-      <w:r>
-        <w:t xml:space="preserve"> </w:t>
-      </w:r>
-      <w:r>
-        <w:t xml:space="preserve">strength is injected as a positive control, since a pipeline that cannot recover</w:t>
-      </w:r>
-      <w:r>
-        <w:t xml:space="preserve"> </w:t>
-      </w:r>
-      <w:r>
-        <w:t xml:space="preserve">planted signal cannot be trusted to report a null. Strategy returns use</w:t>
-      </w:r>
-      <w:r>
-        <w:t xml:space="preserve"> </w:t>
-      </w:r>
-      <w:r>
-        <w:t xml:space="preserve">non-overlapping</w:t>
-      </w:r>
-      <w:r>
-        <w:t xml:space="preserve"> </w:t>
-      </w:r>
-      <m:oMath>
-        <m:r>
-          <m:t>k</m:t>
-        </m:r>
-      </m:oMath>
-      <w:r>
-        <w:t xml:space="preserve">-bar holds with explicit costs.</w:t>
-      </w:r>
-    </w:p>
-    <w:bookmarkStart w:id="25" w:name="units."/>
-    <w:p>
-      <w:pPr>
-        <w:pStyle w:val="Heading3"/>
-      </w:pPr>
-      <w:r>
-        <w:t xml:space="preserve">Units.</w:t>
-      </w:r>
-    </w:p>
-    <w:p>
-      <w:pPr>
-        <w:pStyle w:val="FirstParagraph"/>
-      </w:pPr>
-      <w:r>
-        <w:t xml:space="preserve">All analysis is on 5-minute bars, so the 30-minute horizon is</w:t>
-      </w:r>
-      <w:r>
-        <w:t xml:space="preserve"> </w:t>
-      </w:r>
-      <m:oMath>
-        <m:r>
-          <m:t>k</m:t>
-        </m:r>
-        <m:r>
-          <m:rPr>
-            <m:sty m:val="p"/>
-          </m:rPr>
-          <m:t>=</m:t>
-        </m:r>
-        <m:r>
-          <m:t>6</m:t>
-        </m:r>
-      </m:oMath>
-      <w:r>
-        <w:t xml:space="preserve"> </w:t>
-      </w:r>
-      <w:r>
-        <w:t xml:space="preserve">and a</w:t>
-      </w:r>
-      <w:r>
-        <w:t xml:space="preserve"> </w:t>
-      </w:r>
-      <w:r>
-        <w:t xml:space="preserve">session yields</w:t>
-      </w:r>
-      <w:r>
-        <w:t xml:space="preserve"> </w:t>
-      </w:r>
-      <m:oMath>
-        <m:r>
-          <m:t>n</m:t>
-        </m:r>
-        <m:r>
-          <m:rPr>
-            <m:sty m:val="p"/>
-          </m:rPr>
-          <m:t>=</m:t>
-        </m:r>
-        <m:r>
-          <m:t>69</m:t>
-        </m:r>
-      </m:oMath>
-      <w:r>
-        <w:t xml:space="preserve"> </w:t>
-      </w:r>
-      <w:r>
-        <w:t xml:space="preserve">forecasts. The production system emits a forecast every</w:t>
-      </w:r>
-      <w:r>
-        <w:t xml:space="preserve"> </w:t>
-      </w:r>
-      <w:r>
-        <w:rPr>
-          <w:iCs/>
-          <w:i/>
-        </w:rPr>
-        <w:t xml:space="preserve">minute</w:t>
-      </w:r>
-      <w:r>
-        <w:t xml:space="preserve">; pooled, its run lengths average 15.2 minutes with a longest of</w:t>
-      </w:r>
-      <w:r>
-        <w:t xml:space="preserve"> </w:t>
-      </w:r>
-      <w:r>
-        <w:t xml:space="preserve">263, and the pooled mean run in 5-minute bars is 3.4.</w:t>
-      </w:r>
-    </w:p>
-    <w:bookmarkEnd w:id="25"/>
-    <w:bookmarkEnd w:id="26"/>
-    <w:bookmarkStart w:id="32" w:name="sec:mech"/>
-    <w:p>
-      <w:pPr>
-        <w:pStyle w:val="Heading1"/>
-      </w:pPr>
-      <w:r>
-        <w:rPr>
-          <w:rStyle w:val="SectionNumber"/>
-        </w:rPr>
-        <w:t xml:space="preserve">4</w:t>
-      </w:r>
-      <w:r>
-        <w:tab/>
-      </w:r>
-      <w:r>
-        <w:t xml:space="preserve">The Mechanism</w:t>
-      </w:r>
-    </w:p>
-    <w:bookmarkStart w:id="27" w:name="overlap-is-arithmetic"/>
-    <w:p>
-      <w:pPr>
-        <w:pStyle w:val="Heading2"/>
-      </w:pPr>
-      <w:r>
-        <w:rPr>
-          <w:rStyle w:val="SectionNumber"/>
-        </w:rPr>
-        <w:t xml:space="preserve">4.1</w:t>
-      </w:r>
-      <w:r>
-        <w:tab/>
-      </w:r>
-      <w:r>
-        <w:t xml:space="preserve">Overlap is arithmetic</w:t>
-      </w:r>
-    </w:p>
-    <w:p>
-      <w:pPr>
-        <w:pStyle w:val="FirstParagraph"/>
-      </w:pPr>
-      <w:r>
-        <w:t xml:space="preserve">Measure the autocorrelation of the</w:t>
-      </w:r>
-      <w:r>
-        <w:t xml:space="preserve"> </w:t>
-      </w:r>
-      <m:oMath>
-        <m:r>
-          <m:t>k</m:t>
-        </m:r>
-      </m:oMath>
-      <w:r>
-        <w:t xml:space="preserve">-bar forward return two ways. On</w:t>
-      </w:r>
-      <w:r>
-        <w:t xml:space="preserve"> </w:t>
-      </w:r>
-      <w:r>
-        <w:t xml:space="preserve">overlapping windows it reaches 0.841 at lag 1 and decays to approximately zero at</w:t>
-      </w:r>
-      <w:r>
-        <w:t xml:space="preserve"> </w:t>
-      </w:r>
-      <w:r>
-        <w:rPr>
-          <w:iCs/>
-          <w:i/>
-        </w:rPr>
-        <w:t xml:space="preserve">exactly</w:t>
-      </w:r>
-      <w:r>
-        <w:t xml:space="preserve"> </w:t>
-      </w:r>
-      <w:r>
-        <w:t xml:space="preserve">lag</w:t>
-      </w:r>
-      <w:r>
-        <w:t xml:space="preserve"> </w:t>
-      </w:r>
-      <m:oMath>
-        <m:r>
-          <m:t>k</m:t>
-        </m:r>
-      </m:oMath>
-      <w:r>
-        <w:t xml:space="preserve">; sampled so that no two observations share a bar it is</w:t>
-      </w:r>
-      <w:r>
-        <w:t xml:space="preserve"> </w:t>
-      </w:r>
-      <w:r>
-        <w:t xml:space="preserve">0.067 at lag 1 and indistinguishable from zero thereafter. The pattern reproduces</w:t>
-      </w:r>
-      <w:r>
-        <w:t xml:space="preserve"> </w:t>
-      </w:r>
-      <w:r>
-        <w:t xml:space="preserve">at</w:t>
-      </w:r>
-      <w:r>
-        <w:t xml:space="preserve"> </w:t>
-      </w:r>
-      <m:oMath>
-        <m:r>
-          <m:t>k</m:t>
-        </m:r>
-        <m:r>
-          <m:rPr>
-            <m:sty m:val="p"/>
-          </m:rPr>
-          <m:t>=</m:t>
-        </m:r>
-        <m:r>
-          <m:t>6</m:t>
-        </m:r>
-      </m:oMath>
-      <w:r>
-        <w:t xml:space="preserve"> </w:t>
-      </w:r>
-      <w:r>
-        <w:t xml:space="preserve">and</w:t>
-      </w:r>
-      <w:r>
-        <w:t xml:space="preserve"> </w:t>
-      </w:r>
-      <m:oMath>
-        <m:r>
-          <m:t>k</m:t>
-        </m:r>
-        <m:r>
-          <m:rPr>
-            <m:sty m:val="p"/>
-          </m:rPr>
-          <m:t>=</m:t>
-        </m:r>
-        <m:r>
-          <m:t>12</m:t>
-        </m:r>
-      </m:oMath>
-      <w:r>
-        <w:t xml:space="preserve">, with the decay landing on lag 6 and lag 12 respectively. The</w:t>
-      </w:r>
-      <w:r>
-        <w:t xml:space="preserve"> </w:t>
-      </w:r>
-      <w:r>
-        <w:t xml:space="preserve">correlation is a property of the sampling scheme, not of the market, and it is</w:t>
-      </w:r>
-      <w:r>
-        <w:t xml:space="preserve"> </w:t>
-      </w:r>
-      <w:r>
-        <w:t xml:space="preserve">the whole of the mechanism below.</w:t>
-      </w:r>
-    </w:p>
-    <w:bookmarkEnd w:id="27"/>
-    <w:bookmarkStart w:id="28" w:name="persistence-is-the-second-ingredient"/>
-    <w:p>
-      <w:pPr>
-        <w:pStyle w:val="Heading2"/>
-      </w:pPr>
-      <w:r>
-        <w:rPr>
-          <w:rStyle w:val="SectionNumber"/>
-        </w:rPr>
-        <w:t xml:space="preserve">4.2</w:t>
-      </w:r>
-      <w:r>
-        <w:tab/>
-      </w:r>
-      <w:r>
-        <w:t xml:space="preserve">Persistence is the second ingredient</w:t>
-      </w:r>
-    </w:p>
-    <w:p>
-      <w:pPr>
-        <w:pStyle w:val="FirstParagraph"/>
-      </w:pPr>
-      <w:r>
-        <w:t xml:space="preserve">Overlap alone is insufficient, and getting this wrong was instructive: if</w:t>
-      </w:r>
-      <w:r>
-        <w:t xml:space="preserve"> </w:t>
-      </w:r>
-      <w:r>
-        <w:t xml:space="preserve">predictions are drawn independently each bar, the hit indicator is i.i.d. Bernoulli regardless of how autocorrelated the outcome series is, and our first</w:t>
-      </w:r>
-      <w:r>
-        <w:t xml:space="preserve"> </w:t>
-      </w:r>
-      <w:r>
-        <w:t xml:space="preserve">simulation made exactly that error and correctly found nothing. Real models do</w:t>
-      </w:r>
-      <w:r>
-        <w:t xml:space="preserve"> </w:t>
-      </w:r>
-      <w:r>
-        <w:t xml:space="preserve">not re-decide every bar. Their features move slowly, so they repeat the same call</w:t>
-      </w:r>
-      <w:r>
-        <w:t xml:space="preserve"> </w:t>
-      </w:r>
-      <w:r>
-        <w:t xml:space="preserve">for long stretches: measured on the production log at the 30-minute horizon,</w:t>
-      </w:r>
-      <w:r>
-        <w:t xml:space="preserve"> </w:t>
-      </w:r>
-      <w:r>
-        <w:t xml:space="preserve">BANKNIFTY calls persist for a mean of 25.9 minutes and NIFTY 50 for 10.3, against</w:t>
-      </w:r>
-      <w:r>
-        <w:t xml:space="preserve"> </w:t>
-      </w:r>
-      <w:r>
-        <w:t xml:space="preserve">a mean run of one for a model that re-drew each bar. When both the call and the</w:t>
-      </w:r>
-      <w:r>
-        <w:t xml:space="preserve"> </w:t>
-      </w:r>
-      <w:r>
-        <w:t xml:space="preserve">outcome persist, one lucky trending stretch is recorded as dozens of hits.</w:t>
-      </w:r>
-    </w:p>
-    <w:bookmarkEnd w:id="28"/>
-    <w:bookmarkStart w:id="30" w:name="what-a-zero-skill-forecaster-reports"/>
-    <w:p>
-      <w:pPr>
-        <w:pStyle w:val="Heading2"/>
-      </w:pPr>
-      <w:r>
-        <w:rPr>
-          <w:rStyle w:val="SectionNumber"/>
-        </w:rPr>
-        <w:t xml:space="preserve">4.3</w:t>
-      </w:r>
-      <w:r>
-        <w:tab/>
-      </w:r>
-      <w:r>
-        <w:t xml:space="preserve">What a zero-skill forecaster reports</w:t>
-      </w:r>
-    </w:p>
-    <w:p>
-      <w:pPr>
-        <w:pStyle w:val="FirstParagraph"/>
-      </w:pPr>
-      <w:r>
-        <w:t xml:space="preserve">We simulate a fair coin held for a run length drawn from the measured</w:t>
-      </w:r>
-      <w:r>
-        <w:t xml:space="preserve"> </w:t>
-      </w:r>
-      <w:r>
-        <w:t xml:space="preserve">distribution, evaluated against real bars and scored as a dashboard scores it</w:t>
-      </w:r>
-      <w:r>
-        <w:t xml:space="preserve"> </w:t>
-      </w:r>
-      <w:r>
-        <w:t xml:space="preserve">(Table </w:t>
-      </w:r>
-      <w:hyperlink w:anchor="tab:zero">
-        <w:r>
-          <w:rPr>
-            <w:rStyle w:val="Hyperlink"/>
-          </w:rPr>
-          <w:t xml:space="preserve">2</w:t>
-        </w:r>
-      </w:hyperlink>
-      <w:r>
         <w:t xml:space="preserve">).</w:t>
       </w:r>
     </w:p>
-    <w:bookmarkStart w:id="29" w:name="tab:zero"/>
+    <w:bookmarkStart w:id="28" w:name="tab:zero"/>
     <w:p>
       <w:pPr>
         <w:pStyle w:val="TableCaption"/>
@@ -3967,13 +2966,13 @@
         </w:tc>
       </w:tr>
     </w:tbl>
-    <w:bookmarkEnd w:id="29"/>
+    <w:bookmarkEnd w:id="28"/>
     <w:p>
       <w:pPr>
         <w:pStyle w:val="BodyText"/>
       </w:pPr>
       <w:r>
-        <w:t xml:space="preserve">The table states a point easily read backwards. Per-bar scoring does</w:t>
+        <w:t xml:space="preserve">The table is easily read backwards. Per-bar scoring does</w:t>
       </w:r>
       <w:r>
         <w:t xml:space="preserve"> </w:t>
@@ -3989,7 +2988,13 @@
         <w:t xml:space="preserve"> </w:t>
       </w:r>
       <w:r>
-        <w:t xml:space="preserve">produce extreme readings more often than honest scoring; it produces them</w:t>
+        <w:t xml:space="preserve">produce</w:t>
+      </w:r>
+      <w:r>
+        <w:t xml:space="preserve"> </w:t>
+      </w:r>
+      <w:r>
+        <w:t xml:space="preserve">extreme readings more often than honest scoring; it produces them</w:t>
       </w:r>
       <w:r>
         <w:t xml:space="preserve"> </w:t>
@@ -4005,7 +3010,7 @@
         <w:t xml:space="preserve"> </w:t>
       </w:r>
       <w:r>
-        <w:t xml:space="preserve">often. What it does is report them with an interval</w:t>
+        <w:t xml:space="preserve">often, and reports them with an interval</w:t>
       </w:r>
       <w:r>
         <w:t xml:space="preserve"> </w:t>
@@ -4025,13 +3030,13 @@
         <w:t xml:space="preserve"> </w:t>
       </w:r>
       <w:r>
-        <w:t xml:space="preserve">too</w:t>
-      </w:r>
-      <w:r>
-        <w:t xml:space="preserve"> </w:t>
-      </w:r>
-      <w:r>
-        <w:t xml:space="preserve">narrow, because the quoted</w:t>
+        <w:t xml:space="preserve">too narrow because the</w:t>
+      </w:r>
+      <w:r>
+        <w:t xml:space="preserve"> </w:t>
+      </w:r>
+      <w:r>
+        <w:t xml:space="preserve">quoted</w:t>
       </w:r>
       <w:r>
         <w:t xml:space="preserve"> </w:t>
@@ -4045,13 +3050,7 @@
         <w:t xml:space="preserve"> </w:t>
       </w:r>
       <w:r>
-        <w:t xml:space="preserve">of 69 is a fiction. Overlap manufactures</w:t>
-      </w:r>
-      <w:r>
-        <w:t xml:space="preserve"> </w:t>
-      </w:r>
-      <w:r>
-        <w:t xml:space="preserve">unwarranted</w:t>
+        <w:t xml:space="preserve">of 69 is a fiction. Overlap manufactures unwarranted</w:t>
       </w:r>
       <w:r>
         <w:t xml:space="preserve"> </w:t>
@@ -4064,17 +3063,11 @@
         <w:t xml:space="preserve">confidence</w:t>
       </w:r>
       <w:r>
-        <w:t xml:space="preserve">, not high hit-rates, and that false precision is</w:t>
-      </w:r>
-      <w:r>
-        <w:t xml:space="preserve"> </w:t>
-      </w:r>
-      <w:r>
-        <w:t xml:space="preserve">what misleads.</w:t>
-      </w:r>
-    </w:p>
-    <w:bookmarkEnd w:id="30"/>
-    <w:bookmarkStart w:id="31" w:name="X7edf6b3d1d8881aab30d4d3ed617de837d335e5"/>
+        <w:t xml:space="preserve">, not high hit-rates.</w:t>
+      </w:r>
+    </w:p>
+    <w:bookmarkEnd w:id="29"/>
+    <w:bookmarkStart w:id="30" w:name="X7edf6b3d1d8881aab30d4d3ed617de837d335e5"/>
     <w:p>
       <w:pPr>
         <w:pStyle w:val="Heading2"/>
@@ -4103,13 +3096,13 @@
         <w:t xml:space="preserve"> </w:t>
       </w:r>
       <w:r>
-        <w:t xml:space="preserve">scored forecasts rather than 69. Taking the outcome series from the log and</w:t>
-      </w:r>
-      <w:r>
-        <w:t xml:space="preserve"> </w:t>
-      </w:r>
-      <w:r>
-        <w:t xml:space="preserve">simulating the same zero-skill forecaster, the understatement factor rises to</w:t>
+        <w:t xml:space="preserve">forecasts rather than 69, and simulating the same zero-skill forecaster against</w:t>
+      </w:r>
+      <w:r>
+        <w:t xml:space="preserve"> </w:t>
+      </w:r>
+      <w:r>
+        <w:t xml:space="preserve">the log’s own outcome series raises the understatement factor to</w:t>
       </w:r>
       <w:r>
         <w:t xml:space="preserve"> </w:t>
@@ -4142,19 +3135,19 @@
         <w:t xml:space="preserve">rarer</w:t>
       </w:r>
       <w:r>
-        <w:t xml:space="preserve">, so every</w:t>
-      </w:r>
-      <w:r>
-        <w:t xml:space="preserve"> </w:t>
-      </w:r>
-      <w:r>
-        <w:t xml:space="preserve">5-minute-bar figure here understates the artefact. A dashboard also watches more</w:t>
-      </w:r>
-      <w:r>
-        <w:t xml:space="preserve"> </w:t>
-      </w:r>
-      <w:r>
-        <w:t xml:space="preserve">than one number: two indices at four horizons is eight hit-rates per session, and</w:t>
+        <w:t xml:space="preserve">. Every 5-minute-bar figure</w:t>
+      </w:r>
+      <w:r>
+        <w:t xml:space="preserve"> </w:t>
+      </w:r>
+      <w:r>
+        <w:t xml:space="preserve">here therefore understates the artefact. A dashboard also watches more than one</w:t>
+      </w:r>
+      <w:r>
+        <w:t xml:space="preserve"> </w:t>
+      </w:r>
+      <w:r>
+        <w:t xml:space="preserve">number: two indices at four horizons is eight hit-rates per session, and</w:t>
       </w:r>
       <w:r>
         <w:t xml:space="preserve"> </w:t>
@@ -4232,18 +3225,18 @@
         <w:t xml:space="preserve"> </w:t>
       </w:r>
       <w:r>
-        <w:t xml:space="preserve">against 17.2% under independence — about one session in six, so a headline</w:t>
-      </w:r>
-      <w:r>
-        <w:t xml:space="preserve"> </w:t>
-      </w:r>
-      <w:r>
-        <w:t xml:space="preserve">71% arrives within the first weeks of live operation with no edge at all.</w:t>
-      </w:r>
-    </w:p>
+        <w:t xml:space="preserve">— about one session in six, so a headline 71% arrives within the first weeks</w:t>
+      </w:r>
+      <w:r>
+        <w:t xml:space="preserve"> </w:t>
+      </w:r>
+      <w:r>
+        <w:t xml:space="preserve">of live operation with no edge at all.</w:t>
+      </w:r>
+    </w:p>
+    <w:bookmarkEnd w:id="30"/>
     <w:bookmarkEnd w:id="31"/>
-    <w:bookmarkEnd w:id="32"/>
-    <w:bookmarkStart w:id="37" w:name="sec:est"/>
+    <w:bookmarkStart w:id="36" w:name="sec:est"/>
     <w:p>
       <w:pPr>
         <w:pStyle w:val="Heading1"/>
@@ -4261,7 +3254,7 @@
         <w:t xml:space="preserve">A Calibrated Estimator</w:t>
       </w:r>
     </w:p>
-    <w:bookmarkStart w:id="33" w:name="effective-sample-size"/>
+    <w:bookmarkStart w:id="32" w:name="effective-sample-size"/>
     <w:p>
       <w:pPr>
         <w:pStyle w:val="Heading2"/>
@@ -5124,19 +4117,19 @@
         <w:pStyle w:val="FirstParagraph"/>
       </w:pPr>
       <w:r>
-        <w:t xml:space="preserve">This is the classical design effect [8, 9]; what is new is</w:t>
-      </w:r>
-      <w:r>
-        <w:t xml:space="preserve"> </w:t>
-      </w:r>
-      <w:r>
-        <w:t xml:space="preserve">that a forecast stream has exactly this structure and that nobody reports it. The</w:t>
-      </w:r>
-      <w:r>
-        <w:t xml:space="preserve"> </w:t>
-      </w:r>
-      <w:r>
-        <w:t xml:space="preserve">inflation is governed by</w:t>
+        <w:t xml:space="preserve">This is the classical design effect [6]; what is new is that a</w:t>
+      </w:r>
+      <w:r>
+        <w:t xml:space="preserve"> </w:t>
+      </w:r>
+      <w:r>
+        <w:t xml:space="preserve">forecast stream has exactly this structure and that nobody reports it, and that</w:t>
+      </w:r>
+      <w:r>
+        <w:t xml:space="preserve"> </w:t>
+      </w:r>
+      <w:r>
+        <w:t xml:space="preserve">the inflation is governed by</w:t>
       </w:r>
       <w:r>
         <w:t xml:space="preserve"> </w:t>
@@ -5175,11 +4168,11 @@
         </m:r>
       </m:oMath>
       <w:r>
-        <w:t xml:space="preserve">, so the tail matters, not the mean.</w:t>
-      </w:r>
-    </w:p>
-    <w:bookmarkEnd w:id="33"/>
-    <w:bookmarkStart w:id="35" w:name="validation-by-coverage"/>
+        <w:t xml:space="preserve">, so the tail matters.</w:t>
+      </w:r>
+    </w:p>
+    <w:bookmarkEnd w:id="32"/>
+    <w:bookmarkStart w:id="34" w:name="validation-by-coverage"/>
     <w:p>
       <w:pPr>
         <w:pStyle w:val="Heading2"/>
@@ -5209,7 +4202,7 @@
           <w:rPr>
             <w:rStyle w:val="Hyperlink"/>
           </w:rPr>
-          <w:t xml:space="preserve">3</w:t>
+          <w:t xml:space="preserve">2</w:t>
         </w:r>
       </w:hyperlink>
       <w:r>
@@ -5231,7 +4224,7 @@
         <w:t xml:space="preserve">generative process rather than assumed.</w:t>
       </w:r>
     </w:p>
-    <w:bookmarkStart w:id="34" w:name="tab:cov"/>
+    <w:bookmarkStart w:id="33" w:name="tab:cov"/>
     <w:p>
       <w:pPr>
         <w:pStyle w:val="TableCaption"/>
@@ -5669,7 +4662,7 @@
         </w:tc>
       </w:tr>
     </w:tbl>
-    <w:bookmarkEnd w:id="34"/>
+    <w:bookmarkEnd w:id="33"/>
     <w:p>
       <w:pPr>
         <w:pStyle w:val="BodyText"/>
@@ -5681,13 +4674,13 @@
         <w:t xml:space="preserve"> </w:t>
       </w:r>
       <w:r>
-        <w:t xml:space="preserve">about nine points. The obvious diagnosis is bandwidth: the automatic Bartlett</w:t>
-      </w:r>
-      <w:r>
-        <w:t xml:space="preserve"> </w:t>
-      </w:r>
-      <w:r>
-        <w:t xml:space="preserve">rule gives 3.7 bars at</w:t>
+        <w:t xml:space="preserve">about nine points. The diagnosis is bandwidth: the automatic Bartlett rule gives</w:t>
+      </w:r>
+      <w:r>
+        <w:t xml:space="preserve"> </w:t>
+      </w:r>
+      <w:r>
+        <w:t xml:space="preserve">3.7 bars at</w:t>
       </w:r>
       <w:r>
         <w:t xml:space="preserve"> </w:t>
@@ -5707,25 +4700,16 @@
         </m:r>
       </m:oMath>
       <w:r>
-        <w:t xml:space="preserve">, close to the pooled mean run of 3.4, while the</w:t>
-      </w:r>
-      <w:r>
-        <w:t xml:space="preserve"> </w:t>
-      </w:r>
-      <w:r>
-        <w:t xml:space="preserve">tail reaches 53. A run-structure bandwidth recovers one to two points and no</w:t>
-      </w:r>
-      <w:r>
-        <w:t xml:space="preserve"> </w:t>
-      </w:r>
-      <w:r>
-        <w:t xml:space="preserve">more, so bandwidth was part of the problem and not the whole of it. The design</w:t>
-      </w:r>
-      <w:r>
-        <w:t xml:space="preserve"> </w:t>
-      </w:r>
-      <w:r>
-        <w:t xml:space="preserve">effect</w:t>
+        <w:t xml:space="preserve"> </w:t>
+      </w:r>
+      <w:r>
+        <w:t xml:space="preserve">against a pooled mean run of 3.4 and a tail reaching 53, and a</w:t>
+      </w:r>
+      <w:r>
+        <w:t xml:space="preserve"> </w:t>
+      </w:r>
+      <w:r>
+        <w:t xml:space="preserve">run-structure bandwidth recovers only one to two points. The design effect</w:t>
       </w:r>
       <w:r>
         <w:t xml:space="preserve"> </w:t>
@@ -6102,8 +5086,8 @@
         <w:t xml:space="preserve">raw design effect as the conservative bound.</w:t>
       </w:r>
     </w:p>
-    <w:bookmarkEnd w:id="35"/>
-    <w:bookmarkStart w:id="36" w:name="reliability-and-a-real-session"/>
+    <w:bookmarkEnd w:id="34"/>
+    <w:bookmarkStart w:id="35" w:name="reliability-and-a-real-session"/>
     <w:p>
       <w:pPr>
         <w:pStyle w:val="Heading2"/>
@@ -6146,13 +5130,13 @@
         <w:t xml:space="preserve"> </w:t>
       </w:r>
       <w:r>
-        <w:t xml:space="preserve">few dozen runs, and a tail is what a short sample estimates worst. Measured</w:t>
-      </w:r>
-      <w:r>
-        <w:t xml:space="preserve"> </w:t>
-      </w:r>
-      <w:r>
-        <w:t xml:space="preserve">against a pooled reference of 10.6, a single session’s</w:t>
+        <w:t xml:space="preserve">few dozen runs, and a tail is what a short sample estimates worst: against a</w:t>
+      </w:r>
+      <w:r>
+        <w:t xml:space="preserve"> </w:t>
+      </w:r>
+      <w:r>
+        <w:t xml:space="preserve">pooled reference of 10.6, a single session’s</w:t>
       </w:r>
       <w:r>
         <w:t xml:space="preserve"> </w:t>
@@ -6179,13 +5163,7 @@
         <w:t xml:space="preserve"> </w:t>
       </w:r>
       <w:r>
-        <w:t xml:space="preserve">lands</w:t>
-      </w:r>
-      <w:r>
-        <w:t xml:space="preserve"> </w:t>
-      </w:r>
-      <w:r>
-        <w:t xml:space="preserve">between</w:t>
+        <w:t xml:space="preserve">lands between</w:t>
       </w:r>
       <w:r>
         <w:t xml:space="preserve"> </w:t>
@@ -6225,31 +5203,25 @@
         <w:t xml:space="preserve"> </w:t>
       </w:r>
       <w:r>
-        <w:t xml:space="preserve">that value nine times in ten, so it should</w:t>
-      </w:r>
-      <w:r>
-        <w:t xml:space="preserve"> </w:t>
-      </w:r>
-      <w:r>
-        <w:t xml:space="preserve">be estimated from a run of sessions and treated as an order of magnitude when it</w:t>
-      </w:r>
-      <w:r>
-        <w:t xml:space="preserve"> </w:t>
-      </w:r>
-      <w:r>
-        <w:t xml:space="preserve">comes from one. That matters immediately. Applying the estimators to the production log, a</w:t>
-      </w:r>
-      <w:r>
-        <w:t xml:space="preserve"> </w:t>
-      </w:r>
-      <w:r>
-        <w:t xml:space="preserve">BANKNIFTY session reporting 57.1% has a naive interval that excludes 50% and a</w:t>
-      </w:r>
-      <w:r>
-        <w:t xml:space="preserve"> </w:t>
-      </w:r>
-      <w:r>
-        <w:t xml:space="preserve">corrected interval of</w:t>
+        <w:t xml:space="preserve">that value nine times in ten, so it should be</w:t>
+      </w:r>
+      <w:r>
+        <w:t xml:space="preserve"> </w:t>
+      </w:r>
+      <w:r>
+        <w:t xml:space="preserve">estimated from a run of sessions. That matters immediately. On the production log</w:t>
+      </w:r>
+      <w:r>
+        <w:t xml:space="preserve"> </w:t>
+      </w:r>
+      <w:r>
+        <w:t xml:space="preserve">the best NIFTY 50 session, 69.6% over 335 forecasts, has a naive interval</w:t>
+      </w:r>
+      <w:r>
+        <w:t xml:space="preserve"> </w:t>
+      </w:r>
+      <w:r>
+        <w:t xml:space="preserve">excluding 50% and corrects to</w:t>
       </w:r>
       <w:r>
         <w:t xml:space="preserve"> </w:t>
@@ -6262,7 +5234,7 @@
           <m:t>[</m:t>
         </m:r>
         <m:r>
-          <m:t>34.4</m:t>
+          <m:t>50.0</m:t>
         </m:r>
         <m:r>
           <m:rPr>
@@ -6271,7 +5243,7 @@
           <m:t>,</m:t>
         </m:r>
         <m:r>
-          <m:t>79.9</m:t>
+          <m:t>89.1</m:t>
         </m:r>
         <m:r>
           <m:rPr>
@@ -6281,54 +5253,13 @@
         </m:r>
       </m:oMath>
       <w:r>
-        <w:t xml:space="preserve"> </w:t>
-      </w:r>
-      <w:r>
-        <w:t xml:space="preserve">that does not. The best NIFTY 50 session,</w:t>
-      </w:r>
-      <w:r>
-        <w:t xml:space="preserve"> </w:t>
-      </w:r>
-      <w:r>
-        <w:t xml:space="preserve">69.6% over 335 forecasts, has a corrected interval of</w:t>
-      </w:r>
-      <w:r>
-        <w:t xml:space="preserve"> </w:t>
-      </w:r>
-      <m:oMath>
-        <m:r>
-          <m:rPr>
-            <m:sty m:val="p"/>
-          </m:rPr>
-          <m:t>[</m:t>
-        </m:r>
-        <m:r>
-          <m:t>50.0</m:t>
-        </m:r>
-        <m:r>
-          <m:rPr>
-            <m:sty m:val="p"/>
-          </m:rPr>
-          <m:t>,</m:t>
-        </m:r>
-        <m:r>
-          <m:t>89.1</m:t>
-        </m:r>
-        <m:r>
-          <m:rPr>
-            <m:sty m:val="p"/>
-          </m:rPr>
-          <m:t>]</m:t>
-        </m:r>
-      </m:oMath>
-      <w:r>
-        <w:t xml:space="preserve">, which does</w:t>
-      </w:r>
-      <w:r>
-        <w:t xml:space="preserve"> </w:t>
-      </w:r>
-      <w:r>
-        <w:t xml:space="preserve">exclude 50% — but at the 5th percentile of the</w:t>
+        <w:t xml:space="preserve">, which still excludes it — but at</w:t>
+      </w:r>
+      <w:r>
+        <w:t xml:space="preserve"> </w:t>
+      </w:r>
+      <w:r>
+        <w:t xml:space="preserve">the 5th percentile of the</w:t>
       </w:r>
       <w:r>
         <w:t xml:space="preserve"> </w:t>
@@ -6355,13 +5286,7 @@
         <w:t xml:space="preserve"> </w:t>
       </w:r>
       <w:r>
-        <w:t xml:space="preserve">uncertainty it</w:t>
-      </w:r>
-      <w:r>
-        <w:t xml:space="preserve"> </w:t>
-      </w:r>
-      <w:r>
-        <w:t xml:space="preserve">becomes</w:t>
+        <w:t xml:space="preserve">uncertainty it becomes</w:t>
       </w:r>
       <w:r>
         <w:t xml:space="preserve"> </w:t>
@@ -6396,19 +5321,19 @@
         <w:t xml:space="preserve"> </w:t>
       </w:r>
       <w:r>
-        <w:t xml:space="preserve">and no longer does. The margin is smaller than the</w:t>
-      </w:r>
-      <w:r>
-        <w:t xml:space="preserve"> </w:t>
-      </w:r>
-      <w:r>
-        <w:t xml:space="preserve">estimator’s own noise, so the session supports no claim of skill. An earlier</w:t>
-      </w:r>
-      <w:r>
-        <w:t xml:space="preserve"> </w:t>
-      </w:r>
-      <w:r>
-        <w:t xml:space="preserve">draft reported that it did.</w:t>
+        <w:t xml:space="preserve">and no longer does. The margin is smaller than the estimator’s own</w:t>
+      </w:r>
+      <w:r>
+        <w:t xml:space="preserve"> </w:t>
+      </w:r>
+      <w:r>
+        <w:t xml:space="preserve">noise, so the session supports no claim of skill. An earlier draft reported that</w:t>
+      </w:r>
+      <w:r>
+        <w:t xml:space="preserve"> </w:t>
+      </w:r>
+      <w:r>
+        <w:t xml:space="preserve">it did.</w:t>
       </w:r>
     </w:p>
     <w:p>
@@ -6416,19 +5341,13 @@
         <w:pStyle w:val="BodyText"/>
       </w:pPr>
       <w:r>
-        <w:t xml:space="preserve">Per-event scoring is unbiased, needs no estimator, and is what we use for every</w:t>
-      </w:r>
-      <w:r>
-        <w:t xml:space="preserve"> </w:t>
-      </w:r>
-      <w:r>
-        <w:t xml:space="preserve">backtest here. It is nonetheless insufficient for a live stream: a dashboard</w:t>
-      </w:r>
-      <w:r>
-        <w:t xml:space="preserve"> </w:t>
-      </w:r>
-      <w:r>
-        <w:t xml:space="preserve">cannot wait</w:t>
+        <w:t xml:space="preserve">Per-event scoring is unbiased and is what we use for every backtest here, but it</w:t>
+      </w:r>
+      <w:r>
+        <w:t xml:space="preserve"> </w:t>
+      </w:r>
+      <w:r>
+        <w:t xml:space="preserve">is insufficient for a live stream: a dashboard cannot wait</w:t>
       </w:r>
       <w:r>
         <w:t xml:space="preserve"> </w:t>
@@ -6442,13 +5361,13 @@
         <w:t xml:space="preserve"> </w:t>
       </w:r>
       <w:r>
-        <w:t xml:space="preserve">bars or discard forecasts it has already shown; subsampling</w:t>
-      </w:r>
-      <w:r>
-        <w:t xml:space="preserve"> </w:t>
-      </w:r>
-      <w:r>
-        <w:t xml:space="preserve">throws away 83% of the observations; and which of the</w:t>
+        <w:t xml:space="preserve">bars, subsampling</w:t>
+      </w:r>
+      <w:r>
+        <w:t xml:space="preserve"> </w:t>
+      </w:r>
+      <w:r>
+        <w:t xml:space="preserve">throws away 83% of the observations, and which of the</w:t>
       </w:r>
       <w:r>
         <w:t xml:space="preserve"> </w:t>
@@ -6468,18 +5387,12 @@
         <w:t xml:space="preserve"> </w:t>
       </w:r>
       <w:r>
-        <w:t xml:space="preserve">moves the same session by 7 to 20 points, so an analyst free to pick the offset</w:t>
-      </w:r>
-      <w:r>
-        <w:t xml:space="preserve"> </w:t>
-      </w:r>
-      <w:r>
-        <w:t xml:space="preserve">is free to pick the answer.</w:t>
-      </w:r>
-    </w:p>
+        <w:t xml:space="preserve">moves the same session by 7 to 20 points.</w:t>
+      </w:r>
+    </w:p>
+    <w:bookmarkEnd w:id="35"/>
     <w:bookmarkEnd w:id="36"/>
-    <w:bookmarkEnd w:id="37"/>
-    <w:bookmarkStart w:id="42" w:name="sec:pred"/>
+    <w:bookmarkStart w:id="40" w:name="sec:pred"/>
     <w:p>
       <w:pPr>
         <w:pStyle w:val="Heading1"/>
@@ -6497,7 +5410,7 @@
         <w:t xml:space="preserve">Predictability Under Correct Scoring</w:t>
       </w:r>
     </w:p>
-    <w:bookmarkStart w:id="39" w:name="is-there-anything-to-predict"/>
+    <w:bookmarkStart w:id="37" w:name="is-there-anything-to-predict"/>
     <w:p>
       <w:pPr>
         <w:pStyle w:val="Heading2"/>
@@ -6532,30 +5445,31 @@
         <w:t xml:space="preserve"> </w:t>
       </w:r>
       <w:r>
-        <w:t xml:space="preserve">indices across two exchanges (Table </w:t>
-      </w:r>
-      <w:hyperlink w:anchor="tab:ceiling">
-        <w:r>
-          <w:rPr>
-            <w:rStyle w:val="Hyperlink"/>
-          </w:rPr>
-          <w:t xml:space="preserve">4</w:t>
-        </w:r>
-      </w:hyperlink>
-      <w:r>
-        <w:t xml:space="preserve">). Each memorises completely</w:t>
-      </w:r>
-      <w:r>
-        <w:t xml:space="preserve"> </w:t>
-      </w:r>
-      <w:r>
-        <w:t xml:space="preserve">and generalises at chance; permuting labels moves accuracy by 0.3 to 0.7 points;</w:t>
-      </w:r>
-      <w:r>
-        <w:t xml:space="preserve"> </w:t>
-      </w:r>
-      <w:r>
-        <w:t xml:space="preserve">no real-label result is distinguishable from a coinflip (</w:t>
+        <w:t xml:space="preserve">indices across two exchanges. Training accuracy reaches 100.0% everywhere and</w:t>
+      </w:r>
+      <w:r>
+        <w:t xml:space="preserve"> </w:t>
+      </w:r>
+      <w:r>
+        <w:t xml:space="preserve">test accuracy stays at chance: 50.5 and 50.0 on BANKNIFTY and NIFTY 50 over</w:t>
+      </w:r>
+      <w:r>
+        <w:t xml:space="preserve"> </w:t>
+      </w:r>
+      <w:r>
+        <w:t xml:space="preserve">16 856 and 16 853 scored bars, 49.7–50.2 on the other three. Permuting labels</w:t>
+      </w:r>
+      <w:r>
+        <w:t xml:space="preserve"> </w:t>
+      </w:r>
+      <w:r>
+        <w:t xml:space="preserve">moves accuracy by 0.3 to 0.7 points, no real-label result is distinguishable from</w:t>
+      </w:r>
+      <w:r>
+        <w:t xml:space="preserve"> </w:t>
+      </w:r>
+      <w:r>
+        <w:t xml:space="preserve">a coinflip (</w:t>
       </w:r>
       <m:oMath>
         <m:r>
@@ -6586,13 +5500,13 @@
         </m:r>
       </m:oMath>
       <w:r>
-        <w:t xml:space="preserve">);</w:t>
-      </w:r>
-      <w:r>
-        <w:t xml:space="preserve"> </w:t>
-      </w:r>
-      <w:r>
-        <w:t xml:space="preserve">and both injected positive controls are recovered at</w:t>
+        <w:t xml:space="preserve">), and both injected positive controls, planted</w:t>
+      </w:r>
+      <w:r>
+        <w:t xml:space="preserve"> </w:t>
+      </w:r>
+      <w:r>
+        <w:t xml:space="preserve">at about 55% and 65%, are recovered at</w:t>
       </w:r>
       <w:r>
         <w:t xml:space="preserve"> </w:t>
@@ -6612,7 +5526,10 @@
         </m:r>
       </m:oMath>
       <w:r>
-        <w:t xml:space="preserve">. The null is a</w:t>
+        <w:t xml:space="preserve"> </w:t>
+      </w:r>
+      <w:r>
+        <w:t xml:space="preserve">everywhere. The null is a</w:t>
       </w:r>
       <w:r>
         <w:t xml:space="preserve"> </w:t>
@@ -6621,304 +5538,8 @@
         <w:t xml:space="preserve">property of the data, not of the estimator.</w:t>
       </w:r>
     </w:p>
-    <w:bookmarkStart w:id="38" w:name="tab:ceiling"/>
-    <w:p>
-      <w:pPr>
-        <w:pStyle w:val="TableCaption"/>
-      </w:pPr>
-      <w:r>
-        <w:t xml:space="preserve">Model-independent ceiling test, 30-minute horizon. Training accuracy is</w:t>
-      </w:r>
-      <w:r>
-        <w:t xml:space="preserve"> </w:t>
-      </w:r>
-      <w:r>
-        <w:t xml:space="preserve">100.0% on both rows. FINNIFTY, MIDCPNIFTY and SENSEX were run identically and</w:t>
-      </w:r>
-      <w:r>
-        <w:t xml:space="preserve"> </w:t>
-      </w:r>
-      <w:r>
-        <w:t xml:space="preserve">agree within 0.8 points on every column (real 49.7–50.2, shuffled 50.1–50.8).</w:t>
-      </w:r>
-      <w:r>
-        <w:t xml:space="preserve"> </w:t>
-      </w:r>
-      <w:r>
-        <w:t xml:space="preserve">The positive controls have recoverable accuracies of about 55% and 65% by</w:t>
-      </w:r>
-      <w:r>
-        <w:t xml:space="preserve"> </w:t>
-      </w:r>
-      <w:r>
-        <w:t xml:space="preserve">construction.</w:t>
-      </w:r>
-    </w:p>
-    <w:tbl>
-      <w:tblPr>
-        <w:tblStyle w:val="Table"/>
-        <w:tblW w:type="pct" w:w="0.0"/>
-        <w:tblLook w:firstRow="1" w:lastRow="0" w:firstColumn="0" w:lastColumn="0" w:noHBand="0" w:noVBand="0" w:val="0020"/>
-        <w:tblCaption w:val="Model-independent ceiling test, 30-minute horizon. Training accuracy is 100.0% on both rows. FINNIFTY, MIDCPNIFTY and SENSEX were run identically and agree within 0.8 points on every column (real 49.7–50.2, shuffled 50.1–50.8). The positive controls have recoverable accuracies of about 55% and 65% by construction."/>
-      </w:tblPr>
-      <w:tblGrid/>
-      <w:tr>
-        <w:tc>
-          <w:p>
-            <w:pPr>
-              <w:pStyle w:val="Compact"/>
-              <w:jc w:val="left"/>
-            </w:pPr>
-            <w:r>
-              <w:rPr>
-                <w:bCs/>
-                <w:b/>
-              </w:rPr>
-              <w:t xml:space="preserve">Index</w:t>
-            </w:r>
-          </w:p>
-        </w:tc>
-        <w:tc>
-          <w:p>
-            <w:pPr>
-              <w:pStyle w:val="Compact"/>
-              <w:jc w:val="right"/>
-            </w:pPr>
-            <w:r>
-              <w:t xml:space="preserve">n</w:t>
-            </w:r>
-          </w:p>
-        </w:tc>
-        <w:tc>
-          <w:p>
-            <w:pPr>
-              <w:pStyle w:val="Compact"/>
-              <w:jc w:val="center"/>
-            </w:pPr>
-            <w:r>
-              <w:rPr>
-                <w:bCs/>
-                <w:b/>
-              </w:rPr>
-              <w:t xml:space="preserve">Real</w:t>
-            </w:r>
-          </w:p>
-        </w:tc>
-        <w:tc>
-          <w:p>
-            <w:pPr>
-              <w:pStyle w:val="Compact"/>
-              <w:jc w:val="center"/>
-            </w:pPr>
-            <w:r>
-              <w:rPr>
-                <w:bCs/>
-                <w:b/>
-              </w:rPr>
-              <w:t xml:space="preserve">Shuffled</w:t>
-            </w:r>
-          </w:p>
-        </w:tc>
-        <w:tc>
-          <w:p>
-            <w:pPr>
-              <w:pStyle w:val="Compact"/>
-              <w:jc w:val="center"/>
-            </w:pPr>
-            <w:r>
-              <w:rPr>
-                <w:bCs/>
-                <w:b/>
-              </w:rPr>
-              <w:t xml:space="preserve">Majority</w:t>
-            </w:r>
-          </w:p>
-        </w:tc>
-        <w:tc>
-          <w:p>
-            <w:pPr>
-              <w:pStyle w:val="Compact"/>
-              <w:jc w:val="center"/>
-            </w:pPr>
-            <w:r>
-              <w:t xml:space="preserve">s=0.10</w:t>
-            </w:r>
-          </w:p>
-        </w:tc>
-        <w:tc>
-          <w:p>
-            <w:pPr>
-              <w:pStyle w:val="Compact"/>
-              <w:jc w:val="center"/>
-            </w:pPr>
-            <w:r>
-              <w:t xml:space="preserve">s=0.30</w:t>
-            </w:r>
-          </w:p>
-        </w:tc>
-      </w:tr>
-      <w:tr>
-        <w:tc>
-          <w:p>
-            <w:pPr>
-              <w:pStyle w:val="Compact"/>
-              <w:jc w:val="left"/>
-            </w:pPr>
-            <w:r>
-              <w:t xml:space="preserve">BANKNIFTY</w:t>
-            </w:r>
-          </w:p>
-        </w:tc>
-        <w:tc>
-          <w:p>
-            <w:pPr>
-              <w:pStyle w:val="Compact"/>
-              <w:jc w:val="right"/>
-            </w:pPr>
-            <w:r>
-              <w:t xml:space="preserve">16 856</w:t>
-            </w:r>
-          </w:p>
-        </w:tc>
-        <w:tc>
-          <w:p>
-            <w:pPr>
-              <w:pStyle w:val="Compact"/>
-              <w:jc w:val="center"/>
-            </w:pPr>
-            <w:r>
-              <w:t xml:space="preserve">50.5</w:t>
-            </w:r>
-          </w:p>
-        </w:tc>
-        <w:tc>
-          <w:p>
-            <w:pPr>
-              <w:pStyle w:val="Compact"/>
-              <w:jc w:val="center"/>
-            </w:pPr>
-            <w:r>
-              <w:t xml:space="preserve">50.2</w:t>
-            </w:r>
-          </w:p>
-        </w:tc>
-        <w:tc>
-          <w:p>
-            <w:pPr>
-              <w:pStyle w:val="Compact"/>
-              <w:jc w:val="center"/>
-            </w:pPr>
-            <w:r>
-              <w:t xml:space="preserve">49.3</w:t>
-            </w:r>
-          </w:p>
-        </w:tc>
-        <w:tc>
-          <w:p>
-            <w:pPr>
-              <w:pStyle w:val="Compact"/>
-              <w:jc w:val="center"/>
-            </w:pPr>
-            <w:r>
-              <w:t xml:space="preserve">52.4</w:t>
-            </w:r>
-          </w:p>
-        </w:tc>
-        <w:tc>
-          <w:p>
-            <w:pPr>
-              <w:pStyle w:val="Compact"/>
-              <w:jc w:val="center"/>
-            </w:pPr>
-            <w:r>
-              <w:t xml:space="preserve">63.5</w:t>
-            </w:r>
-          </w:p>
-        </w:tc>
-      </w:tr>
-      <w:tr>
-        <w:tc>
-          <w:p>
-            <w:pPr>
-              <w:pStyle w:val="Compact"/>
-              <w:jc w:val="left"/>
-            </w:pPr>
-            <w:r>
-              <w:t xml:space="preserve">NIFTY 50</w:t>
-            </w:r>
-          </w:p>
-        </w:tc>
-        <w:tc>
-          <w:p>
-            <w:pPr>
-              <w:pStyle w:val="Compact"/>
-              <w:jc w:val="right"/>
-            </w:pPr>
-            <w:r>
-              <w:t xml:space="preserve">16 853</w:t>
-            </w:r>
-          </w:p>
-        </w:tc>
-        <w:tc>
-          <w:p>
-            <w:pPr>
-              <w:pStyle w:val="Compact"/>
-              <w:jc w:val="center"/>
-            </w:pPr>
-            <w:r>
-              <w:t xml:space="preserve">50.0</w:t>
-            </w:r>
-          </w:p>
-        </w:tc>
-        <w:tc>
-          <w:p>
-            <w:pPr>
-              <w:pStyle w:val="Compact"/>
-              <w:jc w:val="center"/>
-            </w:pPr>
-            <w:r>
-              <w:t xml:space="preserve">50.2</w:t>
-            </w:r>
-          </w:p>
-        </w:tc>
-        <w:tc>
-          <w:p>
-            <w:pPr>
-              <w:pStyle w:val="Compact"/>
-              <w:jc w:val="center"/>
-            </w:pPr>
-            <w:r>
-              <w:t xml:space="preserve">49.8</w:t>
-            </w:r>
-          </w:p>
-        </w:tc>
-        <w:tc>
-          <w:p>
-            <w:pPr>
-              <w:pStyle w:val="Compact"/>
-              <w:jc w:val="center"/>
-            </w:pPr>
-            <w:r>
-              <w:t xml:space="preserve">52.0</w:t>
-            </w:r>
-          </w:p>
-        </w:tc>
-        <w:tc>
-          <w:p>
-            <w:pPr>
-              <w:pStyle w:val="Compact"/>
-              <w:jc w:val="center"/>
-            </w:pPr>
-            <w:r>
-              <w:t xml:space="preserve">63.7</w:t>
-            </w:r>
-          </w:p>
-        </w:tc>
-      </w:tr>
-    </w:tbl>
-    <w:bookmarkEnd w:id="38"/>
-    <w:bookmarkEnd w:id="39"/>
-    <w:bookmarkStart w:id="40" w:name="eight-model-families-three-horizons"/>
+    <w:bookmarkEnd w:id="37"/>
+    <w:bookmarkStart w:id="38" w:name="eight-model-families-three-horizons"/>
     <w:p>
       <w:pPr>
         <w:pStyle w:val="Heading2"/>
@@ -6947,13 +5568,13 @@
         <w:t xml:space="preserve"> </w:t>
       </w:r>
       <w:r>
-        <w:t xml:space="preserve">logistic regression, gradient boosting, LightGBM [24], XGBoost</w:t>
-      </w:r>
-      <w:r>
-        <w:t xml:space="preserve"> </w:t>
-      </w:r>
-      <w:r>
-        <w:t xml:space="preserve">[25],</w:t>
+        <w:t xml:space="preserve">logistic regression, gradient boosting, LightGBM [20], XGBoost</w:t>
+      </w:r>
+      <w:r>
+        <w:t xml:space="preserve"> </w:t>
+      </w:r>
+      <w:r>
+        <w:t xml:space="preserve">[21],</w:t>
       </w:r>
       <w:r>
         <w:t xml:space="preserve"> </w:t>
@@ -6964,19 +5585,19 @@
         </m:r>
       </m:oMath>
       <w:r>
-        <w:t xml:space="preserve">-nearest neighbours, an LSTM [26], a</w:t>
-      </w:r>
-      <w:r>
-        <w:t xml:space="preserve"> </w:t>
-      </w:r>
-      <w:r>
-        <w:t xml:space="preserve">Transformer [27] and a compact Temporal Fusion Transformer</w:t>
-      </w:r>
-      <w:r>
-        <w:t xml:space="preserve"> </w:t>
-      </w:r>
-      <w:r>
-        <w:t xml:space="preserve">[28], each scored three ways. Counting families significant at</w:t>
+        <w:t xml:space="preserve">-nearest neighbours, an LSTM [22], a</w:t>
+      </w:r>
+      <w:r>
+        <w:t xml:space="preserve"> </w:t>
+      </w:r>
+      <w:r>
+        <w:t xml:space="preserve">Transformer [23] and a compact Temporal Fusion Transformer</w:t>
+      </w:r>
+      <w:r>
+        <w:t xml:space="preserve"> </w:t>
+      </w:r>
+      <w:r>
+        <w:t xml:space="preserve">[24]. Counting families significant at</w:t>
       </w:r>
       <w:r>
         <w:t xml:space="preserve"> </w:t>
@@ -6996,28 +5617,25 @@
         </m:r>
       </m:oMath>
       <w:r>
-        <w:t xml:space="preserve"> </w:t>
-      </w:r>
-      <w:r>
-        <w:t xml:space="preserve">per horizon and index, per-bar scoring yields 0 and 2 at 15 minutes on</w:t>
-      </w:r>
-      <w:r>
-        <w:t xml:space="preserve"> </w:t>
-      </w:r>
-      <w:r>
-        <w:t xml:space="preserve">BANKNIFTY and NIFTY 50, 3 and 1 at 30 minutes, and 5 and 5 at 60 minutes: 16 of</w:t>
-      </w:r>
-      <w:r>
-        <w:t xml:space="preserve"> </w:t>
-      </w:r>
-      <w:r>
-        <w:t xml:space="preserve">48 tests. At an effective sample size, and again scored one observation per</w:t>
-      </w:r>
-      <w:r>
-        <w:t xml:space="preserve"> </w:t>
-      </w:r>
-      <w:r>
-        <w:t xml:space="preserve">event, the count is</w:t>
+        <w:t xml:space="preserve">, per-bar scoring yields</w:t>
+      </w:r>
+      <w:r>
+        <w:t xml:space="preserve"> </w:t>
+      </w:r>
+      <w:r>
+        <w:t xml:space="preserve">0 and 2 at 15 minutes on BANKNIFTY and NIFTY 50, 3 and 1 at 30 minutes and 5 and</w:t>
+      </w:r>
+      <w:r>
+        <w:t xml:space="preserve"> </w:t>
+      </w:r>
+      <w:r>
+        <w:t xml:space="preserve">5 at 60: 16 of 48 tests. At an effective sample size, and again scored one</w:t>
+      </w:r>
+      <w:r>
+        <w:t xml:space="preserve"> </w:t>
+      </w:r>
+      <w:r>
+        <w:t xml:space="preserve">observation per event, the count is</w:t>
       </w:r>
       <w:r>
         <w:t xml:space="preserve"> </w:t>
@@ -7033,7 +5651,7 @@
         <w:t xml:space="preserve"> </w:t>
       </w:r>
       <w:r>
-        <w:t xml:space="preserve">in every one of the six cells.</w:t>
+        <w:t xml:space="preserve">in all six cells.</w:t>
       </w:r>
     </w:p>
     <w:p>
@@ -7061,13 +5679,16 @@
         </m:r>
       </m:oMath>
       <w:r>
-        <w:t xml:space="preserve">. That was, in an</w:t>
-      </w:r>
-      <w:r>
-        <w:t xml:space="preserve"> </w:t>
-      </w:r>
-      <w:r>
-        <w:t xml:space="preserve">earlier draft, our one surviving positive result, described as robust to</w:t>
+        <w:t xml:space="preserve"> </w:t>
+      </w:r>
+      <w:r>
+        <w:t xml:space="preserve">— in an</w:t>
+      </w:r>
+      <w:r>
+        <w:t xml:space="preserve"> </w:t>
+      </w:r>
+      <w:r>
+        <w:t xml:space="preserve">earlier draft our one surviving positive result, described as robust to</w:t>
       </w:r>
       <w:r>
         <w:t xml:space="preserve"> </w:t>
@@ -7126,13 +5747,7 @@
         <w:t xml:space="preserve"> </w:t>
       </w:r>
       <w:r>
-        <w:t xml:space="preserve">puts 50% inside every one. Across all 48 tests the count falls</w:t>
-      </w:r>
-      <w:r>
-        <w:t xml:space="preserve"> </w:t>
-      </w:r>
-      <w:r>
-        <w:t xml:space="preserve">from 16 to zero. The count of</w:t>
+        <w:t xml:space="preserve">puts 50% inside every one. The count of</w:t>
       </w:r>
       <w:r>
         <w:t xml:space="preserve"> </w:t>
@@ -7148,19 +5763,7 @@
         <w:t xml:space="preserve"> </w:t>
       </w:r>
       <w:r>
-        <w:t xml:space="preserve">discoveries rises with horizon,</w:t>
-      </w:r>
-      <w:r>
-        <w:t xml:space="preserve"> </w:t>
-      </w:r>
-      <w:r>
-        <w:t xml:space="preserve">from none at 15 minutes on BANKNIFTY to five at 60 on both indices, exactly as it</w:t>
-      </w:r>
-      <w:r>
-        <w:t xml:space="preserve"> </w:t>
-      </w:r>
-      <w:r>
-        <w:t xml:space="preserve">should if the artefact scales with</w:t>
+        <w:t xml:space="preserve">discoveries rises with horizon, exactly as it should if the artefact scales with</w:t>
       </w:r>
       <w:r>
         <w:t xml:space="preserve"> </w:t>
@@ -7171,13 +5774,7 @@
         </m:r>
       </m:oMath>
       <w:r>
-        <w:t xml:space="preserve">; the count of surviving discoveries stays</w:t>
-      </w:r>
-      <w:r>
-        <w:t xml:space="preserve"> </w:t>
-      </w:r>
-      <w:r>
-        <w:t xml:space="preserve">at zero.</w:t>
+        <w:t xml:space="preserve">; the count of surviving discoveries stays at zero.</w:t>
       </w:r>
     </w:p>
     <w:p>
@@ -7185,13 +5782,13 @@
         <w:pStyle w:val="BodyText"/>
       </w:pPr>
       <w:r>
-        <w:t xml:space="preserve">The zoo also contains its own diagnostic. The NIFTY 50 Transformer</w:t>
-      </w:r>
-      <w:r>
-        <w:t xml:space="preserve"> </w:t>
-      </w:r>
-      <w:r>
-        <w:t xml:space="preserve">sits at 48.4% with</w:t>
+        <w:t xml:space="preserve">The zoo contains its own diagnostic: the NIFTY 50 Transformer sits at 48.4%</w:t>
+      </w:r>
+      <w:r>
+        <w:t xml:space="preserve"> </w:t>
+      </w:r>
+      <w:r>
+        <w:t xml:space="preserve">with</w:t>
       </w:r>
       <w:r>
         <w:t xml:space="preserve"> </w:t>
@@ -7267,19 +5864,13 @@
         <w:t xml:space="preserve"> </w:t>
       </w:r>
       <w:r>
-        <w:t xml:space="preserve">across 48 tests should land near</w:t>
-      </w:r>
-      <w:r>
-        <w:t xml:space="preserve"> </w:t>
-      </w:r>
-      <w:r>
-        <w:t xml:space="preserve">2.9–3.2. That is not a broken model but the variance inflation of</w:t>
-      </w:r>
-      <w:r>
-        <w:t xml:space="preserve"> </w:t>
-      </w:r>
-      <w:r>
-        <w:t xml:space="preserve">Section </w:t>
+        <w:t xml:space="preserve">across 48 tests should land near 2.9–3.2. That</w:t>
+      </w:r>
+      <w:r>
+        <w:t xml:space="preserve"> </w:t>
+      </w:r>
+      <w:r>
+        <w:t xml:space="preserve">is the variance inflation of Section </w:t>
       </w:r>
       <w:hyperlink w:anchor="sec:mech">
         <w:r>
@@ -7293,7 +5884,13 @@
         <w:t xml:space="preserve"> </w:t>
       </w:r>
       <w:r>
-        <w:t xml:space="preserve">surfacing in our own results; at</w:t>
+        <w:t xml:space="preserve">surfacing in our own results;</w:t>
+      </w:r>
+      <w:r>
+        <w:t xml:space="preserve"> </w:t>
+      </w:r>
+      <w:r>
+        <w:t xml:space="preserve">at</w:t>
       </w:r>
       <w:r>
         <w:t xml:space="preserve"> </w:t>
@@ -7320,17 +5917,11 @@
         <w:t xml:space="preserve"> </w:t>
       </w:r>
       <w:r>
-        <w:t xml:space="preserve">it</w:t>
-      </w:r>
-      <w:r>
-        <w:t xml:space="preserve"> </w:t>
-      </w:r>
-      <w:r>
-        <w:t xml:space="preserve">vanishes.</w:t>
-      </w:r>
-    </w:p>
-    <w:bookmarkEnd w:id="40"/>
-    <w:bookmarkStart w:id="41" w:name="eighty-six-strategies"/>
+        <w:t xml:space="preserve">it vanishes.</w:t>
+      </w:r>
+    </w:p>
+    <w:bookmarkEnd w:id="38"/>
+    <w:bookmarkStart w:id="39" w:name="eighty-six-strategies"/>
     <w:p>
       <w:pPr>
         <w:pStyle w:val="Heading2"/>
@@ -7359,31 +5950,25 @@
         <w:t xml:space="preserve"> </w:t>
       </w:r>
       <w:r>
-        <w:t xml:space="preserve">crosses, RSI, Bollinger bands, breakout, gap, volatility regime, time-of-day and</w:t>
-      </w:r>
-      <w:r>
-        <w:t xml:space="preserve"> </w:t>
-      </w:r>
-      <w:r>
-        <w:t xml:space="preserve">streak variants — were evaluated on non-overlapping 30-minute holds at 4 bp</w:t>
-      </w:r>
-      <w:r>
-        <w:t xml:space="preserve"> </w:t>
-      </w:r>
-      <w:r>
-        <w:t xml:space="preserve">round-trip cost with a one-sided test for profit. Two have a positive Sharpe</w:t>
-      </w:r>
-      <w:r>
-        <w:t xml:space="preserve"> </w:t>
-      </w:r>
-      <w:r>
-        <w:t xml:space="preserve">ratio; none is significantly profitable, before or after</w:t>
-      </w:r>
-      <w:r>
-        <w:t xml:space="preserve"> </w:t>
-      </w:r>
-      <w:r>
-        <w:t xml:space="preserve">Benjamini–Hochberg.</w:t>
+        <w:t xml:space="preserve">crosses, RSI, Bollinger, breakout, gap, volatility-regime, time-of-day and streak</w:t>
+      </w:r>
+      <w:r>
+        <w:t xml:space="preserve"> </w:t>
+      </w:r>
+      <w:r>
+        <w:t xml:space="preserve">variants — were evaluated on non-overlapping 30-minute holds at 4 bp cost with</w:t>
+      </w:r>
+      <w:r>
+        <w:t xml:space="preserve"> </w:t>
+      </w:r>
+      <w:r>
+        <w:t xml:space="preserve">a one-sided test for profit. Two have a positive Sharpe ratio; none is</w:t>
+      </w:r>
+      <w:r>
+        <w:t xml:space="preserve"> </w:t>
+      </w:r>
+      <w:r>
+        <w:t xml:space="preserve">significantly profitable, before or after Benjamini–Hochberg.</w:t>
       </w:r>
     </w:p>
     <w:p>
@@ -7409,13 +5994,13 @@
         <w:t xml:space="preserve"> </w:t>
       </w:r>
       <w:r>
-        <w:t xml:space="preserve">replaced it with a circular block bootstrap [29] that resamples</w:t>
-      </w:r>
-      <w:r>
-        <w:t xml:space="preserve"> </w:t>
-      </w:r>
-      <w:r>
-        <w:t xml:space="preserve">forward returns while holding each strategy’s positions fixed. The best observed</w:t>
+        <w:t xml:space="preserve">replaced it with a circular block bootstrap [25] that resamples</w:t>
+      </w:r>
+      <w:r>
+        <w:t xml:space="preserve"> </w:t>
+      </w:r>
+      <w:r>
+        <w:t xml:space="preserve">forward returns while holding each strategy’s positions fixed: the best observed</w:t>
       </w:r>
       <w:r>
         <w:t xml:space="preserve"> </w:t>
@@ -7473,7 +6058,7 @@
         </m:r>
       </m:oMath>
       <w:r>
-        <w:t xml:space="preserve">: the winner of the sweep is worse</w:t>
+        <w:t xml:space="preserve">. The winner of the sweep is worse</w:t>
       </w:r>
       <w:r>
         <w:t xml:space="preserve"> </w:t>
@@ -7491,12 +6076,12 @@
         <w:t xml:space="preserve"> </w:t>
       </w:r>
       <w:r>
-        <w:t xml:space="preserve">[12] is degenerate here and is reported as such.</w:t>
-      </w:r>
-    </w:p>
-    <w:bookmarkEnd w:id="41"/>
-    <w:bookmarkEnd w:id="42"/>
-    <w:bookmarkStart w:id="44" w:name="sec:econ"/>
+        <w:t xml:space="preserve">[10] is degenerate here and reported as such.</w:t>
+      </w:r>
+    </w:p>
+    <w:bookmarkEnd w:id="39"/>
+    <w:bookmarkEnd w:id="40"/>
+    <w:bookmarkStart w:id="41" w:name="sec:econ"/>
     <w:p>
       <w:pPr>
         <w:pStyle w:val="Heading1"/>
@@ -7519,13 +6104,13 @@
         <w:pStyle w:val="FirstParagraph"/>
       </w:pPr>
       <w:r>
-        <w:t xml:space="preserve">A hit-rate without a payoff ratio is not a result. For a symmetric bracket with</w:t>
-      </w:r>
-      <w:r>
-        <w:t xml:space="preserve"> </w:t>
-      </w:r>
-      <w:r>
-        <w:t xml:space="preserve">target and stop at the typical move</w:t>
+        <w:t xml:space="preserve">A hit-rate without a payoff ratio is not a result. For a symmetric bracket at the</w:t>
+      </w:r>
+      <w:r>
+        <w:t xml:space="preserve"> </w:t>
+      </w:r>
+      <w:r>
+        <w:t xml:space="preserve">typical move</w:t>
       </w:r>
       <w:r>
         <w:t xml:space="preserve"> </w:t>
@@ -7539,7 +6124,7 @@
         <w:t xml:space="preserve"> </w:t>
       </w:r>
       <w:r>
-        <w:t xml:space="preserve">and round-trip cost</w:t>
+        <w:t xml:space="preserve">with round-trip cost</w:t>
       </w:r>
       <w:r>
         <w:t xml:space="preserve"> </w:t>
@@ -7597,7 +6182,13 @@
         </m:r>
       </m:oMath>
       <w:r>
-        <w:t xml:space="preserve">, so break-even requires</w:t>
+        <w:t xml:space="preserve">, so</w:t>
+      </w:r>
+      <w:r>
+        <w:t xml:space="preserve"> </w:t>
+      </w:r>
+      <w:r>
+        <w:t xml:space="preserve">break-even requires</w:t>
       </w:r>
     </w:p>
     <w:p>
@@ -7706,857 +6297,13 @@
         <w:t xml:space="preserve"> </w:t>
       </w:r>
       <w:r>
-        <w:t xml:space="preserve">is the entire problem (Table </w:t>
-      </w:r>
-      <w:hyperlink w:anchor="tab:be">
-        <w:r>
-          <w:rPr>
-            <w:rStyle w:val="Hyperlink"/>
-          </w:rPr>
-          <w:t xml:space="preserve">5</w:t>
-        </w:r>
-      </w:hyperlink>
-      <w:r>
-        <w:t xml:space="preserve">).</w:t>
-      </w:r>
-    </w:p>
-    <w:bookmarkStart w:id="43" w:name="tab:be"/>
-    <w:p>
-      <w:pPr>
-        <w:pStyle w:val="TableCaption"/>
-      </w:pPr>
-      <w:r>
-        <w:t xml:space="preserve">Break-even accuracy at 4 bp round-trip cost.</w:t>
-      </w:r>
-      <w:r>
-        <w:t xml:space="preserve"> </w:t>
-      </w:r>
-      <m:oMath>
-        <m:sSubSup>
-          <m:e>
-            <m:r>
-              <m:t>p</m:t>
-            </m:r>
-          </m:e>
-          <m:sub>
-            <m:r>
-              <m:rPr>
-                <m:nor/>
-                <m:sty m:val="p"/>
-              </m:rPr>
-              <m:t>med</m:t>
-            </m:r>
-          </m:sub>
-          <m:sup>
-            <m:r>
-              <m:rPr>
-                <m:sty m:val="p"/>
-              </m:rPr>
-              <m:t>*</m:t>
-            </m:r>
-          </m:sup>
-        </m:sSubSup>
-      </m:oMath>
-      <w:r>
-        <w:t xml:space="preserve"> </w:t>
-      </w:r>
-      <w:r>
-        <w:t xml:space="preserve">assumes a symmetric bracket at the median move;</w:t>
-      </w:r>
-      <w:r>
-        <w:t xml:space="preserve"> </w:t>
-      </w:r>
-      <m:oMath>
-        <m:sSubSup>
-          <m:e>
-            <m:r>
-              <m:t>p</m:t>
-            </m:r>
-          </m:e>
-          <m:sub>
-            <m:r>
-              <m:rPr>
-                <m:nor/>
-                <m:sty m:val="p"/>
-              </m:rPr>
-              <m:t>mean</m:t>
-            </m:r>
-          </m:sub>
-          <m:sup>
-            <m:r>
-              <m:rPr>
-                <m:sty m:val="p"/>
-              </m:rPr>
-              <m:t>*</m:t>
-            </m:r>
-          </m:sup>
-        </m:sSubSup>
-      </m:oMath>
-      <w:r>
-        <w:t xml:space="preserve"> </w:t>
-      </w:r>
-      <w:r>
-        <w:t xml:space="preserve">is the requirement for a hold-to-horizon rule with no</w:t>
-      </w:r>
-      <w:r>
-        <w:t xml:space="preserve"> </w:t>
-      </w:r>
-      <w:r>
-        <w:t xml:space="preserve">bracket. Achieved is the best per-event accuracy of the eight families. Moves</w:t>
-      </w:r>
-      <w:r>
-        <w:t xml:space="preserve"> </w:t>
-      </w:r>
-      <w:r>
-        <w:t xml:space="preserve">are in index points.</w:t>
-      </w:r>
-    </w:p>
-    <w:tbl>
-      <w:tblPr>
-        <w:tblStyle w:val="Table"/>
-        <w:tblW w:type="pct" w:w="0.0"/>
-        <w:tblLook w:firstRow="1" w:lastRow="0" w:firstColumn="0" w:lastColumn="0" w:noHBand="0" w:noVBand="0" w:val="0020"/>
-        <w:tblCaption w:val="Break-even accuracy at 4 bp round-trip cost. p^{\ast}_{\text{med}} assumes a symmetric bracket at the median move; p^{\ast}_{\text{mean}} is the requirement for a hold-to-horizon rule with no bracket. Achieved is the best per-event accuracy of the eight families. Moves are in index points."/>
-      </w:tblPr>
-      <w:tblGrid/>
-      <w:tr>
-        <w:tc>
-          <w:p>
-            <w:pPr>
-              <w:pStyle w:val="Compact"/>
-              <w:jc w:val="left"/>
-            </w:pPr>
-            <w:r>
-              <w:rPr>
-                <w:bCs/>
-                <w:b/>
-              </w:rPr>
-              <w:t xml:space="preserve">Horizon</w:t>
-            </w:r>
-          </w:p>
-        </w:tc>
-        <w:tc>
-          <w:p>
-            <w:pPr>
-              <w:pStyle w:val="Compact"/>
-              <w:jc w:val="right"/>
-            </w:pPr>
-            <w:r>
-              <w:rPr>
-                <w:bCs/>
-                <w:b/>
-              </w:rPr>
-              <w:t xml:space="preserve">Median</w:t>
-            </w:r>
-          </w:p>
-        </w:tc>
-        <w:tc>
-          <w:p>
-            <w:pPr>
-              <w:pStyle w:val="Compact"/>
-              <w:jc w:val="right"/>
-            </w:pPr>
-            <w:r>
-              <w:rPr>
-                <w:bCs/>
-                <w:b/>
-              </w:rPr>
-              <w:t xml:space="preserve">Mean</w:t>
-            </w:r>
-          </w:p>
-        </w:tc>
-        <w:tc>
-          <w:p>
-            <w:pPr>
-              <w:pStyle w:val="Compact"/>
-              <w:jc w:val="right"/>
-            </w:pPr>
-            <w:r>
-              <w:t xml:space="preserve">p*_med</w:t>
-            </w:r>
-          </w:p>
-        </w:tc>
-        <w:tc>
-          <w:p>
-            <w:pPr>
-              <w:pStyle w:val="Compact"/>
-              <w:jc w:val="right"/>
-            </w:pPr>
-            <w:r>
-              <w:t xml:space="preserve">p*_mean</w:t>
-            </w:r>
-          </w:p>
-        </w:tc>
-        <w:tc>
-          <w:p>
-            <w:pPr>
-              <w:pStyle w:val="Compact"/>
-              <w:jc w:val="right"/>
-            </w:pPr>
-            <w:r>
-              <w:rPr>
-                <w:bCs/>
-                <w:b/>
-              </w:rPr>
-              <w:t xml:space="preserve">Achieved</w:t>
-            </w:r>
-          </w:p>
-        </w:tc>
-      </w:tr>
-      <w:tr>
-        <w:tc>
-          <w:p>
-            <w:pPr>
-              <w:pStyle w:val="Compact"/>
-              <w:jc w:val="left"/>
-            </w:pPr>
-            <w:r>
-              <w:rPr>
-                <w:iCs/>
-                <w:i/>
-              </w:rPr>
-              <w:t xml:space="preserve">BANKNIFTY</w:t>
-            </w:r>
-          </w:p>
-        </w:tc>
-        <w:tc>
-          <w:p/>
-        </w:tc>
-        <w:tc>
-          <w:p/>
-        </w:tc>
-        <w:tc>
-          <w:p/>
-        </w:tc>
-        <w:tc>
-          <w:p/>
-        </w:tc>
-        <w:tc>
-          <w:p/>
-        </w:tc>
-      </w:tr>
-      <w:tr>
-        <w:tc>
-          <w:p>
-            <w:pPr>
-              <w:pStyle w:val="Compact"/>
-              <w:jc w:val="left"/>
-            </w:pPr>
-            <w:r>
-              <w:t xml:space="preserve">5 min</w:t>
-            </w:r>
-          </w:p>
-        </w:tc>
-        <w:tc>
-          <w:p>
-            <w:pPr>
-              <w:pStyle w:val="Compact"/>
-              <w:jc w:val="right"/>
-            </w:pPr>
-            <w:r>
-              <w:t xml:space="preserve">22.1</w:t>
-            </w:r>
-          </w:p>
-        </w:tc>
-        <w:tc>
-          <w:p>
-            <w:pPr>
-              <w:pStyle w:val="Compact"/>
-              <w:jc w:val="right"/>
-            </w:pPr>
-            <w:r>
-              <w:t xml:space="preserve">30.8</w:t>
-            </w:r>
-          </w:p>
-        </w:tc>
-        <w:tc>
-          <w:p>
-            <w:pPr>
-              <w:pStyle w:val="Compact"/>
-              <w:jc w:val="right"/>
-            </w:pPr>
-            <w:r>
-              <w:rPr>
-                <w:bCs/>
-                <w:b/>
-              </w:rPr>
-              <w:t xml:space="preserve">&gt;100</w:t>
-            </w:r>
-          </w:p>
-        </w:tc>
-        <w:tc>
-          <w:p>
-            <w:pPr>
-              <w:pStyle w:val="Compact"/>
-              <w:jc w:val="right"/>
-            </w:pPr>
-            <w:r>
-              <w:rPr>
-                <w:bCs/>
-                <w:b/>
-              </w:rPr>
-              <w:t xml:space="preserve">86.4</w:t>
-            </w:r>
-          </w:p>
-        </w:tc>
-        <w:tc>
-          <w:p>
-            <w:pPr>
-              <w:pStyle w:val="Compact"/>
-              <w:jc w:val="right"/>
-            </w:pPr>
-            <w:r>
-              <w:t xml:space="preserve">—</w:t>
-            </w:r>
-          </w:p>
-        </w:tc>
-      </w:tr>
-      <w:tr>
-        <w:tc>
-          <w:p>
-            <w:pPr>
-              <w:pStyle w:val="Compact"/>
-              <w:jc w:val="left"/>
-            </w:pPr>
-            <w:r>
-              <w:t xml:space="preserve">15 min</w:t>
-            </w:r>
-          </w:p>
-        </w:tc>
-        <w:tc>
-          <w:p>
-            <w:pPr>
-              <w:pStyle w:val="Compact"/>
-              <w:jc w:val="right"/>
-            </w:pPr>
-            <w:r>
-              <w:t xml:space="preserve">37.7</w:t>
-            </w:r>
-          </w:p>
-        </w:tc>
-        <w:tc>
-          <w:p>
-            <w:pPr>
-              <w:pStyle w:val="Compact"/>
-              <w:jc w:val="right"/>
-            </w:pPr>
-            <w:r>
-              <w:t xml:space="preserve">52.9</w:t>
-            </w:r>
-          </w:p>
-        </w:tc>
-        <w:tc>
-          <w:p>
-            <w:pPr>
-              <w:pStyle w:val="Compact"/>
-              <w:jc w:val="right"/>
-            </w:pPr>
-            <w:r>
-              <w:t xml:space="preserve">79.8</w:t>
-            </w:r>
-          </w:p>
-        </w:tc>
-        <w:tc>
-          <w:p>
-            <w:pPr>
-              <w:pStyle w:val="Compact"/>
-              <w:jc w:val="right"/>
-            </w:pPr>
-            <w:r>
-              <w:t xml:space="preserve">71.3</w:t>
-            </w:r>
-          </w:p>
-        </w:tc>
-        <w:tc>
-          <w:p>
-            <w:pPr>
-              <w:pStyle w:val="Compact"/>
-              <w:jc w:val="right"/>
-            </w:pPr>
-            <w:r>
-              <w:t xml:space="preserve">51.3</w:t>
-            </w:r>
-          </w:p>
-        </w:tc>
-      </w:tr>
-      <w:tr>
-        <w:tc>
-          <w:p>
-            <w:pPr>
-              <w:pStyle w:val="Compact"/>
-              <w:jc w:val="left"/>
-            </w:pPr>
-            <w:r>
-              <w:t xml:space="preserve">30 min</w:t>
-            </w:r>
-          </w:p>
-        </w:tc>
-        <w:tc>
-          <w:p>
-            <w:pPr>
-              <w:pStyle w:val="Compact"/>
-              <w:jc w:val="right"/>
-            </w:pPr>
-            <w:r>
-              <w:t xml:space="preserve">52.3</w:t>
-            </w:r>
-          </w:p>
-        </w:tc>
-        <w:tc>
-          <w:p>
-            <w:pPr>
-              <w:pStyle w:val="Compact"/>
-              <w:jc w:val="right"/>
-            </w:pPr>
-            <w:r>
-              <w:t xml:space="preserve">73.8</w:t>
-            </w:r>
-          </w:p>
-        </w:tc>
-        <w:tc>
-          <w:p>
-            <w:pPr>
-              <w:pStyle w:val="Compact"/>
-              <w:jc w:val="right"/>
-            </w:pPr>
-            <w:r>
-              <w:rPr>
-                <w:bCs/>
-                <w:b/>
-              </w:rPr>
-              <w:t xml:space="preserve">71.5</w:t>
-            </w:r>
-          </w:p>
-        </w:tc>
-        <w:tc>
-          <w:p>
-            <w:pPr>
-              <w:pStyle w:val="Compact"/>
-              <w:jc w:val="right"/>
-            </w:pPr>
-            <w:r>
-              <w:t xml:space="preserve">65.3</w:t>
-            </w:r>
-          </w:p>
-        </w:tc>
-        <w:tc>
-          <w:p>
-            <w:pPr>
-              <w:pStyle w:val="Compact"/>
-              <w:jc w:val="right"/>
-            </w:pPr>
-            <w:r>
-              <w:rPr>
-                <w:bCs/>
-                <w:b/>
-              </w:rPr>
-              <w:t xml:space="preserve">51.1</w:t>
-            </w:r>
-          </w:p>
-        </w:tc>
-      </w:tr>
-      <w:tr>
-        <w:tc>
-          <w:p>
-            <w:pPr>
-              <w:pStyle w:val="Compact"/>
-              <w:jc w:val="left"/>
-            </w:pPr>
-            <w:r>
-              <w:t xml:space="preserve">60 min</w:t>
-            </w:r>
-          </w:p>
-        </w:tc>
-        <w:tc>
-          <w:p>
-            <w:pPr>
-              <w:pStyle w:val="Compact"/>
-              <w:jc w:val="right"/>
-            </w:pPr>
-            <w:r>
-              <w:t xml:space="preserve">72.9</w:t>
-            </w:r>
-          </w:p>
-        </w:tc>
-        <w:tc>
-          <w:p>
-            <w:pPr>
-              <w:pStyle w:val="Compact"/>
-              <w:jc w:val="right"/>
-            </w:pPr>
-            <w:r>
-              <w:t xml:space="preserve">103.8</w:t>
-            </w:r>
-          </w:p>
-        </w:tc>
-        <w:tc>
-          <w:p>
-            <w:pPr>
-              <w:pStyle w:val="Compact"/>
-              <w:jc w:val="right"/>
-            </w:pPr>
-            <w:r>
-              <w:t xml:space="preserve">65.4</w:t>
-            </w:r>
-          </w:p>
-        </w:tc>
-        <w:tc>
-          <w:p>
-            <w:pPr>
-              <w:pStyle w:val="Compact"/>
-              <w:jc w:val="right"/>
-            </w:pPr>
-            <w:r>
-              <w:t xml:space="preserve">60.8</w:t>
-            </w:r>
-          </w:p>
-        </w:tc>
-        <w:tc>
-          <w:p>
-            <w:pPr>
-              <w:pStyle w:val="Compact"/>
-              <w:jc w:val="right"/>
-            </w:pPr>
-            <w:r>
-              <w:t xml:space="preserve">52.2</w:t>
-            </w:r>
-          </w:p>
-        </w:tc>
-      </w:tr>
-      <w:tr>
-        <w:tc>
-          <w:p>
-            <w:pPr>
-              <w:pStyle w:val="Compact"/>
-              <w:jc w:val="left"/>
-            </w:pPr>
-            <w:r>
-              <w:rPr>
-                <w:iCs/>
-                <w:i/>
-              </w:rPr>
-              <w:t xml:space="preserve">NIFTY 50</w:t>
-            </w:r>
-          </w:p>
-        </w:tc>
-        <w:tc>
-          <w:p/>
-        </w:tc>
-        <w:tc>
-          <w:p/>
-        </w:tc>
-        <w:tc>
-          <w:p/>
-        </w:tc>
-        <w:tc>
-          <w:p/>
-        </w:tc>
-        <w:tc>
-          <w:p/>
-        </w:tc>
-      </w:tr>
-      <w:tr>
-        <w:tc>
-          <w:p>
-            <w:pPr>
-              <w:pStyle w:val="Compact"/>
-              <w:jc w:val="left"/>
-            </w:pPr>
-            <w:r>
-              <w:t xml:space="preserve">5 min</w:t>
-            </w:r>
-          </w:p>
-        </w:tc>
-        <w:tc>
-          <w:p>
-            <w:pPr>
-              <w:pStyle w:val="Compact"/>
-              <w:jc w:val="right"/>
-            </w:pPr>
-            <w:r>
-              <w:t xml:space="preserve">8.1</w:t>
-            </w:r>
-          </w:p>
-        </w:tc>
-        <w:tc>
-          <w:p>
-            <w:pPr>
-              <w:pStyle w:val="Compact"/>
-              <w:jc w:val="right"/>
-            </w:pPr>
-            <w:r>
-              <w:t xml:space="preserve">11.5</w:t>
-            </w:r>
-          </w:p>
-        </w:tc>
-        <w:tc>
-          <w:p>
-            <w:pPr>
-              <w:pStyle w:val="Compact"/>
-              <w:jc w:val="right"/>
-            </w:pPr>
-            <w:r>
-              <w:rPr>
-                <w:bCs/>
-                <w:b/>
-              </w:rPr>
-              <w:t xml:space="preserve">&gt;100</w:t>
-            </w:r>
-          </w:p>
-        </w:tc>
-        <w:tc>
-          <w:p>
-            <w:pPr>
-              <w:pStyle w:val="Compact"/>
-              <w:jc w:val="right"/>
-            </w:pPr>
-            <w:r>
-              <w:rPr>
-                <w:bCs/>
-                <w:b/>
-              </w:rPr>
-              <w:t xml:space="preserve">93.0</w:t>
-            </w:r>
-          </w:p>
-        </w:tc>
-        <w:tc>
-          <w:p>
-            <w:pPr>
-              <w:pStyle w:val="Compact"/>
-              <w:jc w:val="right"/>
-            </w:pPr>
-            <w:r>
-              <w:t xml:space="preserve">—</w:t>
-            </w:r>
-          </w:p>
-        </w:tc>
-      </w:tr>
-      <w:tr>
-        <w:tc>
-          <w:p>
-            <w:pPr>
-              <w:pStyle w:val="Compact"/>
-              <w:jc w:val="left"/>
-            </w:pPr>
-            <w:r>
-              <w:t xml:space="preserve">15 min</w:t>
-            </w:r>
-          </w:p>
-        </w:tc>
-        <w:tc>
-          <w:p>
-            <w:pPr>
-              <w:pStyle w:val="Compact"/>
-              <w:jc w:val="right"/>
-            </w:pPr>
-            <w:r>
-              <w:t xml:space="preserve">14.1</w:t>
-            </w:r>
-          </w:p>
-        </w:tc>
-        <w:tc>
-          <w:p>
-            <w:pPr>
-              <w:pStyle w:val="Compact"/>
-              <w:jc w:val="right"/>
-            </w:pPr>
-            <w:r>
-              <w:t xml:space="preserve">19.8</w:t>
-            </w:r>
-          </w:p>
-        </w:tc>
-        <w:tc>
-          <w:p>
-            <w:pPr>
-              <w:pStyle w:val="Compact"/>
-              <w:jc w:val="right"/>
-            </w:pPr>
-            <w:r>
-              <w:t xml:space="preserve">84.9</w:t>
-            </w:r>
-          </w:p>
-        </w:tc>
-        <w:tc>
-          <w:p>
-            <w:pPr>
-              <w:pStyle w:val="Compact"/>
-              <w:jc w:val="right"/>
-            </w:pPr>
-            <w:r>
-              <w:t xml:space="preserve">74.9</w:t>
-            </w:r>
-          </w:p>
-        </w:tc>
-        <w:tc>
-          <w:p>
-            <w:pPr>
-              <w:pStyle w:val="Compact"/>
-              <w:jc w:val="right"/>
-            </w:pPr>
-            <w:r>
-              <w:t xml:space="preserve">50.5</w:t>
-            </w:r>
-          </w:p>
-        </w:tc>
-      </w:tr>
-      <w:tr>
-        <w:tc>
-          <w:p>
-            <w:pPr>
-              <w:pStyle w:val="Compact"/>
-              <w:jc w:val="left"/>
-            </w:pPr>
-            <w:r>
-              <w:t xml:space="preserve">30 min</w:t>
-            </w:r>
-          </w:p>
-        </w:tc>
-        <w:tc>
-          <w:p>
-            <w:pPr>
-              <w:pStyle w:val="Compact"/>
-              <w:jc w:val="right"/>
-            </w:pPr>
-            <w:r>
-              <w:t xml:space="preserve">19.7</w:t>
-            </w:r>
-          </w:p>
-        </w:tc>
-        <w:tc>
-          <w:p>
-            <w:pPr>
-              <w:pStyle w:val="Compact"/>
-              <w:jc w:val="right"/>
-            </w:pPr>
-            <w:r>
-              <w:t xml:space="preserve">27.8</w:t>
-            </w:r>
-          </w:p>
-        </w:tc>
-        <w:tc>
-          <w:p>
-            <w:pPr>
-              <w:pStyle w:val="Compact"/>
-              <w:jc w:val="right"/>
-            </w:pPr>
-            <w:r>
-              <w:rPr>
-                <w:bCs/>
-                <w:b/>
-              </w:rPr>
-              <w:t xml:space="preserve">75.1</w:t>
-            </w:r>
-          </w:p>
-        </w:tc>
-        <w:tc>
-          <w:p>
-            <w:pPr>
-              <w:pStyle w:val="Compact"/>
-              <w:jc w:val="right"/>
-            </w:pPr>
-            <w:r>
-              <w:t xml:space="preserve">67.8</w:t>
-            </w:r>
-          </w:p>
-        </w:tc>
-        <w:tc>
-          <w:p>
-            <w:pPr>
-              <w:pStyle w:val="Compact"/>
-              <w:jc w:val="right"/>
-            </w:pPr>
-            <w:r>
-              <w:rPr>
-                <w:bCs/>
-                <w:b/>
-              </w:rPr>
-              <w:t xml:space="preserve">51.2</w:t>
-            </w:r>
-          </w:p>
-        </w:tc>
-      </w:tr>
-      <w:tr>
-        <w:tc>
-          <w:p>
-            <w:pPr>
-              <w:pStyle w:val="Compact"/>
-              <w:jc w:val="left"/>
-            </w:pPr>
-            <w:r>
-              <w:t xml:space="preserve">60 min</w:t>
-            </w:r>
-          </w:p>
-        </w:tc>
-        <w:tc>
-          <w:p>
-            <w:pPr>
-              <w:pStyle w:val="Compact"/>
-              <w:jc w:val="right"/>
-            </w:pPr>
-            <w:r>
-              <w:t xml:space="preserve">27.7</w:t>
-            </w:r>
-          </w:p>
-        </w:tc>
-        <w:tc>
-          <w:p>
-            <w:pPr>
-              <w:pStyle w:val="Compact"/>
-              <w:jc w:val="right"/>
-            </w:pPr>
-            <w:r>
-              <w:t xml:space="preserve">38.5</w:t>
-            </w:r>
-          </w:p>
-        </w:tc>
-        <w:tc>
-          <w:p>
-            <w:pPr>
-              <w:pStyle w:val="Compact"/>
-              <w:jc w:val="right"/>
-            </w:pPr>
-            <w:r>
-              <w:t xml:space="preserve">67.7</w:t>
-            </w:r>
-          </w:p>
-        </w:tc>
-        <w:tc>
-          <w:p>
-            <w:pPr>
-              <w:pStyle w:val="Compact"/>
-              <w:jc w:val="right"/>
-            </w:pPr>
-            <w:r>
-              <w:t xml:space="preserve">62.7</w:t>
-            </w:r>
-          </w:p>
-        </w:tc>
-        <w:tc>
-          <w:p>
-            <w:pPr>
-              <w:pStyle w:val="Compact"/>
-              <w:jc w:val="right"/>
-            </w:pPr>
-            <w:r>
-              <w:t xml:space="preserve">50.1</w:t>
-            </w:r>
-          </w:p>
-        </w:tc>
-      </w:tr>
-    </w:tbl>
-    <w:bookmarkEnd w:id="43"/>
-    <w:p>
-      <w:pPr>
-        <w:pStyle w:val="BodyText"/>
-      </w:pPr>
-      <w:r>
-        <w:t xml:space="preserve">Two consequences follow. At the shortest horizon the</w:t>
-      </w:r>
-      <w:r>
-        <w:t xml:space="preserve"> </w:t>
-      </w:r>
-      <w:r>
-        <w:t xml:space="preserve">median move is smaller than the round trip, so under a symmetric bracket</w:t>
+        <w:t xml:space="preserve">is the entire problem. At 4 bp round-trip cost, with the</w:t>
+      </w:r>
+      <w:r>
+        <w:t xml:space="preserve"> </w:t>
+      </w:r>
+      <w:r>
+        <w:t xml:space="preserve">median move taken from seventeen months of bars,</w:t>
       </w:r>
       <w:r>
         <w:t xml:space="preserve"> </w:t>
@@ -8582,31 +6329,37 @@
         <w:t xml:space="preserve"> </w:t>
       </w:r>
       <w:r>
-        <w:t xml:space="preserve">exceeds 100% and no accuracy suffices. That conclusion is specific to</w:t>
-      </w:r>
-      <w:r>
-        <w:t xml:space="preserve"> </w:t>
-      </w:r>
-      <w:r>
-        <w:t xml:space="preserve">the bracket: moves are right-skewed, with a mean-to-median ratio near 1.4 at every</w:t>
-      </w:r>
-      <w:r>
-        <w:t xml:space="preserve"> </w:t>
-      </w:r>
-      <w:r>
-        <w:t xml:space="preserve">horizon, so a hold-to-horizon rule requires 86% on BANKNIFTY and 93% on</w:t>
-      </w:r>
-      <w:r>
-        <w:t xml:space="preserve"> </w:t>
-      </w:r>
-      <w:r>
-        <w:t xml:space="preserve">NIFTY 50 instead — not impossible, merely far beyond anything reported here or</w:t>
-      </w:r>
-      <w:r>
-        <w:t xml:space="preserve"> </w:t>
-      </w:r>
-      <w:r>
-        <w:t xml:space="preserve">in the literature we cite. The point survives either payoff model.</w:t>
+        <w:t xml:space="preserve">is 79.8%, 71.5%</w:t>
+      </w:r>
+      <w:r>
+        <w:t xml:space="preserve"> </w:t>
+      </w:r>
+      <w:r>
+        <w:t xml:space="preserve">and 65.4% at 15, 30 and 60 minutes on BANKNIFTY and 84.9%, 75.1% and 67.7%</w:t>
+      </w:r>
+      <w:r>
+        <w:t xml:space="preserve"> </w:t>
+      </w:r>
+      <w:r>
+        <w:t xml:space="preserve">on NIFTY 50, against best per-event accuracies of 51.3%, 51.1% and 52.2%, and</w:t>
+      </w:r>
+      <w:r>
+        <w:t xml:space="preserve"> </w:t>
+      </w:r>
+      <w:r>
+        <w:t xml:space="preserve">50.5%, 51.2% and 50.1%. A hold-to-horizon rule, which collects the mean move</w:t>
+      </w:r>
+      <w:r>
+        <w:t xml:space="preserve"> </w:t>
+      </w:r>
+      <w:r>
+        <w:t xml:space="preserve">rather than the median, lowers the requirement to 71.3–60.8% and 74.9–62.7%</w:t>
+      </w:r>
+      <w:r>
+        <w:t xml:space="preserve"> </w:t>
+      </w:r>
+      <w:r>
+        <w:t xml:space="preserve">and does not close the gap either.</w:t>
       </w:r>
     </w:p>
     <w:p>
@@ -8614,48 +6367,13 @@
         <w:pStyle w:val="BodyText"/>
       </w:pPr>
       <w:r>
-        <w:t xml:space="preserve">Second, instrument choice can make the requirement unreachable. On the BANKNIFTY</w:t>
-      </w:r>
-      <w:r>
-        <w:t xml:space="preserve"> </w:t>
-      </w:r>
-      <w:r>
-        <w:t xml:space="preserve">30-minute horizon, where the median move is 9.3 bp, break-even is 55.4% at</w:t>
-      </w:r>
-      <w:r>
-        <w:t xml:space="preserve"> </w:t>
-      </w:r>
-      <w:r>
-        <w:t xml:space="preserve">1 bp of cost, 60.8% at 2 bp, 71.5% at 4 bp and 93.0% at 8 bp; at the</w:t>
-      </w:r>
-      <w:r>
-        <w:t xml:space="preserve"> </w:t>
-      </w:r>
-      <w:r>
-        <w:t xml:space="preserve">20 bp that a retail at-the-money option round trip costs over that horizon,</w:t>
-      </w:r>
-      <w:r>
-        <w:t xml:space="preserve"> </w:t>
-      </w:r>
-      <m:oMath>
-        <m:r>
-          <m:t>c</m:t>
-        </m:r>
-        <m:r>
-          <m:rPr>
-            <m:sty m:val="p"/>
-          </m:rPr>
-          <m:t>&gt;</m:t>
-        </m:r>
-        <m:r>
-          <m:t>m</m:t>
-        </m:r>
-      </m:oMath>
-      <w:r>
-        <w:t xml:space="preserve"> </w:t>
-      </w:r>
-      <w:r>
-        <w:t xml:space="preserve">and</w:t>
+        <w:t xml:space="preserve">At the shortest horizon the median move is smaller than the round trip, so under</w:t>
+      </w:r>
+      <w:r>
+        <w:t xml:space="preserve"> </w:t>
+      </w:r>
+      <w:r>
+        <w:t xml:space="preserve">a symmetric bracket</w:t>
       </w:r>
       <w:r>
         <w:t xml:space="preserve"> </w:t>
@@ -8676,6 +6394,64 @@
             </m:r>
           </m:sup>
         </m:sSup>
+      </m:oMath>
+      <w:r>
+        <w:t xml:space="preserve"> </w:t>
+      </w:r>
+      <w:r>
+        <w:t xml:space="preserve">exceeds 100% and no accuracy suffices. That is</w:t>
+      </w:r>
+      <w:r>
+        <w:t xml:space="preserve"> </w:t>
+      </w:r>
+      <w:r>
+        <w:t xml:space="preserve">specific to the bracket: moves are right-skewed, so a hold-to-horizon rule</w:t>
+      </w:r>
+      <w:r>
+        <w:t xml:space="preserve"> </w:t>
+      </w:r>
+      <w:r>
+        <w:t xml:space="preserve">requires 86% and 93% instead — far beyond anything reported here or in the</w:t>
+      </w:r>
+      <w:r>
+        <w:t xml:space="preserve"> </w:t>
+      </w:r>
+      <w:r>
+        <w:t xml:space="preserve">literature we cite.</w:t>
+      </w:r>
+    </w:p>
+    <w:p>
+      <w:pPr>
+        <w:pStyle w:val="BodyText"/>
+      </w:pPr>
+      <w:r>
+        <w:t xml:space="preserve">Second, instrument choice can make the requirement unreachable. On the BANKNIFTY</w:t>
+      </w:r>
+      <w:r>
+        <w:t xml:space="preserve"> </w:t>
+      </w:r>
+      <w:r>
+        <w:t xml:space="preserve">30-minute horizon, where the median move is 9.3 bp, break-even is 55.4% at</w:t>
+      </w:r>
+      <w:r>
+        <w:t xml:space="preserve"> </w:t>
+      </w:r>
+      <w:r>
+        <w:t xml:space="preserve">1 bp of cost, 71.5% at 4 bp and 93.0% at 8 bp; at the 20 bp a retail</w:t>
+      </w:r>
+      <w:r>
+        <w:t xml:space="preserve"> </w:t>
+      </w:r>
+      <w:r>
+        <w:t xml:space="preserve">at-the-money option round trip costs over that horizon,</w:t>
+      </w:r>
+      <w:r>
+        <w:t xml:space="preserve"> </w:t>
+      </w:r>
+      <m:oMath>
+        <m:r>
+          <m:t>c</m:t>
+        </m:r>
         <m:r>
           <m:rPr>
             <m:sty m:val="p"/>
@@ -8683,23 +6459,58 @@
           <m:t>&gt;</m:t>
         </m:r>
         <m:r>
+          <m:t>m</m:t>
+        </m:r>
+      </m:oMath>
+      <w:r>
+        <w:t xml:space="preserve"> </w:t>
+      </w:r>
+      <w:r>
+        <w:t xml:space="preserve">and</w:t>
+      </w:r>
+      <w:r>
+        <w:t xml:space="preserve"> </w:t>
+      </w:r>
+      <m:oMath>
+        <m:sSup>
+          <m:e>
+            <m:r>
+              <m:t>p</m:t>
+            </m:r>
+          </m:e>
+          <m:sup>
+            <m:r>
+              <m:rPr>
+                <m:sty m:val="p"/>
+              </m:rPr>
+              <m:t>*</m:t>
+            </m:r>
+          </m:sup>
+        </m:sSup>
+        <m:r>
+          <m:rPr>
+            <m:sty m:val="p"/>
+          </m:rPr>
+          <m:t>&gt;</m:t>
+        </m:r>
+        <m:r>
           <m:t>1</m:t>
         </m:r>
       </m:oMath>
       <w:r>
-        <w:t xml:space="preserve">, so a perfect forecaster still loses on the median</w:t>
-      </w:r>
-      <w:r>
-        <w:t xml:space="preserve"> </w:t>
-      </w:r>
-      <w:r>
-        <w:t xml:space="preserve">trade. The instrument most retail participants actually use, over the horizon</w:t>
-      </w:r>
-      <w:r>
-        <w:t xml:space="preserve"> </w:t>
-      </w:r>
-      <w:r>
-        <w:t xml:space="preserve">they actually hold it, has no directional accuracy that makes it profitable.</w:t>
+        <w:t xml:space="preserve">, so a perfect forecaster still loses on the median trade. The</w:t>
+      </w:r>
+      <w:r>
+        <w:t xml:space="preserve"> </w:t>
+      </w:r>
+      <w:r>
+        <w:t xml:space="preserve">instrument most retail participants use, over the horizon they hold it, has no</w:t>
+      </w:r>
+      <w:r>
+        <w:t xml:space="preserve"> </w:t>
+      </w:r>
+      <w:r>
+        <w:t xml:space="preserve">directional accuracy that makes it profitable.</w:t>
       </w:r>
     </w:p>
     <w:p>
@@ -8707,19 +6518,19 @@
         <w:pStyle w:val="BodyText"/>
       </w:pPr>
       <w:r>
-        <w:t xml:space="preserve">A genuine 85% would therefore clear break-even by 13.5 points on BANKNIFTY</w:t>
-      </w:r>
-      <w:r>
-        <w:t xml:space="preserve"> </w:t>
-      </w:r>
-      <w:r>
-        <w:t xml:space="preserve">futures and still remain unprofitable on options: such a claim is either an</w:t>
-      </w:r>
-      <w:r>
-        <w:t xml:space="preserve"> </w:t>
-      </w:r>
-      <w:r>
-        <w:t xml:space="preserve">artefact of the kind measured in Section </w:t>
+        <w:t xml:space="preserve">A genuine 85% would clear break-even by 13.5 points on BANKNIFTY futures and</w:t>
+      </w:r>
+      <w:r>
+        <w:t xml:space="preserve"> </w:t>
+      </w:r>
+      <w:r>
+        <w:t xml:space="preserve">still lose on options: such a claim is either an artefact of the kind measured in</w:t>
+      </w:r>
+      <w:r>
+        <w:t xml:space="preserve"> </w:t>
+      </w:r>
+      <w:r>
+        <w:t xml:space="preserve">Section </w:t>
       </w:r>
       <w:hyperlink w:anchor="sec:mech">
         <w:r>
@@ -8733,17 +6544,11 @@
         <w:t xml:space="preserve"> </w:t>
       </w:r>
       <w:r>
-        <w:t xml:space="preserve">or true and far less</w:t>
-      </w:r>
-      <w:r>
-        <w:t xml:space="preserve"> </w:t>
-      </w:r>
-      <w:r>
-        <w:t xml:space="preserve">valuable than it sounds.</w:t>
-      </w:r>
-    </w:p>
-    <w:bookmarkEnd w:id="44"/>
-    <w:bookmarkStart w:id="48" w:name="what-is-predictable-instead"/>
+        <w:t xml:space="preserve">or true and far less valuable than it sounds.</w:t>
+      </w:r>
+    </w:p>
+    <w:bookmarkEnd w:id="41"/>
+    <w:bookmarkStart w:id="44" w:name="what-is-predictable-instead"/>
     <w:p>
       <w:pPr>
         <w:pStyle w:val="Heading1"/>
@@ -8799,13 +6604,13 @@
         <w:t xml:space="preserve">of ours.</w:t>
       </w:r>
     </w:p>
-    <w:bookmarkStart w:id="45" w:name="volatility."/>
+    <w:bookmarkStart w:id="42" w:name="volatility-confirmed-but-not-ours."/>
     <w:p>
       <w:pPr>
         <w:pStyle w:val="Heading3"/>
       </w:pPr>
       <w:r>
-        <w:t xml:space="preserve">Volatility.</w:t>
+        <w:t xml:space="preserve">Volatility, confirmed but not ours.</w:t>
       </w:r>
     </w:p>
     <w:p>
@@ -8825,19 +6630,19 @@
         <w:t xml:space="preserve"> </w:t>
       </w:r>
       <w:r>
-        <w:t xml:space="preserve">it is untouched by the correction which destroyed the directional result matters,</w:t>
-      </w:r>
-      <w:r>
-        <w:t xml:space="preserve"> </w:t>
-      </w:r>
-      <w:r>
-        <w:t xml:space="preserve">since an instrument flattening everything would be useless. But a persistence</w:t>
-      </w:r>
-      <w:r>
-        <w:t xml:space="preserve"> </w:t>
-      </w:r>
-      <w:r>
-        <w:t xml:space="preserve">rule already scores 67.4%, the model’s edge is</w:t>
+        <w:t xml:space="preserve">it survives the correction which destroyed the directional result matters, since</w:t>
+      </w:r>
+      <w:r>
+        <w:t xml:space="preserve"> </w:t>
+      </w:r>
+      <w:r>
+        <w:t xml:space="preserve">an instrument flattening everything would be useless. But a persistence rule</w:t>
+      </w:r>
+      <w:r>
+        <w:t xml:space="preserve"> </w:t>
+      </w:r>
+      <w:r>
+        <w:t xml:space="preserve">already scores 67.4%, the edge is</w:t>
       </w:r>
       <w:r>
         <w:t xml:space="preserve"> </w:t>
@@ -8877,13 +6682,7 @@
         <w:t xml:space="preserve"> </w:t>
       </w:r>
       <w:r>
-        <w:t xml:space="preserve">points per</w:t>
-      </w:r>
-      <w:r>
-        <w:t xml:space="preserve"> </w:t>
-      </w:r>
-      <w:r>
-        <w:t xml:space="preserve">event, and at</w:t>
+        <w:t xml:space="preserve">points per event, and at</w:t>
       </w:r>
       <w:r>
         <w:t xml:space="preserve"> </w:t>
@@ -8910,29 +6709,23 @@
         <w:t xml:space="preserve"> </w:t>
       </w:r>
       <w:r>
-        <w:t xml:space="preserve">the model and baseline intervals overlap. This</w:t>
-      </w:r>
-      <w:r>
-        <w:t xml:space="preserve"> </w:t>
-      </w:r>
-      <w:r>
-        <w:t xml:space="preserve">confirms volatility clustering [30, 31] rather than</w:t>
-      </w:r>
-      <w:r>
-        <w:t xml:space="preserve"> </w:t>
-      </w:r>
-      <w:r>
-        <w:t xml:space="preserve">discovering anything.</w:t>
-      </w:r>
-    </w:p>
-    <w:bookmarkEnd w:id="45"/>
-    <w:bookmarkStart w:id="46" w:name="variance-risk-premium-withdrawn."/>
+        <w:t xml:space="preserve">the two intervals overlap: this confirms volatility clustering</w:t>
+      </w:r>
+      <w:r>
+        <w:t xml:space="preserve"> </w:t>
+      </w:r>
+      <w:r>
+        <w:t xml:space="preserve">[26] rather than discovering anything.</w:t>
+      </w:r>
+    </w:p>
+    <w:bookmarkEnd w:id="42"/>
+    <w:bookmarkStart w:id="43" w:name="X77b3258b80cee52071e05f30d656bb7692ef17f"/>
     <w:p>
       <w:pPr>
         <w:pStyle w:val="Heading3"/>
       </w:pPr>
       <w:r>
-        <w:t xml:space="preserve">Variance risk premium, withdrawn.</w:t>
+        <w:t xml:space="preserve">Premium selling and positioning, withdrawn.</w:t>
       </w:r>
     </w:p>
     <w:p>
@@ -8940,37 +6733,31 @@
         <w:pStyle w:val="FirstParagraph"/>
       </w:pPr>
       <w:r>
-        <w:t xml:space="preserve">Short at-the-money straddles held to expiry, on real end-of-day premiums, across</w:t>
-      </w:r>
-      <w:r>
-        <w:t xml:space="preserve"> </w:t>
-      </w:r>
-      <w:r>
-        <w:t xml:space="preserve">four entry points: no configuration is significantly profitable on either index,</w:t>
-      </w:r>
-      <w:r>
-        <w:t xml:space="preserve"> </w:t>
-      </w:r>
-      <w:r>
-        <w:t xml:space="preserve">before or after Benjamini–Hochberg, and no bootstrap interval on the mean</w:t>
-      </w:r>
-      <w:r>
-        <w:t xml:space="preserve"> </w:t>
-      </w:r>
-      <w:r>
-        <w:t xml:space="preserve">excludes zero on the profitable side. Recentring each configuration and</w:t>
-      </w:r>
-      <w:r>
-        <w:t xml:space="preserve"> </w:t>
-      </w:r>
-      <w:r>
-        <w:t xml:space="preserve">resampling gives a best-of-four null median of 17.8 against an observed 12.1 on</w:t>
-      </w:r>
-      <w:r>
-        <w:t xml:space="preserve"> </w:t>
-      </w:r>
-      <w:r>
-        <w:t xml:space="preserve">NIFTY (</w:t>
+        <w:t xml:space="preserve">Short at-the-money straddles held to expiry, on real end-of-day premiums across</w:t>
+      </w:r>
+      <w:r>
+        <w:t xml:space="preserve"> </w:t>
+      </w:r>
+      <w:r>
+        <w:t xml:space="preserve">four entry points, are not significantly profitable on either index before or</w:t>
+      </w:r>
+      <w:r>
+        <w:t xml:space="preserve"> </w:t>
+      </w:r>
+      <w:r>
+        <w:t xml:space="preserve">after Benjamini–Hochberg, and no bootstrap interval on the mean excludes zero on</w:t>
+      </w:r>
+      <w:r>
+        <w:t xml:space="preserve"> </w:t>
+      </w:r>
+      <w:r>
+        <w:t xml:space="preserve">the profitable side; recentring and resampling gives a best-of-four null median</w:t>
+      </w:r>
+      <w:r>
+        <w:t xml:space="preserve"> </w:t>
+      </w:r>
+      <w:r>
+        <w:t xml:space="preserve">of 17.8 against an observed 12.1 on NIFTY (</w:t>
       </w:r>
       <m:oMath>
         <m:r>
@@ -8987,19 +6774,19 @@
         </m:r>
       </m:oMath>
       <w:r>
-        <w:t xml:space="preserve">). The exchange also moved BANKNIFTY options from weekly to</w:t>
-      </w:r>
-      <w:r>
-        <w:t xml:space="preserve"> </w:t>
-      </w:r>
-      <w:r>
-        <w:t xml:space="preserve">monthly expiry mid-sample, so the indices were never comparable: split on expiry</w:t>
-      </w:r>
-      <w:r>
-        <w:t xml:space="preserve"> </w:t>
-      </w:r>
-      <w:r>
-        <w:t xml:space="preserve">spacing, the weekly sub-sample returns</w:t>
+        <w:t xml:space="preserve">). The exchange also moved</w:t>
+      </w:r>
+      <w:r>
+        <w:t xml:space="preserve"> </w:t>
+      </w:r>
+      <w:r>
+        <w:t xml:space="preserve">BANKNIFTY options from weekly to monthly expiry mid-sample, so the indices were</w:t>
+      </w:r>
+      <w:r>
+        <w:t xml:space="preserve"> </w:t>
+      </w:r>
+      <w:r>
+        <w:t xml:space="preserve">never comparable: split on expiry spacing the weekly sub-sample returns</w:t>
       </w:r>
       <w:r>
         <w:t xml:space="preserve"> </w:t>
@@ -9036,37 +6823,19 @@
         </m:r>
       </m:oMath>
       <w:r>
-        <w:t xml:space="preserve">. The premium is real and documented [32, 33]; our</w:t>
-      </w:r>
-      <w:r>
-        <w:t xml:space="preserve"> </w:t>
-      </w:r>
-      <w:r>
-        <w:t xml:space="preserve">measurement of it as an edge is withdrawn.</w:t>
-      </w:r>
-    </w:p>
-    <w:bookmarkEnd w:id="46"/>
-    <w:bookmarkStart w:id="47" w:name="option-chain-positioning."/>
-    <w:p>
-      <w:pPr>
-        <w:pStyle w:val="Heading3"/>
-      </w:pPr>
-      <w:r>
-        <w:t xml:space="preserve">Option-chain positioning.</w:t>
-      </w:r>
-    </w:p>
-    <w:p>
-      <w:pPr>
-        <w:pStyle w:val="FirstParagraph"/>
-      </w:pPr>
-      <w:r>
-        <w:t xml:space="preserve">Over 2 181 days, after regressing out the price component, six of eight residual</w:t>
-      </w:r>
-      <w:r>
-        <w:t xml:space="preserve"> </w:t>
-      </w:r>
-      <w:r>
-        <w:t xml:space="preserve">features clear</w:t>
+        <w:t xml:space="preserve">. The premium is real and documented [27]; our measurement of it as an edge is withdrawn.</w:t>
+      </w:r>
+      <w:r>
+        <w:t xml:space="preserve"> </w:t>
+      </w:r>
+      <w:r>
+        <w:t xml:space="preserve">Option-chain positioning fares no better: over 2 181 days, six of eight</w:t>
+      </w:r>
+      <w:r>
+        <w:t xml:space="preserve"> </w:t>
+      </w:r>
+      <w:r>
+        <w:t xml:space="preserve">price-residual features clear</w:t>
       </w:r>
       <w:r>
         <w:t xml:space="preserve"> </w:t>
@@ -9105,13 +6874,19 @@
         <w:t xml:space="preserve"> </w:t>
       </w:r>
       <w:r>
-        <w:t xml:space="preserve">survives Benjamini–Hochberg:</w:t>
-      </w:r>
-      <w:r>
-        <w:t xml:space="preserve"> </w:t>
-      </w:r>
-      <w:r>
-        <w:t xml:space="preserve">the daily change in the put–call open-interest ratio (</w:t>
+        <w:t xml:space="preserve">survives</w:t>
+      </w:r>
+      <w:r>
+        <w:t xml:space="preserve"> </w:t>
+      </w:r>
+      <w:r>
+        <w:t xml:space="preserve">Benjamini–Hochberg — the daily change in the put–call open-interest ratio</w:t>
+      </w:r>
+      <w:r>
+        <w:t xml:space="preserve"> </w:t>
+      </w:r>
+      <w:r>
+        <w:t xml:space="preserve">(</w:t>
       </w:r>
       <m:oMath>
         <m:r>
@@ -9152,67 +6927,41 @@
         </m:r>
       </m:oMath>
       <w:r>
-        <w:t xml:space="preserve">,</w:t>
+        <w:t xml:space="preserve">), also the only feature strengthening in the</w:t>
+      </w:r>
+      <w:r>
+        <w:t xml:space="preserve"> </w:t>
+      </w:r>
+      <w:r>
+        <w:t xml:space="preserve">second half. Nothing in the price-only set clears</w:t>
       </w:r>
       <w:r>
         <w:t xml:space="preserve"> </w:t>
       </w:r>
       <m:oMath>
         <m:r>
-          <m:rPr>
-            <m:sty m:val="p"/>
-          </m:rPr>
-          <m:t>≈</m:t>
-        </m:r>
-        <m:r>
-          <m:t>51</m:t>
-        </m:r>
-        <m:r>
-          <m:rPr>
-            <m:sty m:val="p"/>
-          </m:rPr>
-          <m:t>%</m:t>
+          <m:t>p</m:t>
+        </m:r>
+        <m:r>
+          <m:rPr>
+            <m:sty m:val="p"/>
+          </m:rPr>
+          <m:t>&lt;</m:t>
+        </m:r>
+        <m:r>
+          <m:t>0.05</m:t>
         </m:r>
       </m:oMath>
       <w:r>
         <w:t xml:space="preserve"> </w:t>
       </w:r>
       <w:r>
-        <w:t xml:space="preserve">hit-rate), also the only feature strengthening in</w:t>
-      </w:r>
-      <w:r>
-        <w:t xml:space="preserve"> </w:t>
-      </w:r>
-      <w:r>
-        <w:t xml:space="preserve">the second half. Flow beats position. Nothing in the price-only set clears</w:t>
-      </w:r>
-      <w:r>
-        <w:t xml:space="preserve"> </w:t>
-      </w:r>
-      <m:oMath>
-        <m:r>
-          <m:t>p</m:t>
-        </m:r>
-        <m:r>
-          <m:rPr>
-            <m:sty m:val="p"/>
-          </m:rPr>
-          <m:t>&lt;</m:t>
-        </m:r>
-        <m:r>
-          <m:t>0.05</m:t>
-        </m:r>
-      </m:oMath>
-      <w:r>
-        <w:t xml:space="preserve"> </w:t>
-      </w:r>
-      <w:r>
         <w:t xml:space="preserve">at all.</w:t>
       </w:r>
     </w:p>
-    <w:bookmarkEnd w:id="47"/>
-    <w:bookmarkEnd w:id="48"/>
-    <w:bookmarkStart w:id="49" w:name="limitations"/>
+    <w:bookmarkEnd w:id="43"/>
+    <w:bookmarkEnd w:id="44"/>
+    <w:bookmarkStart w:id="45" w:name="limitations"/>
     <w:p>
       <w:pPr>
         <w:pStyle w:val="Heading1"/>
@@ -9241,65 +6990,65 @@
         <w:t xml:space="preserve"> </w:t>
       </w:r>
       <w:r>
-        <w:t xml:space="preserve">that, which is why coverage lands near 93% rather than 95%, and its input is</w:t>
-      </w:r>
-      <w:r>
-        <w:t xml:space="preserve"> </w:t>
-      </w:r>
-      <w:r>
-        <w:t xml:space="preserve">imprecisely measured from a single session. Two indices carry the primary</w:t>
-      </w:r>
-      <w:r>
-        <w:t xml:space="preserve"> </w:t>
-      </w:r>
-      <w:r>
-        <w:t xml:space="preserve">intraday analysis over seventeen months in one market; the ceiling test</w:t>
-      </w:r>
-      <w:r>
-        <w:t xml:space="preserve"> </w:t>
-      </w:r>
-      <w:r>
-        <w:t xml:space="preserve">replicates across five indices and two exchanges, but the model zoo and strategy</w:t>
-      </w:r>
-      <w:r>
-        <w:t xml:space="preserve"> </w:t>
-      </w:r>
-      <w:r>
-        <w:t xml:space="preserve">sweep do not. Break-even is computed for two payoff models, neither of which</w:t>
-      </w:r>
-      <w:r>
-        <w:t xml:space="preserve"> </w:t>
-      </w:r>
-      <w:r>
-        <w:t xml:space="preserve">models the price path. Two figures that were re-run did not reproduce and are</w:t>
-      </w:r>
-      <w:r>
-        <w:t xml:space="preserve"> </w:t>
-      </w:r>
-      <w:r>
-        <w:t xml:space="preserve">withdrawn in place rather than quietly deleted. Our Temporal Fusion Transformer</w:t>
-      </w:r>
-      <w:r>
-        <w:t xml:space="preserve"> </w:t>
-      </w:r>
-      <w:r>
-        <w:t xml:space="preserve">is a compact variant, not the published architecture [28]. Finally, the</w:t>
-      </w:r>
-      <w:r>
-        <w:t xml:space="preserve"> </w:t>
-      </w:r>
-      <w:r>
-        <w:t xml:space="preserve">order-flow hypothesis, where the literature locates genuine short-horizon alpha</w:t>
-      </w:r>
-      <w:r>
-        <w:t xml:space="preserve"> </w:t>
-      </w:r>
-      <w:r>
-        <w:t xml:space="preserve">[20, 19], is untested here for want of message-level history.</w:t>
-      </w:r>
-    </w:p>
-    <w:bookmarkEnd w:id="49"/>
-    <w:bookmarkStart w:id="51" w:name="conclusion"/>
+        <w:t xml:space="preserve">that, which is why coverage lands near 93% rather than 95%. Two indices carry</w:t>
+      </w:r>
+      <w:r>
+        <w:t xml:space="preserve"> </w:t>
+      </w:r>
+      <w:r>
+        <w:t xml:space="preserve">the primary intraday analysis over seventeen months in one market; the ceiling</w:t>
+      </w:r>
+      <w:r>
+        <w:t xml:space="preserve"> </w:t>
+      </w:r>
+      <w:r>
+        <w:t xml:space="preserve">test replicates across five, but the model zoo and strategy sweep do not.</w:t>
+      </w:r>
+      <w:r>
+        <w:t xml:space="preserve"> </w:t>
+      </w:r>
+      <w:r>
+        <w:t xml:space="preserve">Break-even is computed for two payoff models, neither of which models the price</w:t>
+      </w:r>
+      <w:r>
+        <w:t xml:space="preserve"> </w:t>
+      </w:r>
+      <w:r>
+        <w:t xml:space="preserve">path. Two figures that were re-run did not reproduce and are withdrawn in place</w:t>
+      </w:r>
+      <w:r>
+        <w:t xml:space="preserve"> </w:t>
+      </w:r>
+      <w:r>
+        <w:t xml:space="preserve">rather than quietly deleted, and our Temporal Fusion Transformer is a compact</w:t>
+      </w:r>
+      <w:r>
+        <w:t xml:space="preserve"> </w:t>
+      </w:r>
+      <w:r>
+        <w:t xml:space="preserve">variant, not the published architecture [24]. Finally, the order-flow</w:t>
+      </w:r>
+      <w:r>
+        <w:t xml:space="preserve"> </w:t>
+      </w:r>
+      <w:r>
+        <w:t xml:space="preserve">hypothesis, where the literature locates genuine short-horizon alpha</w:t>
+      </w:r>
+      <w:r>
+        <w:t xml:space="preserve"> </w:t>
+      </w:r>
+      <w:r>
+        <w:t xml:space="preserve">[16, 15], is untested here for want of message-level</w:t>
+      </w:r>
+      <w:r>
+        <w:t xml:space="preserve"> </w:t>
+      </w:r>
+      <w:r>
+        <w:t xml:space="preserve">history.</w:t>
+      </w:r>
+    </w:p>
+    <w:bookmarkEnd w:id="45"/>
+    <w:bookmarkStart w:id="47" w:name="conclusion"/>
     <w:p>
       <w:pPr>
         <w:pStyle w:val="Heading1"/>
@@ -9334,73 +7083,60 @@
         <w:t xml:space="preserve"> </w:t>
       </w:r>
       <w:r>
-        <w:t xml:space="preserve">a discovery. A zero-skill forecaster posts a</w:t>
+        <w:t xml:space="preserve">a discovery. Applied to our own work the correction leaves nothing standing. Sixteen of 48</w:t>
+      </w:r>
+      <w:r>
+        <w:t xml:space="preserve"> </w:t>
+      </w:r>
+      <w:r>
+        <w:t xml:space="preserve">model–index–horizon tests clear</w:t>
       </w:r>
       <w:r>
         <w:t xml:space="preserve"> </w:t>
       </w:r>
       <m:oMath>
         <m:r>
-          <m:rPr>
-            <m:sty m:val="p"/>
-          </m:rPr>
-          <m:t>≥</m:t>
+          <m:t>p</m:t>
+        </m:r>
+        <m:r>
+          <m:rPr>
+            <m:sty m:val="p"/>
+          </m:rPr>
+          <m:t>&lt;</m:t>
+        </m:r>
+        <m:r>
+          <m:t>0.05</m:t>
         </m:r>
       </m:oMath>
       <w:r>
-        <w:t xml:space="preserve">71% session once in 48, and</w:t>
-      </w:r>
-      <w:r>
-        <w:t xml:space="preserve"> </w:t>
-      </w:r>
-      <w:r>
-        <w:t xml:space="preserve">once every six sessions somewhere on a modest panel, while reporting an interval</w:t>
-      </w:r>
-      <w:r>
-        <w:t xml:space="preserve"> </w:t>
-      </w:r>
-      <m:oMath>
-        <m:r>
-          <m:t>1.68</m:t>
-        </m:r>
-        <m:r>
-          <m:rPr>
-            <m:sty m:val="p"/>
-          </m:rPr>
-          <m:t>×</m:t>
-        </m:r>
-      </m:oMath>
-      <w:r>
-        <w:t xml:space="preserve"> </w:t>
-      </w:r>
-      <w:r>
-        <w:t xml:space="preserve">too narrow at 5-minute granularity and</w:t>
-      </w:r>
-      <w:r>
-        <w:t xml:space="preserve"> </w:t>
-      </w:r>
-      <m:oMath>
-        <m:r>
-          <m:t>3.40</m:t>
-        </m:r>
-        <m:r>
-          <m:rPr>
-            <m:sty m:val="p"/>
-          </m:rPr>
-          <m:t>×</m:t>
-        </m:r>
-      </m:oMath>
-      <w:r>
-        <w:t xml:space="preserve"> </w:t>
-      </w:r>
-      <w:r>
-        <w:t xml:space="preserve">too narrow at</w:t>
-      </w:r>
-      <w:r>
-        <w:t xml:space="preserve"> </w:t>
-      </w:r>
-      <w:r>
-        <w:t xml:space="preserve">the density these systems publish.</w:t>
+        <w:t xml:space="preserve"> </w:t>
+      </w:r>
+      <w:r>
+        <w:t xml:space="preserve">per bar and none clears it per event;</w:t>
+      </w:r>
+      <w:r>
+        <w:t xml:space="preserve"> </w:t>
+      </w:r>
+      <w:r>
+        <w:t xml:space="preserve">86 strategies produce a winner worse than a bootstrap null; premium selling,</w:t>
+      </w:r>
+      <w:r>
+        <w:t xml:space="preserve"> </w:t>
+      </w:r>
+      <w:r>
+        <w:t xml:space="preserve">published as this project’s one measurable edge, fails the same correction; and</w:t>
+      </w:r>
+      <w:r>
+        <w:t xml:space="preserve"> </w:t>
+      </w:r>
+      <w:r>
+        <w:t xml:space="preserve">the one untouched result confirms volatility clustering rather than finding</w:t>
+      </w:r>
+      <w:r>
+        <w:t xml:space="preserve"> </w:t>
+      </w:r>
+      <w:r>
+        <w:t xml:space="preserve">anything new.</w:t>
       </w:r>
     </w:p>
     <w:p>
@@ -9408,67 +7144,6 @@
         <w:pStyle w:val="BodyText"/>
       </w:pPr>
       <w:r>
-        <w:t xml:space="preserve">Applied to our own work the correction leaves nothing standing. Sixteen of 48</w:t>
-      </w:r>
-      <w:r>
-        <w:t xml:space="preserve"> </w:t>
-      </w:r>
-      <w:r>
-        <w:t xml:space="preserve">model–index–horizon tests clear</w:t>
-      </w:r>
-      <w:r>
-        <w:t xml:space="preserve"> </w:t>
-      </w:r>
-      <m:oMath>
-        <m:r>
-          <m:t>p</m:t>
-        </m:r>
-        <m:r>
-          <m:rPr>
-            <m:sty m:val="p"/>
-          </m:rPr>
-          <m:t>&lt;</m:t>
-        </m:r>
-        <m:r>
-          <m:t>0.05</m:t>
-        </m:r>
-      </m:oMath>
-      <w:r>
-        <w:t xml:space="preserve"> </w:t>
-      </w:r>
-      <w:r>
-        <w:t xml:space="preserve">per bar and none clears it per event;</w:t>
-      </w:r>
-      <w:r>
-        <w:t xml:space="preserve"> </w:t>
-      </w:r>
-      <w:r>
-        <w:t xml:space="preserve">86 strategies produce a winner worse than a bootstrap null; premium selling,</w:t>
-      </w:r>
-      <w:r>
-        <w:t xml:space="preserve"> </w:t>
-      </w:r>
-      <w:r>
-        <w:t xml:space="preserve">published as this project’s one measurable edge, fails the same correction; and</w:t>
-      </w:r>
-      <w:r>
-        <w:t xml:space="preserve"> </w:t>
-      </w:r>
-      <w:r>
-        <w:t xml:space="preserve">the one untouched result confirms volatility clustering rather than finding</w:t>
-      </w:r>
-      <w:r>
-        <w:t xml:space="preserve"> </w:t>
-      </w:r>
-      <w:r>
-        <w:t xml:space="preserve">anything new.</w:t>
-      </w:r>
-    </w:p>
-    <w:p>
-      <w:pPr>
-        <w:pStyle w:val="BodyText"/>
-      </w:pPr>
-      <w:r>
         <w:t xml:space="preserve">The honest summary is that this project found nothing tradeable, and its value</w:t>
       </w:r>
       <w:r>
@@ -9493,34 +7168,28 @@
         <w:t xml:space="preserve"> </w:t>
       </w:r>
       <w:r>
-        <w:t xml:space="preserve">cost. Reporting practice should change to match, and the change is cheap.</w:t>
-      </w:r>
-      <w:r>
-        <w:t xml:space="preserve"> </w:t>
-      </w:r>
-      <w:r>
-        <w:t xml:space="preserve">Scoring unit, effective sample size, multiplicity correction, a shuffled-label</w:t>
-      </w:r>
-      <w:r>
-        <w:t xml:space="preserve"> </w:t>
-      </w:r>
-      <w:r>
-        <w:t xml:space="preserve">control and an explicit cost model are not optional refinements. Without them an</w:t>
-      </w:r>
-      <w:r>
-        <w:t xml:space="preserve"> </w:t>
-      </w:r>
-      <w:r>
-        <w:t xml:space="preserve">accuracy figure does not mean anything, and we know that because we published</w:t>
-      </w:r>
-      <w:r>
-        <w:t xml:space="preserve"> </w:t>
-      </w:r>
-      <w:r>
-        <w:t xml:space="preserve">several that did not.</w:t>
-      </w:r>
-    </w:p>
-    <w:bookmarkStart w:id="50" w:name="X010a9e02ff7e2b7713754ff043909b1a3f1d408"/>
+        <w:t xml:space="preserve">cost. Scoring unit, effective sample size, multiplicity correction, a</w:t>
+      </w:r>
+      <w:r>
+        <w:t xml:space="preserve"> </w:t>
+      </w:r>
+      <w:r>
+        <w:t xml:space="preserve">shuffled-label control and an explicit cost model are not optional refinements:</w:t>
+      </w:r>
+      <w:r>
+        <w:t xml:space="preserve"> </w:t>
+      </w:r>
+      <w:r>
+        <w:t xml:space="preserve">without them an accuracy figure means nothing, and we know that because we</w:t>
+      </w:r>
+      <w:r>
+        <w:t xml:space="preserve"> </w:t>
+      </w:r>
+      <w:r>
+        <w:t xml:space="preserve">published several that did not.</w:t>
+      </w:r>
+    </w:p>
+    <w:bookmarkStart w:id="46" w:name="X010a9e02ff7e2b7713754ff043909b1a3f1d408"/>
     <w:p>
       <w:pPr>
         <w:pStyle w:val="Heading2"/>
@@ -9578,24 +7247,18 @@
         <w:t xml:space="preserve"> </w:t>
       </w:r>
       <w:r>
-        <w:t xml:space="preserve">investment advice: its central finding is that the reported accuracy of intraday</w:t>
-      </w:r>
-      <w:r>
-        <w:t xml:space="preserve"> </w:t>
-      </w:r>
-      <w:r>
-        <w:t xml:space="preserve">directional systems is not a valid estimate of skill, a conclusion we apply first</w:t>
-      </w:r>
-      <w:r>
-        <w:t xml:space="preserve"> </w:t>
-      </w:r>
-      <w:r>
-        <w:t xml:space="preserve">and most severely to our own published claims.</w:t>
-      </w:r>
-    </w:p>
-    <w:bookmarkEnd w:id="50"/>
-    <w:bookmarkEnd w:id="51"/>
-    <w:bookmarkStart w:id="52" w:name="references"/>
+        <w:t xml:space="preserve">investment advice, and its central finding is one we apply first to our own</w:t>
+      </w:r>
+      <w:r>
+        <w:t xml:space="preserve"> </w:t>
+      </w:r>
+      <w:r>
+        <w:t xml:space="preserve">published claims.</w:t>
+      </w:r>
+    </w:p>
+    <w:bookmarkEnd w:id="46"/>
+    <w:bookmarkEnd w:id="47"/>
+    <w:bookmarkStart w:id="48" w:name="references"/>
     <w:p>
       <w:pPr>
         <w:pStyle w:val="Heading1"/>
@@ -9759,13 +7422,13 @@
         <w:t xml:space="preserve"> </w:t>
       </w:r>
       <w:r>
-        <w:t xml:space="preserve">Richardson, M., Smith, T.: Tests of financial models in the presence of</w:t>
-      </w:r>
-      <w:r>
-        <w:t xml:space="preserve"> </w:t>
-      </w:r>
-      <w:r>
-        <w:t xml:space="preserve">overlapping observations. Rev. Financ. Stud.</w:t>
+        <w:t xml:space="preserve">Newey, W.K., West, K.D.: A simple, positive semi-definite, heteroskedasticity</w:t>
+      </w:r>
+      <w:r>
+        <w:t xml:space="preserve"> </w:t>
+      </w:r>
+      <w:r>
+        <w:t xml:space="preserve">and autocorrelation consistent covariance matrix. Econometrica</w:t>
       </w:r>
       <w:r>
         <w:t xml:space="preserve"> </w:t>
@@ -9775,10 +7438,16 @@
           <w:bCs/>
           <w:b/>
         </w:rPr>
-        <w:t xml:space="preserve">4</w:t>
-      </w:r>
-      <w:r>
-        <w:t xml:space="preserve">(2), 227–254 (1991)</w:t>
+        <w:t xml:space="preserve">55</w:t>
+      </w:r>
+      <w:r>
+        <w:t xml:space="preserve">(3),</w:t>
+      </w:r>
+      <w:r>
+        <w:t xml:space="preserve"> </w:t>
+      </w:r>
+      <w:r>
+        <w:t xml:space="preserve">703–708 (1987)</w:t>
       </w:r>
     </w:p>
     <w:p>
@@ -9787,6 +7456,20 @@
       </w:pPr>
       <w:r>
         <w:t xml:space="preserve">[6]</w:t>
+      </w:r>
+      <w:r>
+        <w:t xml:space="preserve"> </w:t>
+      </w:r>
+      <w:r>
+        <w:t xml:space="preserve">Kish, L.: Survey Sampling. Wiley, New York (1965)</w:t>
+      </w:r>
+    </w:p>
+    <w:p>
+      <w:pPr>
+        <w:pStyle w:val="BodyText"/>
+      </w:pPr>
+      <w:r>
+        <w:t xml:space="preserve">[7]</w:t>
       </w:r>
       <w:r>
         <w:t xml:space="preserve"> </w:t>
@@ -9819,99 +7502,7 @@
         <w:pStyle w:val="BodyText"/>
       </w:pPr>
       <w:r>
-        <w:t xml:space="preserve">[7]</w:t>
-      </w:r>
-      <w:r>
-        <w:t xml:space="preserve"> </w:t>
-      </w:r>
-      <w:r>
-        <w:t xml:space="preserve">Newey, W.K., West, K.D.: A simple, positive semi-definite, heteroskedasticity</w:t>
-      </w:r>
-      <w:r>
-        <w:t xml:space="preserve"> </w:t>
-      </w:r>
-      <w:r>
-        <w:t xml:space="preserve">and autocorrelation consistent covariance matrix. Econometrica</w:t>
-      </w:r>
-      <w:r>
-        <w:t xml:space="preserve"> </w:t>
-      </w:r>
-      <w:r>
-        <w:rPr>
-          <w:bCs/>
-          <w:b/>
-        </w:rPr>
-        <w:t xml:space="preserve">55</w:t>
-      </w:r>
-      <w:r>
-        <w:t xml:space="preserve">(3),</w:t>
-      </w:r>
-      <w:r>
-        <w:t xml:space="preserve"> </w:t>
-      </w:r>
-      <w:r>
-        <w:t xml:space="preserve">703–708 (1987)</w:t>
-      </w:r>
-    </w:p>
-    <w:p>
-      <w:pPr>
-        <w:pStyle w:val="BodyText"/>
-      </w:pPr>
-      <w:r>
         <w:t xml:space="preserve">[8]</w:t>
-      </w:r>
-      <w:r>
-        <w:t xml:space="preserve"> </w:t>
-      </w:r>
-      <w:r>
-        <w:t xml:space="preserve">Kish, L.: Survey Sampling. Wiley, New York (1965)</w:t>
-      </w:r>
-    </w:p>
-    <w:p>
-      <w:pPr>
-        <w:pStyle w:val="BodyText"/>
-      </w:pPr>
-      <w:r>
-        <w:t xml:space="preserve">[9]</w:t>
-      </w:r>
-      <w:r>
-        <w:t xml:space="preserve"> </w:t>
-      </w:r>
-      <w:r>
-        <w:t xml:space="preserve">Moulton, B.R.: An illustration of a pitfall in estimating the effects of</w:t>
-      </w:r>
-      <w:r>
-        <w:t xml:space="preserve"> </w:t>
-      </w:r>
-      <w:r>
-        <w:t xml:space="preserve">aggregate variables on micro units. Rev. Econ. Stat.</w:t>
-      </w:r>
-      <w:r>
-        <w:t xml:space="preserve"> </w:t>
-      </w:r>
-      <w:r>
-        <w:rPr>
-          <w:bCs/>
-          <w:b/>
-        </w:rPr>
-        <w:t xml:space="preserve">72</w:t>
-      </w:r>
-      <w:r>
-        <w:t xml:space="preserve">(2), 334–338</w:t>
-      </w:r>
-      <w:r>
-        <w:t xml:space="preserve"> </w:t>
-      </w:r>
-      <w:r>
-        <w:t xml:space="preserve">(1990)</w:t>
-      </w:r>
-    </w:p>
-    <w:p>
-      <w:pPr>
-        <w:pStyle w:val="BodyText"/>
-      </w:pPr>
-      <w:r>
-        <w:t xml:space="preserve">[10]</w:t>
       </w:r>
       <w:r>
         <w:t xml:space="preserve"> </w:t>
@@ -9944,7 +7535,7 @@
         <w:pStyle w:val="BodyText"/>
       </w:pPr>
       <w:r>
-        <w:t xml:space="preserve">[11]</w:t>
+        <w:t xml:space="preserve">[9]</w:t>
       </w:r>
       <w:r>
         <w:t xml:space="preserve"> </w:t>
@@ -9977,13 +7568,13 @@
         <w:pStyle w:val="BodyText"/>
       </w:pPr>
       <w:r>
-        <w:t xml:space="preserve">[12]</w:t>
-      </w:r>
-      <w:r>
-        <w:t xml:space="preserve"> </w:t>
-      </w:r>
-      <w:r>
-        <w:t xml:space="preserve">Bailey, D.H., Borwein, J., López de Prado, M., Zhu, Q.J.: The probability of</w:t>
+        <w:t xml:space="preserve">[10]</w:t>
+      </w:r>
+      <w:r>
+        <w:t xml:space="preserve"> </w:t>
+      </w:r>
+      <w:r>
+        <w:t xml:space="preserve">Bailey, D.H., et al.: The probability of</w:t>
       </w:r>
       <w:r>
         <w:t xml:space="preserve"> </w:t>
@@ -10010,7 +7601,7 @@
         <w:pStyle w:val="BodyText"/>
       </w:pPr>
       <w:r>
-        <w:t xml:space="preserve">[13]</w:t>
+        <w:t xml:space="preserve">[11]</w:t>
       </w:r>
       <w:r>
         <w:t xml:space="preserve"> </w:t>
@@ -10043,34 +7634,7 @@
         <w:pStyle w:val="BodyText"/>
       </w:pPr>
       <w:r>
-        <w:t xml:space="preserve">[14]</w:t>
-      </w:r>
-      <w:r>
-        <w:t xml:space="preserve"> </w:t>
-      </w:r>
-      <w:r>
-        <w:t xml:space="preserve">Hansen, P.R.: A test for superior predictive ability. J. Bus. Econ. Stat.</w:t>
-      </w:r>
-      <w:r>
-        <w:t xml:space="preserve"> </w:t>
-      </w:r>
-      <w:r>
-        <w:rPr>
-          <w:bCs/>
-          <w:b/>
-        </w:rPr>
-        <w:t xml:space="preserve">23</w:t>
-      </w:r>
-      <w:r>
-        <w:t xml:space="preserve">(4), 365–380 (2005)</w:t>
-      </w:r>
-    </w:p>
-    <w:p>
-      <w:pPr>
-        <w:pStyle w:val="BodyText"/>
-      </w:pPr>
-      <w:r>
-        <w:t xml:space="preserve">[15]</w:t>
+        <w:t xml:space="preserve">[12]</w:t>
       </w:r>
       <w:r>
         <w:t xml:space="preserve"> </w:t>
@@ -10109,7 +7673,7 @@
         <w:pStyle w:val="BodyText"/>
       </w:pPr>
       <w:r>
-        <w:t xml:space="preserve">[16]</w:t>
+        <w:t xml:space="preserve">[13]</w:t>
       </w:r>
       <w:r>
         <w:t xml:space="preserve"> </w:t>
@@ -10148,40 +7712,7 @@
         <w:pStyle w:val="BodyText"/>
       </w:pPr>
       <w:r>
-        <w:t xml:space="preserve">[17]</w:t>
-      </w:r>
-      <w:r>
-        <w:t xml:space="preserve"> </w:t>
-      </w:r>
-      <w:r>
-        <w:t xml:space="preserve">Krauss, C., Do, X.A., Huck, N.: Deep neural networks, gradient-boosted trees,</w:t>
-      </w:r>
-      <w:r>
-        <w:t xml:space="preserve"> </w:t>
-      </w:r>
-      <w:r>
-        <w:t xml:space="preserve">random forests: statistical arbitrage on the S&amp;P 500. Eur. J. Oper. Res.</w:t>
-      </w:r>
-      <w:r>
-        <w:t xml:space="preserve"> </w:t>
-      </w:r>
-      <w:r>
-        <w:rPr>
-          <w:bCs/>
-          <w:b/>
-        </w:rPr>
-        <w:t xml:space="preserve">259</w:t>
-      </w:r>
-      <w:r>
-        <w:t xml:space="preserve">(2), 689–702 (2017)</w:t>
-      </w:r>
-    </w:p>
-    <w:p>
-      <w:pPr>
-        <w:pStyle w:val="BodyText"/>
-      </w:pPr>
-      <w:r>
-        <w:t xml:space="preserve">[18]</w:t>
+        <w:t xml:space="preserve">[14]</w:t>
       </w:r>
       <w:r>
         <w:t xml:space="preserve"> </w:t>
@@ -10214,7 +7745,7 @@
         <w:pStyle w:val="BodyText"/>
       </w:pPr>
       <w:r>
-        <w:t xml:space="preserve">[19]</w:t>
+        <w:t xml:space="preserve">[15]</w:t>
       </w:r>
       <w:r>
         <w:t xml:space="preserve"> </w:t>
@@ -10253,7 +7784,7 @@
         <w:pStyle w:val="BodyText"/>
       </w:pPr>
       <w:r>
-        <w:t xml:space="preserve">[20]</w:t>
+        <w:t xml:space="preserve">[16]</w:t>
       </w:r>
       <w:r>
         <w:t xml:space="preserve"> </w:t>
@@ -10292,7 +7823,7 @@
         <w:pStyle w:val="BodyText"/>
       </w:pPr>
       <w:r>
-        <w:t xml:space="preserve">[21]</w:t>
+        <w:t xml:space="preserve">[17]</w:t>
       </w:r>
       <w:r>
         <w:t xml:space="preserve"> </w:t>
@@ -10312,7 +7843,7 @@
         <w:pStyle w:val="BodyText"/>
       </w:pPr>
       <w:r>
-        <w:t xml:space="preserve">[22]</w:t>
+        <w:t xml:space="preserve">[18]</w:t>
       </w:r>
       <w:r>
         <w:t xml:space="preserve"> </w:t>
@@ -10351,7 +7882,7 @@
         <w:pStyle w:val="BodyText"/>
       </w:pPr>
       <w:r>
-        <w:t xml:space="preserve">[23]</w:t>
+        <w:t xml:space="preserve">[19]</w:t>
       </w:r>
       <w:r>
         <w:t xml:space="preserve"> </w:t>
@@ -10384,19 +7915,13 @@
         <w:pStyle w:val="BodyText"/>
       </w:pPr>
       <w:r>
-        <w:t xml:space="preserve">[24]</w:t>
-      </w:r>
-      <w:r>
-        <w:t xml:space="preserve"> </w:t>
-      </w:r>
-      <w:r>
-        <w:t xml:space="preserve">Ke, G., Meng, Q., Finley, T., Wang, T., Chen, W., Ma, W., Ye, Q., Liu, T.-Y.:</w:t>
-      </w:r>
-      <w:r>
-        <w:t xml:space="preserve"> </w:t>
-      </w:r>
-      <w:r>
-        <w:t xml:space="preserve">LightGBM: a highly efficient gradient boosting decision tree. In: Advances in</w:t>
+        <w:t xml:space="preserve">[20]</w:t>
+      </w:r>
+      <w:r>
+        <w:t xml:space="preserve"> </w:t>
+      </w:r>
+      <w:r>
+        <w:t xml:space="preserve">Ke, G., et al.: LightGBM: a highly efficient gradient boosting decision tree. In: Advances in</w:t>
       </w:r>
       <w:r>
         <w:t xml:space="preserve"> </w:t>
@@ -10410,7 +7935,7 @@
         <w:pStyle w:val="BodyText"/>
       </w:pPr>
       <w:r>
-        <w:t xml:space="preserve">[25]</w:t>
+        <w:t xml:space="preserve">[21]</w:t>
       </w:r>
       <w:r>
         <w:t xml:space="preserve"> </w:t>
@@ -10436,7 +7961,7 @@
         <w:pStyle w:val="BodyText"/>
       </w:pPr>
       <w:r>
-        <w:t xml:space="preserve">[26]</w:t>
+        <w:t xml:space="preserve">[22]</w:t>
       </w:r>
       <w:r>
         <w:t xml:space="preserve"> </w:t>
@@ -10463,28 +7988,13 @@
         <w:pStyle w:val="BodyText"/>
       </w:pPr>
       <w:r>
-        <w:t xml:space="preserve">[27]</w:t>
-      </w:r>
-      <w:r>
-        <w:t xml:space="preserve"> </w:t>
-      </w:r>
-      <w:r>
-        <w:t xml:space="preserve">Vaswani, A., Shazeer, N., Parmar, N., Uszkoreit, J., Jones, L., Gomez, A.N.,</w:t>
-      </w:r>
-      <w:r>
-        <w:t xml:space="preserve"> </w:t>
-      </w:r>
-      <w:r>
-        <w:t xml:space="preserve">Kaiser,</w:t>
-      </w:r>
-      <w:r>
-        <w:t xml:space="preserve"> </w:t>
-      </w:r>
-      <w:r>
-        <w:t xml:space="preserve">Ł</w:t>
-      </w:r>
-      <w:r>
-        <w:t xml:space="preserve">., Polosukhin, I.: Attention is all you need. In: Advances in Neural</w:t>
+        <w:t xml:space="preserve">[23]</w:t>
+      </w:r>
+      <w:r>
+        <w:t xml:space="preserve"> </w:t>
+      </w:r>
+      <w:r>
+        <w:t xml:space="preserve">Vaswani, A., et al.: Attention is all you need. In: Advances in Neural</w:t>
       </w:r>
       <w:r>
         <w:t xml:space="preserve"> </w:t>
@@ -10498,19 +8008,13 @@
         <w:pStyle w:val="BodyText"/>
       </w:pPr>
       <w:r>
-        <w:t xml:space="preserve">[28]</w:t>
-      </w:r>
-      <w:r>
-        <w:t xml:space="preserve"> </w:t>
-      </w:r>
-      <w:r>
-        <w:t xml:space="preserve">Lim, B., Ar</w:t>
-      </w:r>
-      <w:r>
-        <w:t xml:space="preserve">ı</w:t>
-      </w:r>
-      <w:r>
-        <w:t xml:space="preserve">k, S.Ö., Loeff, N., Pfister, T.: Temporal fusion transformers</w:t>
+        <w:t xml:space="preserve">[24]</w:t>
+      </w:r>
+      <w:r>
+        <w:t xml:space="preserve"> </w:t>
+      </w:r>
+      <w:r>
+        <w:t xml:space="preserve">Lim, B., et al.: Temporal fusion transformers</w:t>
       </w:r>
       <w:r>
         <w:t xml:space="preserve"> </w:t>
@@ -10537,7 +8041,7 @@
         <w:pStyle w:val="BodyText"/>
       </w:pPr>
       <w:r>
-        <w:t xml:space="preserve">[29]</w:t>
+        <w:t xml:space="preserve">[25]</w:t>
       </w:r>
       <w:r>
         <w:t xml:space="preserve"> </w:t>
@@ -10563,7 +8067,7 @@
         <w:pStyle w:val="BodyText"/>
       </w:pPr>
       <w:r>
-        <w:t xml:space="preserve">[30]</w:t>
+        <w:t xml:space="preserve">[26]</w:t>
       </w:r>
       <w:r>
         <w:t xml:space="preserve"> </w:t>
@@ -10602,40 +8106,7 @@
         <w:pStyle w:val="BodyText"/>
       </w:pPr>
       <w:r>
-        <w:t xml:space="preserve">[31]</w:t>
-      </w:r>
-      <w:r>
-        <w:t xml:space="preserve"> </w:t>
-      </w:r>
-      <w:r>
-        <w:t xml:space="preserve">Bollerslev, T.: Generalized autoregressive conditional heteroskedasticity. J.</w:t>
-      </w:r>
-      <w:r>
-        <w:t xml:space="preserve"> </w:t>
-      </w:r>
-      <w:r>
-        <w:t xml:space="preserve">Econom.</w:t>
-      </w:r>
-      <w:r>
-        <w:t xml:space="preserve"> </w:t>
-      </w:r>
-      <w:r>
-        <w:rPr>
-          <w:bCs/>
-          <w:b/>
-        </w:rPr>
-        <w:t xml:space="preserve">31</w:t>
-      </w:r>
-      <w:r>
-        <w:t xml:space="preserve">(3), 307–327 (1986)</w:t>
-      </w:r>
-    </w:p>
-    <w:p>
-      <w:pPr>
-        <w:pStyle w:val="BodyText"/>
-      </w:pPr>
-      <w:r>
-        <w:t xml:space="preserve">[32]</w:t>
+        <w:t xml:space="preserve">[27]</w:t>
       </w:r>
       <w:r>
         <w:t xml:space="preserve"> </w:t>
@@ -10663,40 +8134,7 @@
         <w:t xml:space="preserve">1311–1341 (2009)</w:t>
       </w:r>
     </w:p>
-    <w:p>
-      <w:pPr>
-        <w:pStyle w:val="BodyText"/>
-      </w:pPr>
-      <w:r>
-        <w:t xml:space="preserve">[33]</w:t>
-      </w:r>
-      <w:r>
-        <w:t xml:space="preserve"> </w:t>
-      </w:r>
-      <w:r>
-        <w:t xml:space="preserve">Bakshi, G., Kapadia, N.: Delta-hedged gains and the negative market volatility</w:t>
-      </w:r>
-      <w:r>
-        <w:t xml:space="preserve"> </w:t>
-      </w:r>
-      <w:r>
-        <w:t xml:space="preserve">risk premium. Rev. Financ. Stud.</w:t>
-      </w:r>
-      <w:r>
-        <w:t xml:space="preserve"> </w:t>
-      </w:r>
-      <w:r>
-        <w:rPr>
-          <w:bCs/>
-          <w:b/>
-        </w:rPr>
-        <w:t xml:space="preserve">16</w:t>
-      </w:r>
-      <w:r>
-        <w:t xml:space="preserve">(2), 527–566 (2003)</w:t>
-      </w:r>
-    </w:p>
-    <w:bookmarkEnd w:id="52"/>
+    <w:bookmarkEnd w:id="48"/>
     <w:sectPr/>
   </w:body>
 </w:document>
